--- a/01_proyecto/trim2/02_casos_de_uso/Plantilla_Casos_de_Usos FINAL.docx
+++ b/01_proyecto/trim2/02_casos_de_uso/Plantilla_Casos_de_Usos FINAL.docx
@@ -20415,7 +20415,7 @@
               </w:rPr>
             </w:pPr>
             <w:r>
-              <w:t>Gestionar inventario, incluyendo tallas y colores</w:t>
+              <w:t>Gestionar inventario, incluyendo colores</w:t>
             </w:r>
           </w:p>
         </w:tc>
@@ -20662,7 +20662,7 @@
               </w:rPr>
             </w:pPr>
             <w:r>
-              <w:t>El administrador podrá gestionar el inventario de productos, incluyendo las tallas y colores disponibles, para asegurar que la tienda esté actualizada.</w:t>
+              <w:t>El administrador podrá gestionar el inventario de productos, incluyendo colores disponibles, para asegurar que la tienda esté actualizada.</w:t>
             </w:r>
           </w:p>
         </w:tc>
@@ -20948,7 +20948,7 @@
               <w:ind w:left="0" w:hanging="2"/>
             </w:pPr>
             <w:r>
-              <w:t>El sistema muestra la información de los productos (productos, tallas y colores)</w:t>
+              <w:t xml:space="preserve">El sistema muestra la información de los productos </w:t>
             </w:r>
           </w:p>
         </w:tc>
@@ -21015,7 +21015,7 @@
               <w:ind w:left="0" w:hanging="2"/>
             </w:pPr>
             <w:r>
-              <w:t>El actor puede realizar ajustes del inventario (productos, tallas y colores)</w:t>
+              <w:t>El actor puede realizar ajustes del inventario</w:t>
             </w:r>
           </w:p>
         </w:tc>
@@ -21946,7 +21946,16 @@
                 <w:sz w:val="22"/>
                 <w:szCs w:val="22"/>
               </w:rPr>
-              <w:t>Crear y administrar categorías y subcategorías</w:t>
+              <w:t>A</w:t>
+            </w:r>
+            <w:r>
+              <w:rPr>
+                <w:rFonts w:ascii="Arial" w:eastAsia="Arial" w:hAnsi="Arial" w:cs="Arial"/>
+                <w:b/>
+                <w:sz w:val="22"/>
+                <w:szCs w:val="22"/>
+              </w:rPr>
+              <w:t>dministrar categorías</w:t>
             </w:r>
           </w:p>
         </w:tc>
@@ -22198,7 +22207,39 @@
                 <w:sz w:val="22"/>
                 <w:szCs w:val="22"/>
               </w:rPr>
-              <w:t>El administrador podrá crear y organizar productos en categorías y subcategorías, facilitando la navegación y la búsqueda de productos por parte de los usuarios.</w:t>
+              <w:t xml:space="preserve">El administrador podrá </w:t>
+            </w:r>
+            <w:r>
+              <w:rPr>
+                <w:rFonts w:ascii="Arial" w:eastAsia="Arial" w:hAnsi="Arial" w:cs="Arial"/>
+                <w:sz w:val="22"/>
+                <w:szCs w:val="22"/>
+              </w:rPr>
+              <w:t>administrar</w:t>
+            </w:r>
+            <w:r>
+              <w:rPr>
+                <w:rFonts w:ascii="Arial" w:eastAsia="Arial" w:hAnsi="Arial" w:cs="Arial"/>
+                <w:sz w:val="22"/>
+                <w:szCs w:val="22"/>
+              </w:rPr>
+              <w:t xml:space="preserve"> productos en categoría</w:t>
+            </w:r>
+            <w:r>
+              <w:rPr>
+                <w:rFonts w:ascii="Arial" w:eastAsia="Arial" w:hAnsi="Arial" w:cs="Arial"/>
+                <w:sz w:val="22"/>
+                <w:szCs w:val="22"/>
+              </w:rPr>
+              <w:t>s</w:t>
+            </w:r>
+            <w:r>
+              <w:rPr>
+                <w:rFonts w:ascii="Arial" w:eastAsia="Arial" w:hAnsi="Arial" w:cs="Arial"/>
+                <w:sz w:val="22"/>
+                <w:szCs w:val="22"/>
+              </w:rPr>
+              <w:t>, facilitando la navegación y la búsqueda de productos por parte de los usuarios.</w:t>
             </w:r>
           </w:p>
         </w:tc>
@@ -22440,12 +22481,7 @@
               </w:rPr>
             </w:pPr>
             <w:r>
-              <w:rPr>
-                <w:rFonts w:ascii="Arial" w:eastAsia="Arial" w:hAnsi="Arial" w:cs="Arial"/>
-                <w:sz w:val="22"/>
-                <w:szCs w:val="22"/>
-              </w:rPr>
-              <w:t>El actor inicia sesión</w:t>
+              <w:t xml:space="preserve">El actor accede al módulo de gestión de inventario.  </w:t>
             </w:r>
           </w:p>
         </w:tc>
@@ -22517,12 +22553,7 @@
               </w:rPr>
             </w:pPr>
             <w:r>
-              <w:rPr>
-                <w:rFonts w:ascii="Arial" w:eastAsia="Arial" w:hAnsi="Arial" w:cs="Arial"/>
-                <w:sz w:val="22"/>
-                <w:szCs w:val="22"/>
-              </w:rPr>
-              <w:t>El actor selecciona la sección de edición de pagina</w:t>
+              <w:t>El sistema muestra la información de los productos</w:t>
             </w:r>
           </w:p>
         </w:tc>
@@ -22594,12 +22625,10 @@
               </w:rPr>
             </w:pPr>
             <w:r>
-              <w:rPr>
-                <w:rFonts w:ascii="Arial" w:eastAsia="Arial" w:hAnsi="Arial" w:cs="Arial"/>
-                <w:sz w:val="22"/>
-                <w:szCs w:val="22"/>
-              </w:rPr>
-              <w:t>El actor se dirige a la parte de categorías</w:t>
+              <w:t xml:space="preserve">El actor puede </w:t>
+            </w:r>
+            <w:r>
+              <w:t>realizar la gestión de las categorías</w:t>
             </w:r>
           </w:p>
         </w:tc>
@@ -22676,7 +22705,15 @@
                 <w:sz w:val="22"/>
                 <w:szCs w:val="22"/>
               </w:rPr>
-              <w:t>El actor agrega u organiza las categorías</w:t>
+              <w:t xml:space="preserve">El actor </w:t>
+            </w:r>
+            <w:r>
+              <w:rPr>
+                <w:rFonts w:ascii="Arial" w:eastAsia="Arial" w:hAnsi="Arial" w:cs="Arial"/>
+                <w:sz w:val="22"/>
+                <w:szCs w:val="22"/>
+              </w:rPr>
+              <w:t>guarda los ajustes</w:t>
             </w:r>
           </w:p>
         </w:tc>
@@ -22790,8 +22827,26 @@
                 <w:sz w:val="22"/>
                 <w:szCs w:val="22"/>
               </w:rPr>
-              <w:t>El actor puede agregar u organizar categorías o subcategorías</w:t>
-            </w:r>
+              <w:t xml:space="preserve">El actor puede </w:t>
+            </w:r>
+            <w:r>
+              <w:rPr>
+                <w:rFonts w:ascii="Arial" w:eastAsia="Arial" w:hAnsi="Arial" w:cs="Arial"/>
+                <w:sz w:val="22"/>
+                <w:szCs w:val="22"/>
+              </w:rPr>
+              <w:t xml:space="preserve">utilizar las </w:t>
+            </w:r>
+            <w:proofErr w:type="spellStart"/>
+            <w:r>
+              <w:rPr>
+                <w:rFonts w:ascii="Arial" w:eastAsia="Arial" w:hAnsi="Arial" w:cs="Arial"/>
+                <w:sz w:val="22"/>
+                <w:szCs w:val="22"/>
+              </w:rPr>
+              <w:t>categorias</w:t>
+            </w:r>
+            <w:proofErr w:type="spellEnd"/>
           </w:p>
         </w:tc>
       </w:tr>
@@ -27767,25 +27822,7 @@
                 <w:sz w:val="22"/>
                 <w:szCs w:val="22"/>
               </w:rPr>
-              <w:t xml:space="preserve">No se pudo realizar el </w:t>
-            </w:r>
-            <w:proofErr w:type="spellStart"/>
-            <w:r>
-              <w:rPr>
-                <w:rFonts w:ascii="Arial" w:eastAsia="Arial" w:hAnsi="Arial" w:cs="Arial"/>
-                <w:sz w:val="22"/>
-                <w:szCs w:val="22"/>
-              </w:rPr>
-              <w:t>calculo</w:t>
-            </w:r>
-            <w:proofErr w:type="spellEnd"/>
-            <w:r>
-              <w:rPr>
-                <w:rFonts w:ascii="Arial" w:eastAsia="Arial" w:hAnsi="Arial" w:cs="Arial"/>
-                <w:sz w:val="22"/>
-                <w:szCs w:val="22"/>
-              </w:rPr>
-              <w:t xml:space="preserve"> de la compra por un error del sistema</w:t>
+              <w:t>No se pudo realizar el calculo de la compra por un error del sistema</w:t>
             </w:r>
           </w:p>
         </w:tc>
@@ -55575,28 +55612,28 @@
 </file>
 
 <file path=customXml/item1.xml><?xml version="1.0" encoding="utf-8"?>
+<b:Sources xmlns:b="http://schemas.openxmlformats.org/officeDocument/2006/bibliography" xmlns="http://schemas.openxmlformats.org/officeDocument/2006/bibliography" SelectedStyle="\APASixthEditionOfficeOnline.xsl" StyleName="APA" Version="6"/>
+</file>
+
+<file path=customXml/item2.xml><?xml version="1.0" encoding="utf-8"?>
 <go:gDocsCustomXmlDataStorage xmlns:go="http://customooxmlschemas.google.com/" xmlns:r="http://schemas.openxmlformats.org/officeDocument/2006/relationships" uri="GoogleDocsCustomDataVersion2">
   <go:docsCustomData xmlns:go="http://customooxmlschemas.google.com/" roundtripDataSignature="AMtx7mhDqlZfX/xQTJH2LoW5k0hNor4+zw==">CgMxLjAaHwoBMBIaChgICVIUChJ0YWJsZS5tNm8yOXBzNW9hcmY4AHIhMTk5YW13MlZTNnNjc21JYW1FRjNsZUl5ZmdhekJKbkc1</go:docsCustomData>
 </go:gDocsCustomXmlDataStorage>
 </file>
 
-<file path=customXml/item2.xml><?xml version="1.0" encoding="utf-8"?>
-<b:Sources xmlns:b="http://schemas.openxmlformats.org/officeDocument/2006/bibliography" xmlns="http://schemas.openxmlformats.org/officeDocument/2006/bibliography" SelectedStyle="\APASixthEditionOfficeOnline.xsl" StyleName="APA" Version="6"/>
+<file path=customXml/itemProps1.xml><?xml version="1.0" encoding="utf-8"?>
+<ds:datastoreItem xmlns:ds="http://schemas.openxmlformats.org/officeDocument/2006/customXml" ds:itemID="{22132985-FE5B-4289-8888-26BF9381A523}">
+  <ds:schemaRefs>
+    <ds:schemaRef ds:uri="http://schemas.openxmlformats.org/officeDocument/2006/bibliography"/>
+  </ds:schemaRefs>
+</ds:datastoreItem>
 </file>
 
-<file path=customXml/itemProps1.xml><?xml version="1.0" encoding="utf-8"?>
+<file path=customXml/itemProps2.xml><?xml version="1.0" encoding="utf-8"?>
 <ds:datastoreItem xmlns:ds="http://schemas.openxmlformats.org/officeDocument/2006/customXml" ds:itemID="{11111111-1234-1234-1234-123412341234}">
   <ds:schemaRefs>
     <ds:schemaRef ds:uri="http://customooxmlschemas.google.com/"/>
     <ds:schemaRef ds:uri="http://schemas.openxmlformats.org/officeDocument/2006/relationships"/>
   </ds:schemaRefs>
 </ds:datastoreItem>
-</file>
-
-<file path=customXml/itemProps2.xml><?xml version="1.0" encoding="utf-8"?>
-<ds:datastoreItem xmlns:ds="http://schemas.openxmlformats.org/officeDocument/2006/customXml" ds:itemID="{22132985-FE5B-4289-8888-26BF9381A523}">
-  <ds:schemaRefs>
-    <ds:schemaRef ds:uri="http://schemas.openxmlformats.org/officeDocument/2006/bibliography"/>
-  </ds:schemaRefs>
-</ds:datastoreItem>
 </file>
--- a/01_proyecto/trim2/02_casos_de_uso/Plantilla_Casos_de_Usos FINAL.docx
+++ b/01_proyecto/trim2/02_casos_de_uso/Plantilla_Casos_de_Usos FINAL.docx
@@ -20415,7 +20415,13 @@
               </w:rPr>
             </w:pPr>
             <w:r>
-              <w:t>Gestionar inventario, incluyendo colores</w:t>
+              <w:t>Gestionar inventario</w:t>
+            </w:r>
+            <w:r>
+              <w:t xml:space="preserve"> y</w:t>
+            </w:r>
+            <w:r>
+              <w:t xml:space="preserve"> colores</w:t>
             </w:r>
           </w:p>
         </w:tc>
@@ -23571,7 +23577,25 @@
                 <w:sz w:val="22"/>
                 <w:szCs w:val="22"/>
               </w:rPr>
-              <w:t xml:space="preserve">Configurar precios y descuentos de los productos                          </w:t>
+              <w:t>Configurar</w:t>
+            </w:r>
+            <w:r>
+              <w:rPr>
+                <w:rFonts w:ascii="Arial" w:eastAsia="Arial" w:hAnsi="Arial" w:cs="Arial"/>
+                <w:b/>
+                <w:sz w:val="22"/>
+                <w:szCs w:val="22"/>
+              </w:rPr>
+              <w:t xml:space="preserve"> promociones</w:t>
+            </w:r>
+            <w:r>
+              <w:rPr>
+                <w:rFonts w:ascii="Arial" w:eastAsia="Arial" w:hAnsi="Arial" w:cs="Arial"/>
+                <w:b/>
+                <w:sz w:val="22"/>
+                <w:szCs w:val="22"/>
+              </w:rPr>
+              <w:t xml:space="preserve"> de los productos                          </w:t>
             </w:r>
           </w:p>
         </w:tc>
@@ -23823,7 +23847,23 @@
                 <w:sz w:val="22"/>
                 <w:szCs w:val="22"/>
               </w:rPr>
-              <w:t>El administrador podrá configurar los precios de los productos, así como aplicar descuentos y promociones específicas según sea necesario.</w:t>
+              <w:t xml:space="preserve">El administrador podrá configurar </w:t>
+            </w:r>
+            <w:r>
+              <w:rPr>
+                <w:rFonts w:ascii="Arial" w:eastAsia="Arial" w:hAnsi="Arial" w:cs="Arial"/>
+                <w:sz w:val="22"/>
+                <w:szCs w:val="22"/>
+              </w:rPr>
+              <w:t>las</w:t>
+            </w:r>
+            <w:r>
+              <w:rPr>
+                <w:rFonts w:ascii="Arial" w:eastAsia="Arial" w:hAnsi="Arial" w:cs="Arial"/>
+                <w:sz w:val="22"/>
+                <w:szCs w:val="22"/>
+              </w:rPr>
+              <w:t xml:space="preserve"> promociones específicas según sea necesario.</w:t>
             </w:r>
           </w:p>
         </w:tc>
@@ -24146,7 +24186,15 @@
                 <w:sz w:val="22"/>
                 <w:szCs w:val="22"/>
               </w:rPr>
-              <w:t>El actor selecciona la sección productos</w:t>
+              <w:t xml:space="preserve">El actor </w:t>
+            </w:r>
+            <w:r>
+              <w:rPr>
+                <w:rFonts w:ascii="Arial" w:eastAsia="Arial" w:hAnsi="Arial" w:cs="Arial"/>
+                <w:sz w:val="22"/>
+                <w:szCs w:val="22"/>
+              </w:rPr>
+              <w:t>busca la sección de promociones</w:t>
             </w:r>
           </w:p>
         </w:tc>
@@ -24223,8 +24271,26 @@
                 <w:sz w:val="22"/>
                 <w:szCs w:val="22"/>
               </w:rPr>
-              <w:t>El sistema detecta si hay productos</w:t>
-            </w:r>
+              <w:t xml:space="preserve">El </w:t>
+            </w:r>
+            <w:r>
+              <w:rPr>
+                <w:rFonts w:ascii="Arial" w:eastAsia="Arial" w:hAnsi="Arial" w:cs="Arial"/>
+                <w:sz w:val="22"/>
+                <w:szCs w:val="22"/>
+              </w:rPr>
+              <w:t xml:space="preserve">actor crea una </w:t>
+            </w:r>
+            <w:proofErr w:type="spellStart"/>
+            <w:r>
+              <w:rPr>
+                <w:rFonts w:ascii="Arial" w:eastAsia="Arial" w:hAnsi="Arial" w:cs="Arial"/>
+                <w:sz w:val="22"/>
+                <w:szCs w:val="22"/>
+              </w:rPr>
+              <w:t>promocion</w:t>
+            </w:r>
+            <w:proofErr w:type="spellEnd"/>
           </w:p>
         </w:tc>
       </w:tr>
@@ -24377,7 +24443,15 @@
                 <w:sz w:val="22"/>
                 <w:szCs w:val="22"/>
               </w:rPr>
-              <w:t>El actor actualiza el valor del producto o aplica un descuento</w:t>
+              <w:t xml:space="preserve">El actor aplica </w:t>
+            </w:r>
+            <w:r>
+              <w:rPr>
+                <w:rFonts w:ascii="Arial" w:eastAsia="Arial" w:hAnsi="Arial" w:cs="Arial"/>
+                <w:sz w:val="22"/>
+                <w:szCs w:val="22"/>
+              </w:rPr>
+              <w:t>la promoción a un producto</w:t>
             </w:r>
           </w:p>
         </w:tc>
@@ -24645,7 +24719,23 @@
                 <w:sz w:val="22"/>
                 <w:szCs w:val="22"/>
               </w:rPr>
-              <w:t xml:space="preserve">El sistema muestra el nuevo precio o descuento del producto </w:t>
+              <w:t xml:space="preserve">El sistema muestra </w:t>
+            </w:r>
+            <w:r>
+              <w:rPr>
+                <w:rFonts w:ascii="Arial" w:eastAsia="Arial" w:hAnsi="Arial" w:cs="Arial"/>
+                <w:sz w:val="22"/>
+                <w:szCs w:val="22"/>
+              </w:rPr>
+              <w:t>la promocion</w:t>
+            </w:r>
+            <w:r>
+              <w:rPr>
+                <w:rFonts w:ascii="Arial" w:eastAsia="Arial" w:hAnsi="Arial" w:cs="Arial"/>
+                <w:sz w:val="22"/>
+                <w:szCs w:val="22"/>
+              </w:rPr>
+              <w:t xml:space="preserve"> del producto </w:t>
             </w:r>
           </w:p>
         </w:tc>
@@ -55612,28 +55702,28 @@
 </file>
 
 <file path=customXml/item1.xml><?xml version="1.0" encoding="utf-8"?>
-<b:Sources xmlns:b="http://schemas.openxmlformats.org/officeDocument/2006/bibliography" xmlns="http://schemas.openxmlformats.org/officeDocument/2006/bibliography" SelectedStyle="\APASixthEditionOfficeOnline.xsl" StyleName="APA" Version="6"/>
-</file>
-
-<file path=customXml/item2.xml><?xml version="1.0" encoding="utf-8"?>
 <go:gDocsCustomXmlDataStorage xmlns:go="http://customooxmlschemas.google.com/" xmlns:r="http://schemas.openxmlformats.org/officeDocument/2006/relationships" uri="GoogleDocsCustomDataVersion2">
   <go:docsCustomData xmlns:go="http://customooxmlschemas.google.com/" roundtripDataSignature="AMtx7mhDqlZfX/xQTJH2LoW5k0hNor4+zw==">CgMxLjAaHwoBMBIaChgICVIUChJ0YWJsZS5tNm8yOXBzNW9hcmY4AHIhMTk5YW13MlZTNnNjc21JYW1FRjNsZUl5ZmdhekJKbkc1</go:docsCustomData>
 </go:gDocsCustomXmlDataStorage>
 </file>
 
-<file path=customXml/itemProps1.xml><?xml version="1.0" encoding="utf-8"?>
-<ds:datastoreItem xmlns:ds="http://schemas.openxmlformats.org/officeDocument/2006/customXml" ds:itemID="{22132985-FE5B-4289-8888-26BF9381A523}">
-  <ds:schemaRefs>
-    <ds:schemaRef ds:uri="http://schemas.openxmlformats.org/officeDocument/2006/bibliography"/>
-  </ds:schemaRefs>
-</ds:datastoreItem>
+<file path=customXml/item2.xml><?xml version="1.0" encoding="utf-8"?>
+<b:Sources xmlns:b="http://schemas.openxmlformats.org/officeDocument/2006/bibliography" xmlns="http://schemas.openxmlformats.org/officeDocument/2006/bibliography" SelectedStyle="\APASixthEditionOfficeOnline.xsl" StyleName="APA" Version="6"/>
 </file>
 
-<file path=customXml/itemProps2.xml><?xml version="1.0" encoding="utf-8"?>
+<file path=customXml/itemProps1.xml><?xml version="1.0" encoding="utf-8"?>
 <ds:datastoreItem xmlns:ds="http://schemas.openxmlformats.org/officeDocument/2006/customXml" ds:itemID="{11111111-1234-1234-1234-123412341234}">
   <ds:schemaRefs>
     <ds:schemaRef ds:uri="http://customooxmlschemas.google.com/"/>
     <ds:schemaRef ds:uri="http://schemas.openxmlformats.org/officeDocument/2006/relationships"/>
   </ds:schemaRefs>
 </ds:datastoreItem>
+</file>
+
+<file path=customXml/itemProps2.xml><?xml version="1.0" encoding="utf-8"?>
+<ds:datastoreItem xmlns:ds="http://schemas.openxmlformats.org/officeDocument/2006/customXml" ds:itemID="{22132985-FE5B-4289-8888-26BF9381A523}">
+  <ds:schemaRefs>
+    <ds:schemaRef ds:uri="http://schemas.openxmlformats.org/officeDocument/2006/bibliography"/>
+  </ds:schemaRefs>
+</ds:datastoreItem>
 </file>
--- a/01_proyecto/trim2/02_casos_de_uso/Plantilla_Casos_de_Usos FINAL.docx
+++ b/01_proyecto/trim2/02_casos_de_uso/Plantilla_Casos_de_Usos FINAL.docx
@@ -10350,59 +10350,13 @@
               </w:rPr>
               <w:t xml:space="preserve"> como </w:t>
             </w:r>
-          </w:p>
-          <w:p>
-            <w:pPr>
-              <w:ind w:left="0" w:hanging="2"/>
-              <w:rPr>
-                <w:rFonts w:ascii="Arial" w:eastAsia="Arial" w:hAnsi="Arial" w:cs="Arial"/>
-                <w:sz w:val="22"/>
-                <w:szCs w:val="22"/>
-              </w:rPr>
-            </w:pPr>
-            <w:r>
-              <w:rPr>
-                <w:rFonts w:ascii="Arial" w:eastAsia="Arial" w:hAnsi="Arial" w:cs="Arial"/>
-                <w:sz w:val="22"/>
-                <w:szCs w:val="22"/>
-              </w:rPr>
-              <w:t xml:space="preserve">calzado: botas, Running, </w:t>
-            </w:r>
-            <w:proofErr w:type="spellStart"/>
-            <w:r>
-              <w:rPr>
-                <w:rFonts w:ascii="Arial" w:eastAsia="Arial" w:hAnsi="Arial" w:cs="Arial"/>
-                <w:sz w:val="22"/>
-                <w:szCs w:val="22"/>
-              </w:rPr>
-              <w:t>Skateboard</w:t>
-            </w:r>
-            <w:proofErr w:type="spellEnd"/>
-            <w:r>
-              <w:rPr>
-                <w:rFonts w:ascii="Arial" w:eastAsia="Arial" w:hAnsi="Arial" w:cs="Arial"/>
-                <w:sz w:val="22"/>
-                <w:szCs w:val="22"/>
-              </w:rPr>
-              <w:t>, (Botines- solo para dama)</w:t>
-            </w:r>
-          </w:p>
-          <w:p>
-            <w:pPr>
-              <w:ind w:left="0" w:hanging="2"/>
-              <w:rPr>
-                <w:rFonts w:ascii="Arial" w:eastAsia="Arial" w:hAnsi="Arial" w:cs="Arial"/>
-                <w:sz w:val="22"/>
-                <w:szCs w:val="22"/>
-              </w:rPr>
-            </w:pPr>
-            <w:r>
-              <w:rPr>
-                <w:rFonts w:ascii="Arial" w:eastAsia="Arial" w:hAnsi="Arial" w:cs="Arial"/>
-                <w:sz w:val="22"/>
-                <w:szCs w:val="22"/>
-              </w:rPr>
-              <w:t>Bolsos: Riñonera, Bandolera, morrales, Bolso Tote, Cartucheras, Neceser, Cosmetiquera</w:t>
+            <w:r>
+              <w:rPr>
+                <w:rFonts w:ascii="Arial" w:eastAsia="Arial" w:hAnsi="Arial" w:cs="Arial"/>
+                <w:sz w:val="22"/>
+                <w:szCs w:val="22"/>
+              </w:rPr>
+              <w:t>Hombre, mujer, niños</w:t>
             </w:r>
           </w:p>
         </w:tc>
@@ -30096,6 +30050,9 @@
           <w:p>
             <w:pPr>
               <w:ind w:leftChars="0" w:left="0" w:firstLineChars="0" w:firstLine="0"/>
+              <w:rPr>
+                <w:u w:val="single"/>
+              </w:rPr>
             </w:pPr>
             <w:r>
               <w:rPr>
@@ -30121,7 +30078,7 @@
                 <w:sz w:val="22"/>
                 <w:szCs w:val="22"/>
               </w:rPr>
-              <w:t xml:space="preserve"> de forma segura y rápida, con múltiples opciones de pago.</w:t>
+              <w:t xml:space="preserve"> de forma segura y rápida</w:t>
             </w:r>
           </w:p>
         </w:tc>
@@ -31520,7 +31477,7 @@
               </w:rPr>
             </w:pPr>
             <w:r>
-              <w:t>Seleccionar dirección de envío y facturación</w:t>
+              <w:t xml:space="preserve">Seleccionar dirección de envío </w:t>
             </w:r>
           </w:p>
         </w:tc>
@@ -31772,7 +31729,7 @@
                 <w:sz w:val="22"/>
                 <w:szCs w:val="22"/>
               </w:rPr>
-              <w:t>Los usuarios podrán seleccionar o agregar una dirección de envío y facturación para completar su compra.</w:t>
+              <w:t xml:space="preserve">Los usuarios podrán seleccionar o agregar una dirección de envío </w:t>
             </w:r>
           </w:p>
         </w:tc>
@@ -32142,18 +32099,8 @@
                 <w:sz w:val="22"/>
                 <w:szCs w:val="22"/>
               </w:rPr>
-              <w:t xml:space="preserve"> y </w:t>
-            </w:r>
-            <w:proofErr w:type="spellStart"/>
-            <w:r>
-              <w:rPr>
-                <w:rFonts w:ascii="Arial" w:eastAsia="Arial" w:hAnsi="Arial" w:cs="Arial"/>
-                <w:sz w:val="22"/>
-                <w:szCs w:val="22"/>
-              </w:rPr>
-              <w:t>facturacion</w:t>
-            </w:r>
-            <w:proofErr w:type="spellEnd"/>
+              <w:t xml:space="preserve"> </w:t>
+            </w:r>
           </w:p>
         </w:tc>
       </w:tr>
@@ -33259,8 +33206,13 @@
               <w:t xml:space="preserve">El sistema permitirá seleccionar entre diferentes métodos de pago, como tarjeta de crédito, </w:t>
             </w:r>
             <w:r>
-              <w:t>PSE</w:t>
-            </w:r>
+              <w:t xml:space="preserve">Visa, </w:t>
+            </w:r>
+            <w:proofErr w:type="spellStart"/>
+            <w:r>
+              <w:t>masterCard</w:t>
+            </w:r>
+            <w:proofErr w:type="spellEnd"/>
           </w:p>
         </w:tc>
       </w:tr>
@@ -33575,7 +33527,7 @@
                 <w:sz w:val="22"/>
                 <w:szCs w:val="22"/>
               </w:rPr>
-              <w:t>El usuario selecciona el método de pago (tarjeta de crédito, PayPal, etc.).</w:t>
+              <w:t xml:space="preserve">El usuario selecciona el método de pago </w:t>
             </w:r>
           </w:p>
         </w:tc>
@@ -48514,1609 +48466,6 @@
     <w:p>
       <w:pPr>
         <w:spacing w:line="480" w:lineRule="auto"/>
-        <w:ind w:left="1" w:hanging="3"/>
-        <w:jc w:val="center"/>
-        <w:rPr>
-          <w:b/>
-          <w:bCs/>
-          <w:sz w:val="32"/>
-          <w:szCs w:val="32"/>
-        </w:rPr>
-      </w:pPr>
-      <w:bookmarkStart w:id="7" w:name="_Hlk214216460"/>
-      <w:r>
-        <w:rPr>
-          <w:b/>
-          <w:bCs/>
-          <w:sz w:val="32"/>
-          <w:szCs w:val="32"/>
-        </w:rPr>
-        <w:t xml:space="preserve">Módulo </w:t>
-      </w:r>
-      <w:r>
-        <w:rPr>
-          <w:b/>
-          <w:bCs/>
-          <w:sz w:val="32"/>
-          <w:szCs w:val="32"/>
-        </w:rPr>
-        <w:t>8</w:t>
-      </w:r>
-      <w:r>
-        <w:rPr>
-          <w:b/>
-          <w:bCs/>
-          <w:sz w:val="32"/>
-          <w:szCs w:val="32"/>
-        </w:rPr>
-        <w:t xml:space="preserve"> – Atención y Soporte al Cliente</w:t>
-      </w:r>
-    </w:p>
-    <w:tbl>
-      <w:tblPr>
-        <w:tblStyle w:val="af6"/>
-        <w:tblW w:w="8644" w:type="dxa"/>
-        <w:tblInd w:w="5" w:type="dxa"/>
-        <w:tblBorders>
-          <w:top w:val="single" w:sz="4" w:space="0" w:color="000000"/>
-          <w:left w:val="single" w:sz="4" w:space="0" w:color="000000"/>
-          <w:bottom w:val="single" w:sz="4" w:space="0" w:color="000000"/>
-          <w:right w:val="single" w:sz="4" w:space="0" w:color="000000"/>
-          <w:insideH w:val="single" w:sz="4" w:space="0" w:color="000000"/>
-          <w:insideV w:val="single" w:sz="4" w:space="0" w:color="000000"/>
-        </w:tblBorders>
-        <w:tblLayout w:type="fixed"/>
-        <w:tblLook w:val="0000" w:firstRow="0" w:lastRow="0" w:firstColumn="0" w:lastColumn="0" w:noHBand="0" w:noVBand="0"/>
-      </w:tblPr>
-      <w:tblGrid>
-        <w:gridCol w:w="2881"/>
-        <w:gridCol w:w="789"/>
-        <w:gridCol w:w="4974"/>
-      </w:tblGrid>
-      <w:tr>
-        <w:trPr>
-          <w:cantSplit/>
-          <w:trHeight w:val="299"/>
-        </w:trPr>
-        <w:tc>
-          <w:tcPr>
-            <w:tcW w:w="2881" w:type="dxa"/>
-            <w:shd w:val="clear" w:color="auto" w:fill="D9D9D9"/>
-          </w:tcPr>
-          <w:bookmarkEnd w:id="7"/>
-          <w:p>
-            <w:pPr>
-              <w:tabs>
-                <w:tab w:val="left" w:pos="1874"/>
-              </w:tabs>
-              <w:ind w:left="0" w:hanging="2"/>
-              <w:rPr>
-                <w:rFonts w:ascii="Arial" w:eastAsia="Arial" w:hAnsi="Arial" w:cs="Arial"/>
-                <w:sz w:val="22"/>
-                <w:szCs w:val="22"/>
-              </w:rPr>
-            </w:pPr>
-            <w:r>
-              <w:t>RF0</w:t>
-            </w:r>
-            <w:r>
-              <w:t>32</w:t>
-            </w:r>
-          </w:p>
-        </w:tc>
-        <w:tc>
-          <w:tcPr>
-            <w:tcW w:w="5763" w:type="dxa"/>
-            <w:gridSpan w:val="2"/>
-            <w:shd w:val="clear" w:color="auto" w:fill="D9D9D9"/>
-          </w:tcPr>
-          <w:p>
-            <w:pPr>
-              <w:ind w:left="0" w:hanging="2"/>
-              <w:rPr>
-                <w:rFonts w:ascii="Arial" w:eastAsia="Arial" w:hAnsi="Arial" w:cs="Arial"/>
-                <w:sz w:val="22"/>
-                <w:szCs w:val="22"/>
-              </w:rPr>
-            </w:pPr>
-          </w:p>
-        </w:tc>
-      </w:tr>
-      <w:tr>
-        <w:trPr>
-          <w:cantSplit/>
-        </w:trPr>
-        <w:tc>
-          <w:tcPr>
-            <w:tcW w:w="2881" w:type="dxa"/>
-            <w:tcBorders>
-              <w:top w:val="single" w:sz="4" w:space="0" w:color="000000"/>
-              <w:left w:val="single" w:sz="4" w:space="0" w:color="000000"/>
-              <w:bottom w:val="single" w:sz="4" w:space="0" w:color="000000"/>
-              <w:right w:val="single" w:sz="4" w:space="0" w:color="000000"/>
-            </w:tcBorders>
-          </w:tcPr>
-          <w:p>
-            <w:pPr>
-              <w:ind w:left="0" w:hanging="2"/>
-              <w:rPr>
-                <w:rFonts w:ascii="Arial" w:eastAsia="Arial" w:hAnsi="Arial" w:cs="Arial"/>
-                <w:sz w:val="22"/>
-                <w:szCs w:val="22"/>
-              </w:rPr>
-            </w:pPr>
-            <w:r>
-              <w:rPr>
-                <w:rFonts w:ascii="Arial" w:eastAsia="Arial" w:hAnsi="Arial" w:cs="Arial"/>
-                <w:b/>
-                <w:sz w:val="22"/>
-                <w:szCs w:val="22"/>
-              </w:rPr>
-              <w:t>Caso de uso</w:t>
-            </w:r>
-          </w:p>
-        </w:tc>
-        <w:tc>
-          <w:tcPr>
-            <w:tcW w:w="5763" w:type="dxa"/>
-            <w:gridSpan w:val="2"/>
-            <w:tcBorders>
-              <w:top w:val="single" w:sz="4" w:space="0" w:color="000000"/>
-              <w:left w:val="single" w:sz="4" w:space="0" w:color="000000"/>
-              <w:bottom w:val="single" w:sz="4" w:space="0" w:color="000000"/>
-              <w:right w:val="single" w:sz="4" w:space="0" w:color="000000"/>
-            </w:tcBorders>
-          </w:tcPr>
-          <w:p>
-            <w:pPr>
-              <w:ind w:leftChars="0" w:left="0" w:firstLineChars="0" w:firstLine="0"/>
-              <w:rPr>
-                <w:rFonts w:ascii="Arial" w:eastAsia="Arial" w:hAnsi="Arial" w:cs="Arial"/>
-                <w:b/>
-                <w:bCs/>
-                <w:sz w:val="22"/>
-                <w:szCs w:val="22"/>
-              </w:rPr>
-            </w:pPr>
-            <w:r>
-              <w:rPr>
-                <w:b/>
-                <w:bCs/>
-              </w:rPr>
-              <w:t xml:space="preserve">Consultar </w:t>
-            </w:r>
-            <w:r>
-              <w:rPr>
-                <w:b/>
-                <w:bCs/>
-              </w:rPr>
-              <w:t xml:space="preserve">preguntas </w:t>
-            </w:r>
-            <w:r>
-              <w:rPr>
-                <w:b/>
-                <w:bCs/>
-              </w:rPr>
-              <w:t>sobre la pagina</w:t>
-            </w:r>
-          </w:p>
-        </w:tc>
-      </w:tr>
-      <w:tr>
-        <w:trPr>
-          <w:cantSplit/>
-        </w:trPr>
-        <w:tc>
-          <w:tcPr>
-            <w:tcW w:w="2881" w:type="dxa"/>
-            <w:tcBorders>
-              <w:top w:val="single" w:sz="4" w:space="0" w:color="000000"/>
-              <w:left w:val="single" w:sz="4" w:space="0" w:color="000000"/>
-              <w:bottom w:val="single" w:sz="4" w:space="0" w:color="000000"/>
-              <w:right w:val="single" w:sz="4" w:space="0" w:color="000000"/>
-            </w:tcBorders>
-          </w:tcPr>
-          <w:p>
-            <w:pPr>
-              <w:ind w:left="0" w:hanging="2"/>
-              <w:rPr>
-                <w:rFonts w:ascii="Arial" w:eastAsia="Arial" w:hAnsi="Arial" w:cs="Arial"/>
-                <w:sz w:val="22"/>
-                <w:szCs w:val="22"/>
-              </w:rPr>
-            </w:pPr>
-            <w:r>
-              <w:rPr>
-                <w:rFonts w:ascii="Arial" w:eastAsia="Arial" w:hAnsi="Arial" w:cs="Arial"/>
-                <w:b/>
-                <w:sz w:val="22"/>
-                <w:szCs w:val="22"/>
-              </w:rPr>
-              <w:t>Versión</w:t>
-            </w:r>
-          </w:p>
-        </w:tc>
-        <w:tc>
-          <w:tcPr>
-            <w:tcW w:w="5763" w:type="dxa"/>
-            <w:gridSpan w:val="2"/>
-            <w:tcBorders>
-              <w:top w:val="single" w:sz="4" w:space="0" w:color="000000"/>
-              <w:left w:val="single" w:sz="4" w:space="0" w:color="000000"/>
-              <w:bottom w:val="single" w:sz="4" w:space="0" w:color="000000"/>
-              <w:right w:val="single" w:sz="4" w:space="0" w:color="000000"/>
-            </w:tcBorders>
-          </w:tcPr>
-          <w:p>
-            <w:pPr>
-              <w:ind w:left="0" w:hanging="2"/>
-              <w:rPr>
-                <w:rFonts w:ascii="Arial" w:eastAsia="Arial" w:hAnsi="Arial" w:cs="Arial"/>
-                <w:sz w:val="22"/>
-                <w:szCs w:val="22"/>
-              </w:rPr>
-            </w:pPr>
-            <w:r>
-              <w:rPr>
-                <w:rFonts w:ascii="Arial" w:eastAsia="Arial" w:hAnsi="Arial" w:cs="Arial"/>
-                <w:sz w:val="22"/>
-                <w:szCs w:val="22"/>
-              </w:rPr>
-              <w:t>Versión 1.0</w:t>
-            </w:r>
-          </w:p>
-        </w:tc>
-      </w:tr>
-      <w:tr>
-        <w:trPr>
-          <w:cantSplit/>
-        </w:trPr>
-        <w:tc>
-          <w:tcPr>
-            <w:tcW w:w="2881" w:type="dxa"/>
-            <w:tcBorders>
-              <w:top w:val="single" w:sz="4" w:space="0" w:color="000000"/>
-              <w:left w:val="single" w:sz="4" w:space="0" w:color="000000"/>
-              <w:bottom w:val="single" w:sz="4" w:space="0" w:color="000000"/>
-              <w:right w:val="single" w:sz="4" w:space="0" w:color="000000"/>
-            </w:tcBorders>
-          </w:tcPr>
-          <w:p>
-            <w:pPr>
-              <w:ind w:left="0" w:hanging="2"/>
-              <w:rPr>
-                <w:rFonts w:ascii="Arial" w:eastAsia="Arial" w:hAnsi="Arial" w:cs="Arial"/>
-                <w:sz w:val="22"/>
-                <w:szCs w:val="22"/>
-              </w:rPr>
-            </w:pPr>
-            <w:r>
-              <w:rPr>
-                <w:rFonts w:ascii="Arial" w:eastAsia="Arial" w:hAnsi="Arial" w:cs="Arial"/>
-                <w:b/>
-                <w:sz w:val="22"/>
-                <w:szCs w:val="22"/>
-              </w:rPr>
-              <w:t>Autores</w:t>
-            </w:r>
-          </w:p>
-        </w:tc>
-        <w:tc>
-          <w:tcPr>
-            <w:tcW w:w="5763" w:type="dxa"/>
-            <w:gridSpan w:val="2"/>
-            <w:tcBorders>
-              <w:top w:val="single" w:sz="4" w:space="0" w:color="000000"/>
-              <w:left w:val="single" w:sz="4" w:space="0" w:color="000000"/>
-              <w:bottom w:val="single" w:sz="4" w:space="0" w:color="000000"/>
-              <w:right w:val="single" w:sz="4" w:space="0" w:color="000000"/>
-            </w:tcBorders>
-          </w:tcPr>
-          <w:p>
-            <w:pPr>
-              <w:ind w:left="0" w:hanging="2"/>
-              <w:rPr>
-                <w:rFonts w:ascii="Arial" w:eastAsia="Arial" w:hAnsi="Arial" w:cs="Arial"/>
-                <w:sz w:val="22"/>
-                <w:szCs w:val="22"/>
-              </w:rPr>
-            </w:pPr>
-            <w:r>
-              <w:rPr>
-                <w:rFonts w:ascii="Arial" w:eastAsia="Arial" w:hAnsi="Arial" w:cs="Arial"/>
-                <w:sz w:val="22"/>
-                <w:szCs w:val="22"/>
-              </w:rPr>
-              <w:t>Usuario y Administrador</w:t>
-            </w:r>
-          </w:p>
-        </w:tc>
-      </w:tr>
-      <w:tr>
-        <w:trPr>
-          <w:cantSplit/>
-        </w:trPr>
-        <w:tc>
-          <w:tcPr>
-            <w:tcW w:w="2881" w:type="dxa"/>
-            <w:tcBorders>
-              <w:top w:val="single" w:sz="4" w:space="0" w:color="000000"/>
-              <w:left w:val="single" w:sz="4" w:space="0" w:color="000000"/>
-              <w:bottom w:val="single" w:sz="4" w:space="0" w:color="000000"/>
-              <w:right w:val="single" w:sz="4" w:space="0" w:color="000000"/>
-            </w:tcBorders>
-          </w:tcPr>
-          <w:p>
-            <w:pPr>
-              <w:ind w:left="0" w:hanging="2"/>
-              <w:rPr>
-                <w:rFonts w:ascii="Arial" w:eastAsia="Arial" w:hAnsi="Arial" w:cs="Arial"/>
-                <w:sz w:val="22"/>
-                <w:szCs w:val="22"/>
-              </w:rPr>
-            </w:pPr>
-            <w:r>
-              <w:rPr>
-                <w:rFonts w:ascii="Arial" w:eastAsia="Arial" w:hAnsi="Arial" w:cs="Arial"/>
-                <w:b/>
-                <w:sz w:val="22"/>
-                <w:szCs w:val="22"/>
-              </w:rPr>
-              <w:t>Fuentes</w:t>
-            </w:r>
-          </w:p>
-        </w:tc>
-        <w:tc>
-          <w:tcPr>
-            <w:tcW w:w="5763" w:type="dxa"/>
-            <w:gridSpan w:val="2"/>
-            <w:tcBorders>
-              <w:top w:val="single" w:sz="4" w:space="0" w:color="000000"/>
-              <w:left w:val="single" w:sz="4" w:space="0" w:color="000000"/>
-              <w:bottom w:val="single" w:sz="4" w:space="0" w:color="000000"/>
-              <w:right w:val="single" w:sz="4" w:space="0" w:color="000000"/>
-            </w:tcBorders>
-          </w:tcPr>
-          <w:p>
-            <w:pPr>
-              <w:ind w:left="0" w:hanging="2"/>
-              <w:rPr>
-                <w:rFonts w:ascii="Arial" w:eastAsia="Arial" w:hAnsi="Arial" w:cs="Arial"/>
-                <w:sz w:val="22"/>
-                <w:szCs w:val="22"/>
-              </w:rPr>
-            </w:pPr>
-          </w:p>
-        </w:tc>
-      </w:tr>
-      <w:tr>
-        <w:trPr>
-          <w:cantSplit/>
-        </w:trPr>
-        <w:tc>
-          <w:tcPr>
-            <w:tcW w:w="2881" w:type="dxa"/>
-            <w:tcBorders>
-              <w:top w:val="single" w:sz="4" w:space="0" w:color="000000"/>
-              <w:left w:val="single" w:sz="4" w:space="0" w:color="000000"/>
-              <w:bottom w:val="single" w:sz="4" w:space="0" w:color="000000"/>
-              <w:right w:val="single" w:sz="4" w:space="0" w:color="000000"/>
-            </w:tcBorders>
-          </w:tcPr>
-          <w:p>
-            <w:pPr>
-              <w:ind w:left="0" w:hanging="2"/>
-              <w:rPr>
-                <w:rFonts w:ascii="Arial" w:eastAsia="Arial" w:hAnsi="Arial" w:cs="Arial"/>
-                <w:sz w:val="22"/>
-                <w:szCs w:val="22"/>
-              </w:rPr>
-            </w:pPr>
-            <w:r>
-              <w:rPr>
-                <w:rFonts w:ascii="Arial" w:eastAsia="Arial" w:hAnsi="Arial" w:cs="Arial"/>
-                <w:b/>
-                <w:sz w:val="22"/>
-                <w:szCs w:val="22"/>
-              </w:rPr>
-              <w:t>Descripción</w:t>
-            </w:r>
-          </w:p>
-        </w:tc>
-        <w:tc>
-          <w:tcPr>
-            <w:tcW w:w="5763" w:type="dxa"/>
-            <w:gridSpan w:val="2"/>
-            <w:tcBorders>
-              <w:top w:val="single" w:sz="4" w:space="0" w:color="000000"/>
-              <w:left w:val="single" w:sz="4" w:space="0" w:color="000000"/>
-              <w:bottom w:val="single" w:sz="4" w:space="0" w:color="000000"/>
-              <w:right w:val="single" w:sz="4" w:space="0" w:color="000000"/>
-            </w:tcBorders>
-          </w:tcPr>
-          <w:p>
-            <w:pPr>
-              <w:ind w:left="0" w:hanging="2"/>
-              <w:rPr>
-                <w:rFonts w:ascii="Arial" w:eastAsia="Arial" w:hAnsi="Arial" w:cs="Arial"/>
-                <w:sz w:val="22"/>
-                <w:szCs w:val="22"/>
-              </w:rPr>
-            </w:pPr>
-            <w:r>
-              <w:rPr>
-                <w:rFonts w:ascii="Arial" w:eastAsia="Arial" w:hAnsi="Arial" w:cs="Arial"/>
-                <w:sz w:val="22"/>
-                <w:szCs w:val="22"/>
-              </w:rPr>
-              <w:t xml:space="preserve">Los usuarios podrán acceder a un </w:t>
-            </w:r>
-            <w:r>
-              <w:rPr>
-                <w:rFonts w:ascii="Arial" w:eastAsia="Arial" w:hAnsi="Arial" w:cs="Arial"/>
-                <w:sz w:val="22"/>
-                <w:szCs w:val="22"/>
-              </w:rPr>
-              <w:t>apartado sobre las dudas y preguntas relacionados a la pagina</w:t>
-            </w:r>
-          </w:p>
-        </w:tc>
-      </w:tr>
-      <w:tr>
-        <w:trPr>
-          <w:cantSplit/>
-        </w:trPr>
-        <w:tc>
-          <w:tcPr>
-            <w:tcW w:w="2881" w:type="dxa"/>
-            <w:tcBorders>
-              <w:top w:val="single" w:sz="4" w:space="0" w:color="000000"/>
-              <w:left w:val="single" w:sz="4" w:space="0" w:color="000000"/>
-              <w:bottom w:val="single" w:sz="4" w:space="0" w:color="000000"/>
-              <w:right w:val="single" w:sz="4" w:space="0" w:color="000000"/>
-            </w:tcBorders>
-          </w:tcPr>
-          <w:p>
-            <w:pPr>
-              <w:ind w:left="0" w:hanging="2"/>
-              <w:rPr>
-                <w:rFonts w:ascii="Arial" w:eastAsia="Arial" w:hAnsi="Arial" w:cs="Arial"/>
-                <w:sz w:val="22"/>
-                <w:szCs w:val="22"/>
-              </w:rPr>
-            </w:pPr>
-            <w:r>
-              <w:rPr>
-                <w:rFonts w:ascii="Arial" w:eastAsia="Arial" w:hAnsi="Arial" w:cs="Arial"/>
-                <w:b/>
-                <w:sz w:val="22"/>
-                <w:szCs w:val="22"/>
-              </w:rPr>
-              <w:t>Precondición</w:t>
-            </w:r>
-          </w:p>
-        </w:tc>
-        <w:tc>
-          <w:tcPr>
-            <w:tcW w:w="5763" w:type="dxa"/>
-            <w:gridSpan w:val="2"/>
-            <w:tcBorders>
-              <w:top w:val="single" w:sz="4" w:space="0" w:color="000000"/>
-              <w:left w:val="single" w:sz="4" w:space="0" w:color="000000"/>
-              <w:bottom w:val="single" w:sz="4" w:space="0" w:color="000000"/>
-              <w:right w:val="single" w:sz="4" w:space="0" w:color="000000"/>
-            </w:tcBorders>
-          </w:tcPr>
-          <w:p>
-            <w:pPr>
-              <w:ind w:left="0" w:hanging="2"/>
-              <w:rPr>
-                <w:rFonts w:ascii="Arial" w:eastAsia="Arial" w:hAnsi="Arial" w:cs="Arial"/>
-                <w:sz w:val="22"/>
-                <w:szCs w:val="22"/>
-              </w:rPr>
-            </w:pPr>
-            <w:r>
-              <w:rPr>
-                <w:rFonts w:ascii="Arial" w:eastAsia="Arial" w:hAnsi="Arial" w:cs="Arial"/>
-                <w:sz w:val="22"/>
-                <w:szCs w:val="22"/>
-              </w:rPr>
-              <w:t xml:space="preserve">El </w:t>
-            </w:r>
-            <w:r>
-              <w:rPr>
-                <w:rFonts w:ascii="Arial" w:eastAsia="Arial" w:hAnsi="Arial" w:cs="Arial"/>
-                <w:sz w:val="22"/>
-                <w:szCs w:val="22"/>
-              </w:rPr>
-              <w:t>actor</w:t>
-            </w:r>
-            <w:r>
-              <w:rPr>
-                <w:rFonts w:ascii="Arial" w:eastAsia="Arial" w:hAnsi="Arial" w:cs="Arial"/>
-                <w:sz w:val="22"/>
-                <w:szCs w:val="22"/>
-              </w:rPr>
-              <w:t xml:space="preserve"> debe ir al apartado de </w:t>
-            </w:r>
-            <w:r>
-              <w:rPr>
-                <w:rFonts w:ascii="Arial" w:eastAsia="Arial" w:hAnsi="Arial" w:cs="Arial"/>
-                <w:sz w:val="22"/>
-                <w:szCs w:val="22"/>
-              </w:rPr>
-              <w:t>preguntas</w:t>
-            </w:r>
-          </w:p>
-        </w:tc>
-      </w:tr>
-      <w:tr>
-        <w:trPr>
-          <w:cantSplit/>
-        </w:trPr>
-        <w:tc>
-          <w:tcPr>
-            <w:tcW w:w="2881" w:type="dxa"/>
-            <w:vMerge w:val="restart"/>
-          </w:tcPr>
-          <w:p>
-            <w:pPr>
-              <w:ind w:left="0" w:hanging="2"/>
-              <w:rPr>
-                <w:rFonts w:ascii="Arial" w:eastAsia="Arial" w:hAnsi="Arial" w:cs="Arial"/>
-                <w:sz w:val="22"/>
-                <w:szCs w:val="22"/>
-              </w:rPr>
-            </w:pPr>
-            <w:r>
-              <w:rPr>
-                <w:rFonts w:ascii="Arial" w:eastAsia="Arial" w:hAnsi="Arial" w:cs="Arial"/>
-                <w:b/>
-                <w:sz w:val="22"/>
-                <w:szCs w:val="22"/>
-              </w:rPr>
-              <w:t>Secuencia</w:t>
-            </w:r>
-          </w:p>
-          <w:p>
-            <w:pPr>
-              <w:ind w:left="0" w:hanging="2"/>
-              <w:rPr>
-                <w:rFonts w:ascii="Arial" w:eastAsia="Arial" w:hAnsi="Arial" w:cs="Arial"/>
-                <w:sz w:val="22"/>
-                <w:szCs w:val="22"/>
-              </w:rPr>
-            </w:pPr>
-            <w:r>
-              <w:rPr>
-                <w:rFonts w:ascii="Arial" w:eastAsia="Arial" w:hAnsi="Arial" w:cs="Arial"/>
-                <w:b/>
-                <w:sz w:val="22"/>
-                <w:szCs w:val="22"/>
-              </w:rPr>
-              <w:t>Normal</w:t>
-            </w:r>
-          </w:p>
-        </w:tc>
-        <w:tc>
-          <w:tcPr>
-            <w:tcW w:w="789" w:type="dxa"/>
-          </w:tcPr>
-          <w:p>
-            <w:pPr>
-              <w:ind w:left="0" w:hanging="2"/>
-              <w:rPr>
-                <w:rFonts w:ascii="Arial" w:eastAsia="Arial" w:hAnsi="Arial" w:cs="Arial"/>
-                <w:sz w:val="22"/>
-                <w:szCs w:val="22"/>
-              </w:rPr>
-            </w:pPr>
-            <w:r>
-              <w:rPr>
-                <w:rFonts w:ascii="Arial" w:eastAsia="Arial" w:hAnsi="Arial" w:cs="Arial"/>
-                <w:b/>
-                <w:sz w:val="22"/>
-                <w:szCs w:val="22"/>
-              </w:rPr>
-              <w:t>Paso</w:t>
-            </w:r>
-          </w:p>
-        </w:tc>
-        <w:tc>
-          <w:tcPr>
-            <w:tcW w:w="4974" w:type="dxa"/>
-          </w:tcPr>
-          <w:p>
-            <w:pPr>
-              <w:ind w:left="0" w:hanging="2"/>
-              <w:rPr>
-                <w:rFonts w:ascii="Arial" w:eastAsia="Arial" w:hAnsi="Arial" w:cs="Arial"/>
-                <w:sz w:val="22"/>
-                <w:szCs w:val="22"/>
-              </w:rPr>
-            </w:pPr>
-            <w:r>
-              <w:rPr>
-                <w:rFonts w:ascii="Arial" w:eastAsia="Arial" w:hAnsi="Arial" w:cs="Arial"/>
-                <w:b/>
-                <w:sz w:val="22"/>
-                <w:szCs w:val="22"/>
-              </w:rPr>
-              <w:t>Acción</w:t>
-            </w:r>
-          </w:p>
-        </w:tc>
-      </w:tr>
-      <w:tr>
-        <w:trPr>
-          <w:cantSplit/>
-        </w:trPr>
-        <w:tc>
-          <w:tcPr>
-            <w:tcW w:w="2881" w:type="dxa"/>
-            <w:vMerge/>
-          </w:tcPr>
-          <w:p>
-            <w:pPr>
-              <w:widowControl w:val="0"/>
-              <w:pBdr>
-                <w:top w:val="nil"/>
-                <w:left w:val="nil"/>
-                <w:bottom w:val="nil"/>
-                <w:right w:val="nil"/>
-                <w:between w:val="nil"/>
-              </w:pBdr>
-              <w:spacing w:line="276" w:lineRule="auto"/>
-              <w:ind w:left="0" w:hanging="2"/>
-              <w:rPr>
-                <w:rFonts w:ascii="Arial" w:eastAsia="Arial" w:hAnsi="Arial" w:cs="Arial"/>
-                <w:sz w:val="22"/>
-                <w:szCs w:val="22"/>
-              </w:rPr>
-            </w:pPr>
-          </w:p>
-        </w:tc>
-        <w:tc>
-          <w:tcPr>
-            <w:tcW w:w="789" w:type="dxa"/>
-          </w:tcPr>
-          <w:p>
-            <w:pPr>
-              <w:ind w:left="0" w:hanging="2"/>
-              <w:jc w:val="center"/>
-              <w:rPr>
-                <w:rFonts w:ascii="Arial" w:eastAsia="Arial" w:hAnsi="Arial" w:cs="Arial"/>
-                <w:sz w:val="22"/>
-                <w:szCs w:val="22"/>
-              </w:rPr>
-            </w:pPr>
-            <w:r>
-              <w:rPr>
-                <w:rFonts w:ascii="Arial" w:eastAsia="Arial" w:hAnsi="Arial" w:cs="Arial"/>
-                <w:sz w:val="22"/>
-                <w:szCs w:val="22"/>
-              </w:rPr>
-              <w:t>1</w:t>
-            </w:r>
-          </w:p>
-        </w:tc>
-        <w:tc>
-          <w:tcPr>
-            <w:tcW w:w="4974" w:type="dxa"/>
-          </w:tcPr>
-          <w:p>
-            <w:pPr>
-              <w:ind w:left="0" w:hanging="2"/>
-              <w:rPr>
-                <w:rFonts w:ascii="Arial" w:eastAsia="Arial" w:hAnsi="Arial" w:cs="Arial"/>
-                <w:sz w:val="22"/>
-                <w:szCs w:val="22"/>
-              </w:rPr>
-            </w:pPr>
-            <w:r>
-              <w:rPr>
-                <w:rFonts w:ascii="Arial" w:eastAsia="Arial" w:hAnsi="Arial" w:cs="Arial"/>
-                <w:sz w:val="22"/>
-                <w:szCs w:val="22"/>
-              </w:rPr>
-              <w:t>El actor debe</w:t>
-            </w:r>
-            <w:r>
-              <w:rPr>
-                <w:rFonts w:ascii="Arial" w:eastAsia="Arial" w:hAnsi="Arial" w:cs="Arial"/>
-                <w:sz w:val="22"/>
-                <w:szCs w:val="22"/>
-              </w:rPr>
-              <w:t xml:space="preserve"> ir al apartado de </w:t>
-            </w:r>
-            <w:r>
-              <w:rPr>
-                <w:rFonts w:ascii="Arial" w:eastAsia="Arial" w:hAnsi="Arial" w:cs="Arial"/>
-                <w:sz w:val="22"/>
-                <w:szCs w:val="22"/>
-              </w:rPr>
-              <w:t>preguntas</w:t>
-            </w:r>
-          </w:p>
-        </w:tc>
-      </w:tr>
-      <w:tr>
-        <w:trPr>
-          <w:cantSplit/>
-        </w:trPr>
-        <w:tc>
-          <w:tcPr>
-            <w:tcW w:w="2881" w:type="dxa"/>
-            <w:vMerge/>
-          </w:tcPr>
-          <w:p>
-            <w:pPr>
-              <w:widowControl w:val="0"/>
-              <w:pBdr>
-                <w:top w:val="nil"/>
-                <w:left w:val="nil"/>
-                <w:bottom w:val="nil"/>
-                <w:right w:val="nil"/>
-                <w:between w:val="nil"/>
-              </w:pBdr>
-              <w:spacing w:line="276" w:lineRule="auto"/>
-              <w:ind w:left="0" w:hanging="2"/>
-              <w:rPr>
-                <w:rFonts w:ascii="Arial" w:eastAsia="Arial" w:hAnsi="Arial" w:cs="Arial"/>
-                <w:sz w:val="22"/>
-                <w:szCs w:val="22"/>
-              </w:rPr>
-            </w:pPr>
-          </w:p>
-        </w:tc>
-        <w:tc>
-          <w:tcPr>
-            <w:tcW w:w="789" w:type="dxa"/>
-          </w:tcPr>
-          <w:p>
-            <w:pPr>
-              <w:ind w:left="0" w:hanging="2"/>
-              <w:jc w:val="center"/>
-              <w:rPr>
-                <w:rFonts w:ascii="Arial" w:eastAsia="Arial" w:hAnsi="Arial" w:cs="Arial"/>
-                <w:sz w:val="22"/>
-                <w:szCs w:val="22"/>
-              </w:rPr>
-            </w:pPr>
-            <w:r>
-              <w:rPr>
-                <w:rFonts w:ascii="Arial" w:eastAsia="Arial" w:hAnsi="Arial" w:cs="Arial"/>
-                <w:sz w:val="22"/>
-                <w:szCs w:val="22"/>
-              </w:rPr>
-              <w:t>2</w:t>
-            </w:r>
-          </w:p>
-        </w:tc>
-        <w:tc>
-          <w:tcPr>
-            <w:tcW w:w="4974" w:type="dxa"/>
-          </w:tcPr>
-          <w:p>
-            <w:pPr>
-              <w:ind w:left="0" w:hanging="2"/>
-              <w:rPr>
-                <w:rFonts w:ascii="Arial" w:eastAsia="Arial" w:hAnsi="Arial" w:cs="Arial"/>
-                <w:sz w:val="22"/>
-                <w:szCs w:val="22"/>
-              </w:rPr>
-            </w:pPr>
-            <w:r>
-              <w:rPr>
-                <w:rFonts w:ascii="Arial" w:eastAsia="Arial" w:hAnsi="Arial" w:cs="Arial"/>
-                <w:sz w:val="22"/>
-                <w:szCs w:val="22"/>
-              </w:rPr>
-              <w:t xml:space="preserve">El </w:t>
-            </w:r>
-            <w:r>
-              <w:rPr>
-                <w:rFonts w:ascii="Arial" w:eastAsia="Arial" w:hAnsi="Arial" w:cs="Arial"/>
-                <w:sz w:val="22"/>
-                <w:szCs w:val="22"/>
-              </w:rPr>
-              <w:t>actor</w:t>
-            </w:r>
-            <w:r>
-              <w:rPr>
-                <w:rFonts w:ascii="Arial" w:eastAsia="Arial" w:hAnsi="Arial" w:cs="Arial"/>
-                <w:sz w:val="22"/>
-                <w:szCs w:val="22"/>
-              </w:rPr>
-              <w:t xml:space="preserve"> podrá realizar sus consultas</w:t>
-            </w:r>
-          </w:p>
-        </w:tc>
-      </w:tr>
-      <w:tr>
-        <w:trPr>
-          <w:cantSplit/>
-        </w:trPr>
-        <w:tc>
-          <w:tcPr>
-            <w:tcW w:w="2881" w:type="dxa"/>
-            <w:vMerge/>
-          </w:tcPr>
-          <w:p>
-            <w:pPr>
-              <w:widowControl w:val="0"/>
-              <w:pBdr>
-                <w:top w:val="nil"/>
-                <w:left w:val="nil"/>
-                <w:bottom w:val="nil"/>
-                <w:right w:val="nil"/>
-                <w:between w:val="nil"/>
-              </w:pBdr>
-              <w:spacing w:line="276" w:lineRule="auto"/>
-              <w:ind w:left="0" w:hanging="2"/>
-              <w:rPr>
-                <w:rFonts w:ascii="Arial" w:eastAsia="Arial" w:hAnsi="Arial" w:cs="Arial"/>
-                <w:sz w:val="22"/>
-                <w:szCs w:val="22"/>
-              </w:rPr>
-            </w:pPr>
-          </w:p>
-        </w:tc>
-        <w:tc>
-          <w:tcPr>
-            <w:tcW w:w="789" w:type="dxa"/>
-          </w:tcPr>
-          <w:p>
-            <w:pPr>
-              <w:ind w:left="0" w:hanging="2"/>
-              <w:jc w:val="center"/>
-              <w:rPr>
-                <w:rFonts w:ascii="Arial" w:eastAsia="Arial" w:hAnsi="Arial" w:cs="Arial"/>
-                <w:sz w:val="22"/>
-                <w:szCs w:val="22"/>
-              </w:rPr>
-            </w:pPr>
-            <w:r>
-              <w:rPr>
-                <w:rFonts w:ascii="Arial" w:eastAsia="Arial" w:hAnsi="Arial" w:cs="Arial"/>
-                <w:sz w:val="22"/>
-                <w:szCs w:val="22"/>
-              </w:rPr>
-              <w:t>3</w:t>
-            </w:r>
-          </w:p>
-        </w:tc>
-        <w:tc>
-          <w:tcPr>
-            <w:tcW w:w="4974" w:type="dxa"/>
-          </w:tcPr>
-          <w:p>
-            <w:pPr>
-              <w:ind w:left="0" w:hanging="2"/>
-              <w:rPr>
-                <w:rFonts w:ascii="Arial" w:eastAsia="Arial" w:hAnsi="Arial" w:cs="Arial"/>
-                <w:sz w:val="22"/>
-                <w:szCs w:val="22"/>
-              </w:rPr>
-            </w:pPr>
-            <w:r>
-              <w:rPr>
-                <w:rFonts w:ascii="Arial" w:eastAsia="Arial" w:hAnsi="Arial" w:cs="Arial"/>
-                <w:sz w:val="22"/>
-                <w:szCs w:val="22"/>
-              </w:rPr>
-              <w:t xml:space="preserve">El </w:t>
-            </w:r>
-            <w:r>
-              <w:rPr>
-                <w:rFonts w:ascii="Arial" w:eastAsia="Arial" w:hAnsi="Arial" w:cs="Arial"/>
-                <w:sz w:val="22"/>
-                <w:szCs w:val="22"/>
-              </w:rPr>
-              <w:t xml:space="preserve">sistema </w:t>
-            </w:r>
-            <w:r>
-              <w:rPr>
-                <w:rFonts w:ascii="Arial" w:eastAsia="Arial" w:hAnsi="Arial" w:cs="Arial"/>
-                <w:sz w:val="22"/>
-                <w:szCs w:val="22"/>
-              </w:rPr>
-              <w:t>podrá responder a las consultas hechas por los usuarios</w:t>
-            </w:r>
-          </w:p>
-        </w:tc>
-      </w:tr>
-      <w:tr>
-        <w:trPr>
-          <w:cantSplit/>
-        </w:trPr>
-        <w:tc>
-          <w:tcPr>
-            <w:tcW w:w="2881" w:type="dxa"/>
-            <w:vAlign w:val="center"/>
-          </w:tcPr>
-          <w:p>
-            <w:pPr>
-              <w:ind w:left="0" w:hanging="2"/>
-              <w:rPr>
-                <w:rFonts w:ascii="Arial" w:eastAsia="Arial" w:hAnsi="Arial" w:cs="Arial"/>
-                <w:sz w:val="22"/>
-                <w:szCs w:val="22"/>
-              </w:rPr>
-            </w:pPr>
-            <w:r>
-              <w:rPr>
-                <w:rFonts w:ascii="Arial" w:eastAsia="Arial" w:hAnsi="Arial" w:cs="Arial"/>
-                <w:b/>
-                <w:sz w:val="22"/>
-                <w:szCs w:val="22"/>
-              </w:rPr>
-              <w:t>Escenario Alternativo</w:t>
-            </w:r>
-          </w:p>
-        </w:tc>
-        <w:tc>
-          <w:tcPr>
-            <w:tcW w:w="789" w:type="dxa"/>
-          </w:tcPr>
-          <w:p>
-            <w:pPr>
-              <w:ind w:left="0" w:hanging="2"/>
-              <w:jc w:val="center"/>
-              <w:rPr>
-                <w:rFonts w:ascii="Arial" w:eastAsia="Arial" w:hAnsi="Arial" w:cs="Arial"/>
-                <w:sz w:val="22"/>
-                <w:szCs w:val="22"/>
-              </w:rPr>
-            </w:pPr>
-          </w:p>
-        </w:tc>
-        <w:tc>
-          <w:tcPr>
-            <w:tcW w:w="4974" w:type="dxa"/>
-          </w:tcPr>
-          <w:p>
-            <w:pPr>
-              <w:ind w:left="0" w:hanging="2"/>
-              <w:rPr>
-                <w:rFonts w:ascii="Arial" w:eastAsia="Arial" w:hAnsi="Arial" w:cs="Arial"/>
-                <w:sz w:val="22"/>
-                <w:szCs w:val="22"/>
-              </w:rPr>
-            </w:pPr>
-          </w:p>
-        </w:tc>
-      </w:tr>
-      <w:tr>
-        <w:trPr>
-          <w:cantSplit/>
-        </w:trPr>
-        <w:tc>
-          <w:tcPr>
-            <w:tcW w:w="2881" w:type="dxa"/>
-          </w:tcPr>
-          <w:p>
-            <w:pPr>
-              <w:ind w:left="0" w:hanging="2"/>
-              <w:rPr>
-                <w:rFonts w:ascii="Arial" w:eastAsia="Arial" w:hAnsi="Arial" w:cs="Arial"/>
-                <w:sz w:val="22"/>
-                <w:szCs w:val="22"/>
-              </w:rPr>
-            </w:pPr>
-            <w:r>
-              <w:rPr>
-                <w:rFonts w:ascii="Arial" w:eastAsia="Arial" w:hAnsi="Arial" w:cs="Arial"/>
-                <w:b/>
-                <w:sz w:val="22"/>
-                <w:szCs w:val="22"/>
-              </w:rPr>
-              <w:t>Postcondición</w:t>
-            </w:r>
-          </w:p>
-        </w:tc>
-        <w:tc>
-          <w:tcPr>
-            <w:tcW w:w="5763" w:type="dxa"/>
-            <w:gridSpan w:val="2"/>
-          </w:tcPr>
-          <w:p>
-            <w:pPr>
-              <w:numPr>
-                <w:ilvl w:val="0"/>
-                <w:numId w:val="7"/>
-              </w:numPr>
-              <w:ind w:leftChars="0" w:firstLineChars="0"/>
-              <w:rPr>
-                <w:rFonts w:ascii="Arial" w:eastAsia="Arial" w:hAnsi="Arial" w:cs="Arial"/>
-                <w:sz w:val="22"/>
-                <w:szCs w:val="22"/>
-              </w:rPr>
-            </w:pPr>
-            <w:r>
-              <w:rPr>
-                <w:rFonts w:ascii="Arial" w:eastAsia="Arial" w:hAnsi="Arial" w:cs="Arial"/>
-                <w:sz w:val="22"/>
-                <w:szCs w:val="22"/>
-              </w:rPr>
-              <w:t>El actor podrá realizar sus consultas</w:t>
-            </w:r>
-          </w:p>
-          <w:p>
-            <w:pPr>
-              <w:numPr>
-                <w:ilvl w:val="0"/>
-                <w:numId w:val="7"/>
-              </w:numPr>
-              <w:ind w:leftChars="0" w:firstLineChars="0"/>
-              <w:rPr>
-                <w:rFonts w:ascii="Arial" w:eastAsia="Arial" w:hAnsi="Arial" w:cs="Arial"/>
-                <w:sz w:val="22"/>
-                <w:szCs w:val="22"/>
-              </w:rPr>
-            </w:pPr>
-            <w:r>
-              <w:rPr>
-                <w:rFonts w:ascii="Arial" w:eastAsia="Arial" w:hAnsi="Arial" w:cs="Arial"/>
-                <w:sz w:val="22"/>
-                <w:szCs w:val="22"/>
-              </w:rPr>
-              <w:t>El sistema podrá responder a las consultas hechas por los usuarios</w:t>
-            </w:r>
-          </w:p>
-        </w:tc>
-      </w:tr>
-      <w:tr>
-        <w:trPr>
-          <w:cantSplit/>
-        </w:trPr>
-        <w:tc>
-          <w:tcPr>
-            <w:tcW w:w="2881" w:type="dxa"/>
-            <w:vMerge w:val="restart"/>
-            <w:vAlign w:val="center"/>
-          </w:tcPr>
-          <w:p>
-            <w:pPr>
-              <w:keepNext/>
-              <w:pBdr>
-                <w:top w:val="nil"/>
-                <w:left w:val="nil"/>
-                <w:bottom w:val="nil"/>
-                <w:right w:val="nil"/>
-                <w:between w:val="nil"/>
-              </w:pBdr>
-              <w:spacing w:line="240" w:lineRule="auto"/>
-              <w:ind w:left="0" w:hanging="2"/>
-              <w:rPr>
-                <w:rFonts w:ascii="Arial" w:eastAsia="Arial" w:hAnsi="Arial" w:cs="Arial"/>
-                <w:b/>
-                <w:color w:val="000000"/>
-                <w:sz w:val="22"/>
-                <w:szCs w:val="22"/>
-              </w:rPr>
-            </w:pPr>
-            <w:r>
-              <w:rPr>
-                <w:rFonts w:ascii="Arial" w:eastAsia="Arial" w:hAnsi="Arial" w:cs="Arial"/>
-                <w:b/>
-                <w:color w:val="000000"/>
-                <w:sz w:val="22"/>
-                <w:szCs w:val="22"/>
-              </w:rPr>
-              <w:t>Excepciones</w:t>
-            </w:r>
-          </w:p>
-        </w:tc>
-        <w:tc>
-          <w:tcPr>
-            <w:tcW w:w="789" w:type="dxa"/>
-          </w:tcPr>
-          <w:p>
-            <w:pPr>
-              <w:ind w:left="0" w:hanging="2"/>
-              <w:jc w:val="center"/>
-              <w:rPr>
-                <w:rFonts w:ascii="Arial" w:eastAsia="Arial" w:hAnsi="Arial" w:cs="Arial"/>
-                <w:sz w:val="22"/>
-                <w:szCs w:val="22"/>
-              </w:rPr>
-            </w:pPr>
-            <w:r>
-              <w:rPr>
-                <w:rFonts w:ascii="Arial" w:eastAsia="Arial" w:hAnsi="Arial" w:cs="Arial"/>
-                <w:b/>
-                <w:sz w:val="22"/>
-                <w:szCs w:val="22"/>
-              </w:rPr>
-              <w:t>Paso</w:t>
-            </w:r>
-          </w:p>
-        </w:tc>
-        <w:tc>
-          <w:tcPr>
-            <w:tcW w:w="4974" w:type="dxa"/>
-          </w:tcPr>
-          <w:p>
-            <w:pPr>
-              <w:ind w:left="0" w:hanging="2"/>
-              <w:rPr>
-                <w:rFonts w:ascii="Arial" w:eastAsia="Arial" w:hAnsi="Arial" w:cs="Arial"/>
-                <w:sz w:val="22"/>
-                <w:szCs w:val="22"/>
-              </w:rPr>
-            </w:pPr>
-            <w:r>
-              <w:rPr>
-                <w:rFonts w:ascii="Arial" w:eastAsia="Arial" w:hAnsi="Arial" w:cs="Arial"/>
-                <w:b/>
-                <w:sz w:val="22"/>
-                <w:szCs w:val="22"/>
-              </w:rPr>
-              <w:t>Acción</w:t>
-            </w:r>
-          </w:p>
-        </w:tc>
-      </w:tr>
-      <w:tr>
-        <w:trPr>
-          <w:cantSplit/>
-        </w:trPr>
-        <w:tc>
-          <w:tcPr>
-            <w:tcW w:w="2881" w:type="dxa"/>
-            <w:vMerge/>
-            <w:vAlign w:val="center"/>
-          </w:tcPr>
-          <w:p>
-            <w:pPr>
-              <w:widowControl w:val="0"/>
-              <w:pBdr>
-                <w:top w:val="nil"/>
-                <w:left w:val="nil"/>
-                <w:bottom w:val="nil"/>
-                <w:right w:val="nil"/>
-                <w:between w:val="nil"/>
-              </w:pBdr>
-              <w:spacing w:line="276" w:lineRule="auto"/>
-              <w:ind w:left="0" w:hanging="2"/>
-              <w:rPr>
-                <w:rFonts w:ascii="Arial" w:eastAsia="Arial" w:hAnsi="Arial" w:cs="Arial"/>
-                <w:sz w:val="22"/>
-                <w:szCs w:val="22"/>
-              </w:rPr>
-            </w:pPr>
-          </w:p>
-        </w:tc>
-        <w:tc>
-          <w:tcPr>
-            <w:tcW w:w="789" w:type="dxa"/>
-          </w:tcPr>
-          <w:p>
-            <w:pPr>
-              <w:ind w:left="0" w:hanging="2"/>
-              <w:jc w:val="center"/>
-              <w:rPr>
-                <w:rFonts w:ascii="Arial" w:eastAsia="Arial" w:hAnsi="Arial" w:cs="Arial"/>
-                <w:sz w:val="22"/>
-                <w:szCs w:val="22"/>
-              </w:rPr>
-            </w:pPr>
-            <w:r>
-              <w:rPr>
-                <w:rFonts w:ascii="Arial" w:eastAsia="Arial" w:hAnsi="Arial" w:cs="Arial"/>
-                <w:sz w:val="22"/>
-                <w:szCs w:val="22"/>
-              </w:rPr>
-              <w:t>1</w:t>
-            </w:r>
-          </w:p>
-        </w:tc>
-        <w:tc>
-          <w:tcPr>
-            <w:tcW w:w="4974" w:type="dxa"/>
-          </w:tcPr>
-          <w:p>
-            <w:pPr>
-              <w:ind w:left="0" w:hanging="2"/>
-              <w:rPr>
-                <w:rFonts w:ascii="Arial" w:eastAsia="Arial" w:hAnsi="Arial" w:cs="Arial"/>
-                <w:sz w:val="22"/>
-                <w:szCs w:val="22"/>
-              </w:rPr>
-            </w:pPr>
-            <w:r>
-              <w:rPr>
-                <w:rFonts w:ascii="Arial" w:eastAsia="Arial" w:hAnsi="Arial" w:cs="Arial"/>
-                <w:sz w:val="22"/>
-                <w:szCs w:val="22"/>
-              </w:rPr>
-              <w:t>No se encuentra respuestas similares a su pregunta</w:t>
-            </w:r>
-          </w:p>
-        </w:tc>
-      </w:tr>
-      <w:tr>
-        <w:trPr>
-          <w:cantSplit/>
-        </w:trPr>
-        <w:tc>
-          <w:tcPr>
-            <w:tcW w:w="2881" w:type="dxa"/>
-            <w:vMerge/>
-            <w:vAlign w:val="center"/>
-          </w:tcPr>
-          <w:p>
-            <w:pPr>
-              <w:widowControl w:val="0"/>
-              <w:pBdr>
-                <w:top w:val="nil"/>
-                <w:left w:val="nil"/>
-                <w:bottom w:val="nil"/>
-                <w:right w:val="nil"/>
-                <w:between w:val="nil"/>
-              </w:pBdr>
-              <w:spacing w:line="276" w:lineRule="auto"/>
-              <w:ind w:left="0" w:hanging="2"/>
-              <w:rPr>
-                <w:rFonts w:ascii="Arial" w:eastAsia="Arial" w:hAnsi="Arial" w:cs="Arial"/>
-                <w:sz w:val="22"/>
-                <w:szCs w:val="22"/>
-              </w:rPr>
-            </w:pPr>
-          </w:p>
-        </w:tc>
-        <w:tc>
-          <w:tcPr>
-            <w:tcW w:w="789" w:type="dxa"/>
-          </w:tcPr>
-          <w:p>
-            <w:pPr>
-              <w:ind w:left="0" w:hanging="2"/>
-              <w:jc w:val="center"/>
-              <w:rPr>
-                <w:rFonts w:ascii="Arial" w:eastAsia="Arial" w:hAnsi="Arial" w:cs="Arial"/>
-                <w:sz w:val="22"/>
-                <w:szCs w:val="22"/>
-              </w:rPr>
-            </w:pPr>
-            <w:r>
-              <w:rPr>
-                <w:rFonts w:ascii="Arial" w:eastAsia="Arial" w:hAnsi="Arial" w:cs="Arial"/>
-                <w:sz w:val="22"/>
-                <w:szCs w:val="22"/>
-              </w:rPr>
-              <w:t>2</w:t>
-            </w:r>
-          </w:p>
-        </w:tc>
-        <w:tc>
-          <w:tcPr>
-            <w:tcW w:w="4974" w:type="dxa"/>
-          </w:tcPr>
-          <w:p>
-            <w:pPr>
-              <w:ind w:leftChars="0" w:left="0" w:firstLineChars="0" w:firstLine="0"/>
-              <w:rPr>
-                <w:rFonts w:ascii="Arial" w:eastAsia="Arial" w:hAnsi="Arial" w:cs="Arial"/>
-                <w:sz w:val="22"/>
-                <w:szCs w:val="22"/>
-              </w:rPr>
-            </w:pPr>
-            <w:r>
-              <w:rPr>
-                <w:rFonts w:ascii="Arial" w:eastAsia="Arial" w:hAnsi="Arial" w:cs="Arial"/>
-                <w:sz w:val="22"/>
-                <w:szCs w:val="22"/>
-              </w:rPr>
-              <w:t xml:space="preserve">No </w:t>
-            </w:r>
-            <w:r>
-              <w:rPr>
-                <w:rFonts w:ascii="Arial" w:eastAsia="Arial" w:hAnsi="Arial" w:cs="Arial"/>
-                <w:sz w:val="22"/>
-                <w:szCs w:val="22"/>
-              </w:rPr>
-              <w:t>sé</w:t>
-            </w:r>
-            <w:r>
-              <w:rPr>
-                <w:rFonts w:ascii="Arial" w:eastAsia="Arial" w:hAnsi="Arial" w:cs="Arial"/>
-                <w:sz w:val="22"/>
-                <w:szCs w:val="22"/>
-              </w:rPr>
-              <w:t xml:space="preserve"> a realizado ninguna consulta</w:t>
-            </w:r>
-          </w:p>
-        </w:tc>
-      </w:tr>
-      <w:tr>
-        <w:trPr>
-          <w:cantSplit/>
-        </w:trPr>
-        <w:tc>
-          <w:tcPr>
-            <w:tcW w:w="2881" w:type="dxa"/>
-            <w:vMerge/>
-            <w:vAlign w:val="center"/>
-          </w:tcPr>
-          <w:p>
-            <w:pPr>
-              <w:widowControl w:val="0"/>
-              <w:pBdr>
-                <w:top w:val="nil"/>
-                <w:left w:val="nil"/>
-                <w:bottom w:val="nil"/>
-                <w:right w:val="nil"/>
-                <w:between w:val="nil"/>
-              </w:pBdr>
-              <w:spacing w:line="276" w:lineRule="auto"/>
-              <w:ind w:left="0" w:hanging="2"/>
-              <w:rPr>
-                <w:rFonts w:ascii="Arial" w:eastAsia="Arial" w:hAnsi="Arial" w:cs="Arial"/>
-                <w:sz w:val="22"/>
-                <w:szCs w:val="22"/>
-              </w:rPr>
-            </w:pPr>
-          </w:p>
-        </w:tc>
-        <w:tc>
-          <w:tcPr>
-            <w:tcW w:w="789" w:type="dxa"/>
-          </w:tcPr>
-          <w:p>
-            <w:pPr>
-              <w:ind w:left="0" w:hanging="2"/>
-              <w:jc w:val="center"/>
-              <w:rPr>
-                <w:rFonts w:ascii="Arial" w:eastAsia="Arial" w:hAnsi="Arial" w:cs="Arial"/>
-                <w:sz w:val="22"/>
-                <w:szCs w:val="22"/>
-              </w:rPr>
-            </w:pPr>
-            <w:r>
-              <w:rPr>
-                <w:rFonts w:ascii="Arial" w:eastAsia="Arial" w:hAnsi="Arial" w:cs="Arial"/>
-                <w:sz w:val="22"/>
-                <w:szCs w:val="22"/>
-              </w:rPr>
-              <w:t>3</w:t>
-            </w:r>
-          </w:p>
-        </w:tc>
-        <w:tc>
-          <w:tcPr>
-            <w:tcW w:w="4974" w:type="dxa"/>
-          </w:tcPr>
-          <w:p>
-            <w:pPr>
-              <w:ind w:left="0" w:hanging="2"/>
-              <w:rPr>
-                <w:rFonts w:ascii="Arial" w:eastAsia="Arial" w:hAnsi="Arial" w:cs="Arial"/>
-                <w:sz w:val="22"/>
-                <w:szCs w:val="22"/>
-              </w:rPr>
-            </w:pPr>
-          </w:p>
-        </w:tc>
-      </w:tr>
-      <w:tr>
-        <w:trPr>
-          <w:cantSplit/>
-        </w:trPr>
-        <w:tc>
-          <w:tcPr>
-            <w:tcW w:w="2881" w:type="dxa"/>
-          </w:tcPr>
-          <w:p>
-            <w:pPr>
-              <w:ind w:left="0" w:hanging="2"/>
-              <w:rPr>
-                <w:rFonts w:ascii="Arial" w:eastAsia="Arial" w:hAnsi="Arial" w:cs="Arial"/>
-                <w:sz w:val="22"/>
-                <w:szCs w:val="22"/>
-              </w:rPr>
-            </w:pPr>
-            <w:r>
-              <w:rPr>
-                <w:rFonts w:ascii="Arial" w:eastAsia="Arial" w:hAnsi="Arial" w:cs="Arial"/>
-                <w:b/>
-                <w:sz w:val="22"/>
-                <w:szCs w:val="22"/>
-              </w:rPr>
-              <w:t>Frecuencia esperada</w:t>
-            </w:r>
-          </w:p>
-        </w:tc>
-        <w:tc>
-          <w:tcPr>
-            <w:tcW w:w="5763" w:type="dxa"/>
-            <w:gridSpan w:val="2"/>
-          </w:tcPr>
-          <w:p>
-            <w:pPr>
-              <w:ind w:left="0" w:hanging="2"/>
-              <w:rPr>
-                <w:rFonts w:ascii="Arial" w:eastAsia="Arial" w:hAnsi="Arial" w:cs="Arial"/>
-                <w:sz w:val="22"/>
-                <w:szCs w:val="22"/>
-              </w:rPr>
-            </w:pPr>
-            <w:r>
-              <w:rPr>
-                <w:rFonts w:ascii="Arial" w:eastAsia="Arial" w:hAnsi="Arial" w:cs="Arial"/>
-                <w:sz w:val="22"/>
-                <w:szCs w:val="22"/>
-              </w:rPr>
-              <w:t>Frecuente</w:t>
-            </w:r>
-          </w:p>
-        </w:tc>
-      </w:tr>
-      <w:tr>
-        <w:trPr>
-          <w:cantSplit/>
-        </w:trPr>
-        <w:tc>
-          <w:tcPr>
-            <w:tcW w:w="2881" w:type="dxa"/>
-          </w:tcPr>
-          <w:p>
-            <w:pPr>
-              <w:ind w:left="0" w:hanging="2"/>
-              <w:rPr>
-                <w:rFonts w:ascii="Arial" w:eastAsia="Arial" w:hAnsi="Arial" w:cs="Arial"/>
-                <w:sz w:val="22"/>
-                <w:szCs w:val="22"/>
-              </w:rPr>
-            </w:pPr>
-            <w:r>
-              <w:rPr>
-                <w:rFonts w:ascii="Arial" w:eastAsia="Arial" w:hAnsi="Arial" w:cs="Arial"/>
-                <w:b/>
-                <w:sz w:val="22"/>
-                <w:szCs w:val="22"/>
-              </w:rPr>
-              <w:t>Importancia</w:t>
-            </w:r>
-          </w:p>
-        </w:tc>
-        <w:tc>
-          <w:tcPr>
-            <w:tcW w:w="5763" w:type="dxa"/>
-            <w:gridSpan w:val="2"/>
-          </w:tcPr>
-          <w:p>
-            <w:pPr>
-              <w:ind w:left="0" w:hanging="2"/>
-              <w:rPr>
-                <w:rFonts w:ascii="Arial" w:eastAsia="Arial" w:hAnsi="Arial" w:cs="Arial"/>
-                <w:sz w:val="22"/>
-                <w:szCs w:val="22"/>
-              </w:rPr>
-            </w:pPr>
-            <w:r>
-              <w:rPr>
-                <w:rFonts w:ascii="Arial" w:eastAsia="Arial" w:hAnsi="Arial" w:cs="Arial"/>
-                <w:sz w:val="22"/>
-                <w:szCs w:val="22"/>
-              </w:rPr>
-              <w:t>sin importancia</w:t>
-            </w:r>
-          </w:p>
-        </w:tc>
-      </w:tr>
-      <w:tr>
-        <w:trPr>
-          <w:cantSplit/>
-        </w:trPr>
-        <w:tc>
-          <w:tcPr>
-            <w:tcW w:w="2881" w:type="dxa"/>
-          </w:tcPr>
-          <w:p>
-            <w:pPr>
-              <w:ind w:left="0" w:hanging="2"/>
-              <w:rPr>
-                <w:rFonts w:ascii="Arial" w:eastAsia="Arial" w:hAnsi="Arial" w:cs="Arial"/>
-                <w:sz w:val="22"/>
-                <w:szCs w:val="22"/>
-              </w:rPr>
-            </w:pPr>
-            <w:r>
-              <w:rPr>
-                <w:rFonts w:ascii="Arial" w:eastAsia="Arial" w:hAnsi="Arial" w:cs="Arial"/>
-                <w:b/>
-                <w:sz w:val="22"/>
-                <w:szCs w:val="22"/>
-              </w:rPr>
-              <w:t>Urgencia</w:t>
-            </w:r>
-          </w:p>
-        </w:tc>
-        <w:tc>
-          <w:tcPr>
-            <w:tcW w:w="5763" w:type="dxa"/>
-            <w:gridSpan w:val="2"/>
-          </w:tcPr>
-          <w:p>
-            <w:pPr>
-              <w:ind w:left="0" w:hanging="2"/>
-              <w:rPr>
-                <w:rFonts w:ascii="Arial" w:eastAsia="Arial" w:hAnsi="Arial" w:cs="Arial"/>
-                <w:sz w:val="22"/>
-                <w:szCs w:val="22"/>
-              </w:rPr>
-            </w:pPr>
-            <w:r>
-              <w:rPr>
-                <w:rFonts w:ascii="Arial" w:eastAsia="Arial" w:hAnsi="Arial" w:cs="Arial"/>
-                <w:sz w:val="22"/>
-                <w:szCs w:val="22"/>
-              </w:rPr>
-              <w:t>puede esperar</w:t>
-            </w:r>
-          </w:p>
-        </w:tc>
-      </w:tr>
-      <w:tr>
-        <w:trPr>
-          <w:cantSplit/>
-        </w:trPr>
-        <w:tc>
-          <w:tcPr>
-            <w:tcW w:w="2881" w:type="dxa"/>
-          </w:tcPr>
-          <w:p>
-            <w:pPr>
-              <w:ind w:left="0" w:hanging="2"/>
-              <w:rPr>
-                <w:rFonts w:ascii="Arial" w:eastAsia="Arial" w:hAnsi="Arial" w:cs="Arial"/>
-                <w:sz w:val="22"/>
-                <w:szCs w:val="22"/>
-              </w:rPr>
-            </w:pPr>
-            <w:r>
-              <w:rPr>
-                <w:rFonts w:ascii="Arial" w:eastAsia="Arial" w:hAnsi="Arial" w:cs="Arial"/>
-                <w:b/>
-                <w:sz w:val="22"/>
-                <w:szCs w:val="22"/>
-              </w:rPr>
-              <w:t>Comentarios</w:t>
-            </w:r>
-          </w:p>
-        </w:tc>
-        <w:tc>
-          <w:tcPr>
-            <w:tcW w:w="5763" w:type="dxa"/>
-            <w:gridSpan w:val="2"/>
-          </w:tcPr>
-          <w:p>
-            <w:pPr>
-              <w:ind w:left="0" w:hanging="2"/>
-              <w:rPr>
-                <w:rFonts w:ascii="Arial" w:eastAsia="Arial" w:hAnsi="Arial" w:cs="Arial"/>
-                <w:sz w:val="22"/>
-                <w:szCs w:val="22"/>
-              </w:rPr>
-            </w:pPr>
-            <w:r>
-              <w:rPr>
-                <w:rFonts w:ascii="Arial" w:eastAsia="Arial" w:hAnsi="Arial" w:cs="Arial"/>
-                <w:sz w:val="22"/>
-                <w:szCs w:val="22"/>
-              </w:rPr>
-              <w:t>No</w:t>
-            </w:r>
-          </w:p>
-        </w:tc>
-      </w:tr>
-    </w:tbl>
-    <w:p>
-      <w:pPr>
-        <w:spacing w:line="480" w:lineRule="auto"/>
         <w:ind w:leftChars="0" w:left="0" w:firstLineChars="0" w:firstLine="0"/>
         <w:jc w:val="center"/>
         <w:rPr>
@@ -50126,7 +48475,7 @@
           <w:szCs w:val="32"/>
         </w:rPr>
       </w:pPr>
-      <w:bookmarkStart w:id="8" w:name="_Hlk214217310"/>
+      <w:bookmarkStart w:id="7" w:name="_Hlk214217310"/>
       <w:r>
         <w:rPr>
           <w:b/>
@@ -50193,7 +48542,7 @@
             </w:tcMar>
             <w:hideMark/>
           </w:tcPr>
-          <w:bookmarkEnd w:id="8"/>
+          <w:bookmarkEnd w:id="7"/>
           <w:p>
             <w:pPr>
               <w:ind w:left="0" w:hanging="2"/>
@@ -50207,7 +48556,7 @@
               <w:t>RF03</w:t>
             </w:r>
             <w:r>
-              <w:t>3</w:t>
+              <w:t>2</w:t>
             </w:r>
           </w:p>
         </w:tc>

--- a/01_proyecto/trim2/02_casos_de_uso/Plantilla_Casos_de_Usos FINAL.docx
+++ b/01_proyecto/trim2/02_casos_de_uso/Plantilla_Casos_de_Usos FINAL.docx
@@ -18570,6 +18570,1738 @@
                 <w:szCs w:val="22"/>
               </w:rPr>
               <w:t>Si la opinión es inapropiada (contenido ofensivo), el sistema permite moderación y puede eliminarla.</w:t>
+            </w:r>
+          </w:p>
+        </w:tc>
+      </w:tr>
+      <w:tr>
+        <w:trPr>
+          <w:cantSplit/>
+        </w:trPr>
+        <w:tc>
+          <w:tcPr>
+            <w:tcW w:w="2881" w:type="dxa"/>
+            <w:vMerge/>
+            <w:vAlign w:val="center"/>
+          </w:tcPr>
+          <w:p>
+            <w:pPr>
+              <w:widowControl w:val="0"/>
+              <w:pBdr>
+                <w:top w:val="nil"/>
+                <w:left w:val="nil"/>
+                <w:bottom w:val="nil"/>
+                <w:right w:val="nil"/>
+                <w:between w:val="nil"/>
+              </w:pBdr>
+              <w:spacing w:line="276" w:lineRule="auto"/>
+              <w:ind w:left="0" w:hanging="2"/>
+              <w:rPr>
+                <w:rFonts w:ascii="Arial" w:eastAsia="Arial" w:hAnsi="Arial" w:cs="Arial"/>
+                <w:sz w:val="22"/>
+                <w:szCs w:val="22"/>
+              </w:rPr>
+            </w:pPr>
+          </w:p>
+        </w:tc>
+        <w:tc>
+          <w:tcPr>
+            <w:tcW w:w="789" w:type="dxa"/>
+          </w:tcPr>
+          <w:p>
+            <w:pPr>
+              <w:ind w:left="0" w:hanging="2"/>
+              <w:jc w:val="center"/>
+              <w:rPr>
+                <w:rFonts w:ascii="Arial" w:eastAsia="Arial" w:hAnsi="Arial" w:cs="Arial"/>
+                <w:sz w:val="22"/>
+                <w:szCs w:val="22"/>
+              </w:rPr>
+            </w:pPr>
+            <w:r>
+              <w:rPr>
+                <w:rFonts w:ascii="Arial" w:eastAsia="Arial" w:hAnsi="Arial" w:cs="Arial"/>
+                <w:sz w:val="22"/>
+                <w:szCs w:val="22"/>
+              </w:rPr>
+              <w:t>2</w:t>
+            </w:r>
+          </w:p>
+        </w:tc>
+        <w:tc>
+          <w:tcPr>
+            <w:tcW w:w="4974" w:type="dxa"/>
+          </w:tcPr>
+          <w:p>
+            <w:pPr>
+              <w:ind w:left="0" w:hanging="2"/>
+              <w:rPr>
+                <w:rFonts w:ascii="Arial" w:eastAsia="Arial" w:hAnsi="Arial" w:cs="Arial"/>
+                <w:sz w:val="22"/>
+                <w:szCs w:val="22"/>
+              </w:rPr>
+            </w:pPr>
+          </w:p>
+        </w:tc>
+      </w:tr>
+      <w:tr>
+        <w:trPr>
+          <w:cantSplit/>
+        </w:trPr>
+        <w:tc>
+          <w:tcPr>
+            <w:tcW w:w="2881" w:type="dxa"/>
+            <w:vMerge/>
+            <w:vAlign w:val="center"/>
+          </w:tcPr>
+          <w:p>
+            <w:pPr>
+              <w:widowControl w:val="0"/>
+              <w:pBdr>
+                <w:top w:val="nil"/>
+                <w:left w:val="nil"/>
+                <w:bottom w:val="nil"/>
+                <w:right w:val="nil"/>
+                <w:between w:val="nil"/>
+              </w:pBdr>
+              <w:spacing w:line="276" w:lineRule="auto"/>
+              <w:ind w:left="0" w:hanging="2"/>
+              <w:rPr>
+                <w:rFonts w:ascii="Arial" w:eastAsia="Arial" w:hAnsi="Arial" w:cs="Arial"/>
+                <w:sz w:val="22"/>
+                <w:szCs w:val="22"/>
+              </w:rPr>
+            </w:pPr>
+          </w:p>
+        </w:tc>
+        <w:tc>
+          <w:tcPr>
+            <w:tcW w:w="789" w:type="dxa"/>
+          </w:tcPr>
+          <w:p>
+            <w:pPr>
+              <w:ind w:left="0" w:hanging="2"/>
+              <w:jc w:val="center"/>
+              <w:rPr>
+                <w:rFonts w:ascii="Arial" w:eastAsia="Arial" w:hAnsi="Arial" w:cs="Arial"/>
+                <w:sz w:val="22"/>
+                <w:szCs w:val="22"/>
+              </w:rPr>
+            </w:pPr>
+            <w:r>
+              <w:rPr>
+                <w:rFonts w:ascii="Arial" w:eastAsia="Arial" w:hAnsi="Arial" w:cs="Arial"/>
+                <w:sz w:val="22"/>
+                <w:szCs w:val="22"/>
+              </w:rPr>
+              <w:t>3</w:t>
+            </w:r>
+          </w:p>
+        </w:tc>
+        <w:tc>
+          <w:tcPr>
+            <w:tcW w:w="4974" w:type="dxa"/>
+          </w:tcPr>
+          <w:p>
+            <w:pPr>
+              <w:ind w:left="0" w:hanging="2"/>
+              <w:rPr>
+                <w:rFonts w:ascii="Arial" w:eastAsia="Arial" w:hAnsi="Arial" w:cs="Arial"/>
+                <w:sz w:val="22"/>
+                <w:szCs w:val="22"/>
+              </w:rPr>
+            </w:pPr>
+          </w:p>
+        </w:tc>
+      </w:tr>
+      <w:tr>
+        <w:trPr>
+          <w:cantSplit/>
+        </w:trPr>
+        <w:tc>
+          <w:tcPr>
+            <w:tcW w:w="2881" w:type="dxa"/>
+          </w:tcPr>
+          <w:p>
+            <w:pPr>
+              <w:ind w:left="0" w:hanging="2"/>
+              <w:rPr>
+                <w:rFonts w:ascii="Arial" w:eastAsia="Arial" w:hAnsi="Arial" w:cs="Arial"/>
+                <w:sz w:val="22"/>
+                <w:szCs w:val="22"/>
+              </w:rPr>
+            </w:pPr>
+            <w:r>
+              <w:rPr>
+                <w:rFonts w:ascii="Arial" w:eastAsia="Arial" w:hAnsi="Arial" w:cs="Arial"/>
+                <w:b/>
+                <w:sz w:val="22"/>
+                <w:szCs w:val="22"/>
+              </w:rPr>
+              <w:t>Frecuencia esperada</w:t>
+            </w:r>
+          </w:p>
+        </w:tc>
+        <w:tc>
+          <w:tcPr>
+            <w:tcW w:w="5763" w:type="dxa"/>
+            <w:gridSpan w:val="2"/>
+          </w:tcPr>
+          <w:p>
+            <w:pPr>
+              <w:ind w:left="0" w:hanging="2"/>
+              <w:rPr>
+                <w:rFonts w:ascii="Arial" w:eastAsia="Arial" w:hAnsi="Arial" w:cs="Arial"/>
+                <w:sz w:val="22"/>
+                <w:szCs w:val="22"/>
+              </w:rPr>
+            </w:pPr>
+            <w:r>
+              <w:rPr>
+                <w:rFonts w:ascii="Arial" w:eastAsia="Arial" w:hAnsi="Arial" w:cs="Arial"/>
+                <w:sz w:val="22"/>
+                <w:szCs w:val="22"/>
+              </w:rPr>
+              <w:t>Poco frecuente</w:t>
+            </w:r>
+          </w:p>
+        </w:tc>
+      </w:tr>
+      <w:tr>
+        <w:trPr>
+          <w:cantSplit/>
+        </w:trPr>
+        <w:tc>
+          <w:tcPr>
+            <w:tcW w:w="2881" w:type="dxa"/>
+          </w:tcPr>
+          <w:p>
+            <w:pPr>
+              <w:ind w:left="0" w:hanging="2"/>
+              <w:rPr>
+                <w:rFonts w:ascii="Arial" w:eastAsia="Arial" w:hAnsi="Arial" w:cs="Arial"/>
+                <w:sz w:val="22"/>
+                <w:szCs w:val="22"/>
+              </w:rPr>
+            </w:pPr>
+            <w:r>
+              <w:rPr>
+                <w:rFonts w:ascii="Arial" w:eastAsia="Arial" w:hAnsi="Arial" w:cs="Arial"/>
+                <w:b/>
+                <w:sz w:val="22"/>
+                <w:szCs w:val="22"/>
+              </w:rPr>
+              <w:t>Importancia</w:t>
+            </w:r>
+          </w:p>
+        </w:tc>
+        <w:tc>
+          <w:tcPr>
+            <w:tcW w:w="5763" w:type="dxa"/>
+            <w:gridSpan w:val="2"/>
+          </w:tcPr>
+          <w:p>
+            <w:pPr>
+              <w:ind w:left="0" w:hanging="2"/>
+              <w:rPr>
+                <w:rFonts w:ascii="Arial" w:eastAsia="Arial" w:hAnsi="Arial" w:cs="Arial"/>
+                <w:sz w:val="22"/>
+                <w:szCs w:val="22"/>
+              </w:rPr>
+            </w:pPr>
+            <w:r>
+              <w:rPr>
+                <w:rFonts w:ascii="Arial" w:eastAsia="Arial" w:hAnsi="Arial" w:cs="Arial"/>
+                <w:sz w:val="22"/>
+                <w:szCs w:val="22"/>
+              </w:rPr>
+              <w:t>importante</w:t>
+            </w:r>
+          </w:p>
+        </w:tc>
+      </w:tr>
+      <w:tr>
+        <w:trPr>
+          <w:cantSplit/>
+        </w:trPr>
+        <w:tc>
+          <w:tcPr>
+            <w:tcW w:w="2881" w:type="dxa"/>
+          </w:tcPr>
+          <w:p>
+            <w:pPr>
+              <w:ind w:left="0" w:hanging="2"/>
+              <w:rPr>
+                <w:rFonts w:ascii="Arial" w:eastAsia="Arial" w:hAnsi="Arial" w:cs="Arial"/>
+                <w:sz w:val="22"/>
+                <w:szCs w:val="22"/>
+              </w:rPr>
+            </w:pPr>
+            <w:r>
+              <w:rPr>
+                <w:rFonts w:ascii="Arial" w:eastAsia="Arial" w:hAnsi="Arial" w:cs="Arial"/>
+                <w:b/>
+                <w:sz w:val="22"/>
+                <w:szCs w:val="22"/>
+              </w:rPr>
+              <w:t>Urgencia</w:t>
+            </w:r>
+          </w:p>
+        </w:tc>
+        <w:tc>
+          <w:tcPr>
+            <w:tcW w:w="5763" w:type="dxa"/>
+            <w:gridSpan w:val="2"/>
+          </w:tcPr>
+          <w:p>
+            <w:pPr>
+              <w:ind w:left="0" w:hanging="2"/>
+              <w:rPr>
+                <w:rFonts w:ascii="Arial" w:eastAsia="Arial" w:hAnsi="Arial" w:cs="Arial"/>
+                <w:sz w:val="22"/>
+                <w:szCs w:val="22"/>
+              </w:rPr>
+            </w:pPr>
+            <w:r>
+              <w:rPr>
+                <w:rFonts w:ascii="Arial" w:eastAsia="Arial" w:hAnsi="Arial" w:cs="Arial"/>
+                <w:sz w:val="22"/>
+                <w:szCs w:val="22"/>
+              </w:rPr>
+              <w:t>puede esperar</w:t>
+            </w:r>
+          </w:p>
+        </w:tc>
+      </w:tr>
+      <w:tr>
+        <w:trPr>
+          <w:cantSplit/>
+        </w:trPr>
+        <w:tc>
+          <w:tcPr>
+            <w:tcW w:w="2881" w:type="dxa"/>
+          </w:tcPr>
+          <w:p>
+            <w:pPr>
+              <w:ind w:left="0" w:hanging="2"/>
+              <w:rPr>
+                <w:rFonts w:ascii="Arial" w:eastAsia="Arial" w:hAnsi="Arial" w:cs="Arial"/>
+                <w:sz w:val="22"/>
+                <w:szCs w:val="22"/>
+              </w:rPr>
+            </w:pPr>
+            <w:r>
+              <w:rPr>
+                <w:rFonts w:ascii="Arial" w:eastAsia="Arial" w:hAnsi="Arial" w:cs="Arial"/>
+                <w:b/>
+                <w:sz w:val="22"/>
+                <w:szCs w:val="22"/>
+              </w:rPr>
+              <w:t>Comentarios</w:t>
+            </w:r>
+          </w:p>
+        </w:tc>
+        <w:tc>
+          <w:tcPr>
+            <w:tcW w:w="5763" w:type="dxa"/>
+            <w:gridSpan w:val="2"/>
+          </w:tcPr>
+          <w:p>
+            <w:pPr>
+              <w:ind w:left="0" w:hanging="2"/>
+              <w:rPr>
+                <w:rFonts w:ascii="Arial" w:eastAsia="Arial" w:hAnsi="Arial" w:cs="Arial"/>
+                <w:sz w:val="22"/>
+                <w:szCs w:val="22"/>
+              </w:rPr>
+            </w:pPr>
+            <w:r>
+              <w:rPr>
+                <w:rFonts w:ascii="Arial" w:eastAsia="Arial" w:hAnsi="Arial" w:cs="Arial"/>
+                <w:sz w:val="22"/>
+                <w:szCs w:val="22"/>
+              </w:rPr>
+              <w:t>No</w:t>
+            </w:r>
+          </w:p>
+        </w:tc>
+      </w:tr>
+    </w:tbl>
+    <w:p>
+      <w:pPr>
+        <w:ind w:leftChars="0" w:left="0" w:firstLineChars="0" w:firstLine="0"/>
+        <w:rPr>
+          <w:sz w:val="32"/>
+          <w:szCs w:val="32"/>
+        </w:rPr>
+      </w:pPr>
+    </w:p>
+    <w:tbl>
+      <w:tblPr>
+        <w:tblW w:w="8644" w:type="dxa"/>
+        <w:tblInd w:w="5" w:type="dxa"/>
+        <w:tblBorders>
+          <w:top w:val="single" w:sz="4" w:space="0" w:color="000000"/>
+          <w:left w:val="single" w:sz="4" w:space="0" w:color="000000"/>
+          <w:bottom w:val="single" w:sz="4" w:space="0" w:color="000000"/>
+          <w:right w:val="single" w:sz="4" w:space="0" w:color="000000"/>
+          <w:insideH w:val="single" w:sz="4" w:space="0" w:color="000000"/>
+          <w:insideV w:val="single" w:sz="4" w:space="0" w:color="000000"/>
+        </w:tblBorders>
+        <w:tblLayout w:type="fixed"/>
+        <w:tblLook w:val="0000" w:firstRow="0" w:lastRow="0" w:firstColumn="0" w:lastColumn="0" w:noHBand="0" w:noVBand="0"/>
+      </w:tblPr>
+      <w:tblGrid>
+        <w:gridCol w:w="2881"/>
+        <w:gridCol w:w="789"/>
+        <w:gridCol w:w="4974"/>
+      </w:tblGrid>
+      <w:tr>
+        <w:trPr>
+          <w:cantSplit/>
+          <w:trHeight w:val="299"/>
+        </w:trPr>
+        <w:tc>
+          <w:tcPr>
+            <w:tcW w:w="2881" w:type="dxa"/>
+            <w:shd w:val="clear" w:color="auto" w:fill="D9D9D9"/>
+          </w:tcPr>
+          <w:p>
+            <w:pPr>
+              <w:ind w:left="0" w:hanging="2"/>
+              <w:rPr>
+                <w:rFonts w:ascii="Arial" w:eastAsia="Arial" w:hAnsi="Arial" w:cs="Arial"/>
+                <w:sz w:val="22"/>
+                <w:szCs w:val="22"/>
+              </w:rPr>
+            </w:pPr>
+            <w:r>
+              <w:t>RF0</w:t>
+            </w:r>
+            <w:r>
+              <w:t>1</w:t>
+            </w:r>
+            <w:r>
+              <w:t>3</w:t>
+            </w:r>
+          </w:p>
+        </w:tc>
+        <w:tc>
+          <w:tcPr>
+            <w:tcW w:w="5763" w:type="dxa"/>
+            <w:gridSpan w:val="2"/>
+            <w:shd w:val="clear" w:color="auto" w:fill="D9D9D9"/>
+          </w:tcPr>
+          <w:p>
+            <w:pPr>
+              <w:ind w:left="0" w:hanging="2"/>
+              <w:rPr>
+                <w:rFonts w:ascii="Arial" w:eastAsia="Arial" w:hAnsi="Arial" w:cs="Arial"/>
+                <w:sz w:val="22"/>
+                <w:szCs w:val="22"/>
+              </w:rPr>
+            </w:pPr>
+          </w:p>
+        </w:tc>
+      </w:tr>
+      <w:tr>
+        <w:trPr>
+          <w:cantSplit/>
+        </w:trPr>
+        <w:tc>
+          <w:tcPr>
+            <w:tcW w:w="2881" w:type="dxa"/>
+            <w:tcBorders>
+              <w:top w:val="single" w:sz="4" w:space="0" w:color="000000"/>
+              <w:left w:val="single" w:sz="4" w:space="0" w:color="000000"/>
+              <w:bottom w:val="single" w:sz="4" w:space="0" w:color="000000"/>
+              <w:right w:val="single" w:sz="4" w:space="0" w:color="000000"/>
+            </w:tcBorders>
+          </w:tcPr>
+          <w:p>
+            <w:pPr>
+              <w:ind w:left="0" w:hanging="2"/>
+              <w:rPr>
+                <w:rFonts w:ascii="Arial" w:eastAsia="Arial" w:hAnsi="Arial" w:cs="Arial"/>
+                <w:sz w:val="22"/>
+                <w:szCs w:val="22"/>
+              </w:rPr>
+            </w:pPr>
+            <w:r>
+              <w:rPr>
+                <w:rFonts w:ascii="Arial" w:eastAsia="Arial" w:hAnsi="Arial" w:cs="Arial"/>
+                <w:b/>
+                <w:sz w:val="22"/>
+                <w:szCs w:val="22"/>
+              </w:rPr>
+              <w:t>Caso de uso</w:t>
+            </w:r>
+          </w:p>
+        </w:tc>
+        <w:tc>
+          <w:tcPr>
+            <w:tcW w:w="5763" w:type="dxa"/>
+            <w:gridSpan w:val="2"/>
+            <w:tcBorders>
+              <w:top w:val="single" w:sz="4" w:space="0" w:color="000000"/>
+              <w:left w:val="single" w:sz="4" w:space="0" w:color="000000"/>
+              <w:bottom w:val="single" w:sz="4" w:space="0" w:color="000000"/>
+              <w:right w:val="single" w:sz="4" w:space="0" w:color="000000"/>
+            </w:tcBorders>
+          </w:tcPr>
+          <w:p>
+            <w:pPr>
+              <w:ind w:left="0" w:hanging="2"/>
+              <w:rPr>
+                <w:rFonts w:ascii="Arial" w:eastAsia="Arial" w:hAnsi="Arial" w:cs="Arial"/>
+                <w:sz w:val="22"/>
+                <w:szCs w:val="22"/>
+              </w:rPr>
+            </w:pPr>
+            <w:r>
+              <w:t xml:space="preserve">Integrar </w:t>
+            </w:r>
+            <w:r>
+              <w:t>banner</w:t>
+            </w:r>
+          </w:p>
+        </w:tc>
+      </w:tr>
+      <w:tr>
+        <w:trPr>
+          <w:cantSplit/>
+        </w:trPr>
+        <w:tc>
+          <w:tcPr>
+            <w:tcW w:w="2881" w:type="dxa"/>
+            <w:tcBorders>
+              <w:top w:val="single" w:sz="4" w:space="0" w:color="000000"/>
+              <w:left w:val="single" w:sz="4" w:space="0" w:color="000000"/>
+              <w:bottom w:val="single" w:sz="4" w:space="0" w:color="000000"/>
+              <w:right w:val="single" w:sz="4" w:space="0" w:color="000000"/>
+            </w:tcBorders>
+          </w:tcPr>
+          <w:p>
+            <w:pPr>
+              <w:ind w:left="0" w:hanging="2"/>
+              <w:rPr>
+                <w:rFonts w:ascii="Arial" w:eastAsia="Arial" w:hAnsi="Arial" w:cs="Arial"/>
+                <w:sz w:val="22"/>
+                <w:szCs w:val="22"/>
+              </w:rPr>
+            </w:pPr>
+            <w:r>
+              <w:rPr>
+                <w:rFonts w:ascii="Arial" w:eastAsia="Arial" w:hAnsi="Arial" w:cs="Arial"/>
+                <w:b/>
+                <w:sz w:val="22"/>
+                <w:szCs w:val="22"/>
+              </w:rPr>
+              <w:t>Versión</w:t>
+            </w:r>
+          </w:p>
+        </w:tc>
+        <w:tc>
+          <w:tcPr>
+            <w:tcW w:w="5763" w:type="dxa"/>
+            <w:gridSpan w:val="2"/>
+            <w:tcBorders>
+              <w:top w:val="single" w:sz="4" w:space="0" w:color="000000"/>
+              <w:left w:val="single" w:sz="4" w:space="0" w:color="000000"/>
+              <w:bottom w:val="single" w:sz="4" w:space="0" w:color="000000"/>
+              <w:right w:val="single" w:sz="4" w:space="0" w:color="000000"/>
+            </w:tcBorders>
+          </w:tcPr>
+          <w:p>
+            <w:pPr>
+              <w:ind w:left="0" w:hanging="2"/>
+              <w:rPr>
+                <w:rFonts w:ascii="Arial" w:eastAsia="Arial" w:hAnsi="Arial" w:cs="Arial"/>
+                <w:sz w:val="22"/>
+                <w:szCs w:val="22"/>
+              </w:rPr>
+            </w:pPr>
+            <w:r>
+              <w:rPr>
+                <w:rFonts w:ascii="Arial" w:eastAsia="Arial" w:hAnsi="Arial" w:cs="Arial"/>
+                <w:sz w:val="22"/>
+                <w:szCs w:val="22"/>
+              </w:rPr>
+              <w:t>Versión 1.0</w:t>
+            </w:r>
+          </w:p>
+        </w:tc>
+      </w:tr>
+      <w:tr>
+        <w:trPr>
+          <w:cantSplit/>
+        </w:trPr>
+        <w:tc>
+          <w:tcPr>
+            <w:tcW w:w="2881" w:type="dxa"/>
+            <w:tcBorders>
+              <w:top w:val="single" w:sz="4" w:space="0" w:color="000000"/>
+              <w:left w:val="single" w:sz="4" w:space="0" w:color="000000"/>
+              <w:bottom w:val="single" w:sz="4" w:space="0" w:color="000000"/>
+              <w:right w:val="single" w:sz="4" w:space="0" w:color="000000"/>
+            </w:tcBorders>
+          </w:tcPr>
+          <w:p>
+            <w:pPr>
+              <w:ind w:left="0" w:hanging="2"/>
+              <w:rPr>
+                <w:rFonts w:ascii="Arial" w:eastAsia="Arial" w:hAnsi="Arial" w:cs="Arial"/>
+                <w:sz w:val="22"/>
+                <w:szCs w:val="22"/>
+              </w:rPr>
+            </w:pPr>
+            <w:r>
+              <w:rPr>
+                <w:rFonts w:ascii="Arial" w:eastAsia="Arial" w:hAnsi="Arial" w:cs="Arial"/>
+                <w:b/>
+                <w:sz w:val="22"/>
+                <w:szCs w:val="22"/>
+              </w:rPr>
+              <w:t>Autores</w:t>
+            </w:r>
+          </w:p>
+        </w:tc>
+        <w:tc>
+          <w:tcPr>
+            <w:tcW w:w="5763" w:type="dxa"/>
+            <w:gridSpan w:val="2"/>
+            <w:tcBorders>
+              <w:top w:val="single" w:sz="4" w:space="0" w:color="000000"/>
+              <w:left w:val="single" w:sz="4" w:space="0" w:color="000000"/>
+              <w:bottom w:val="single" w:sz="4" w:space="0" w:color="000000"/>
+              <w:right w:val="single" w:sz="4" w:space="0" w:color="000000"/>
+            </w:tcBorders>
+          </w:tcPr>
+          <w:p>
+            <w:pPr>
+              <w:ind w:left="0" w:hanging="2"/>
+              <w:rPr>
+                <w:rFonts w:ascii="Arial" w:eastAsia="Arial" w:hAnsi="Arial" w:cs="Arial"/>
+                <w:sz w:val="22"/>
+                <w:szCs w:val="22"/>
+              </w:rPr>
+            </w:pPr>
+            <w:r>
+              <w:rPr>
+                <w:rFonts w:ascii="Arial" w:eastAsia="Arial" w:hAnsi="Arial" w:cs="Arial"/>
+                <w:sz w:val="22"/>
+                <w:szCs w:val="22"/>
+              </w:rPr>
+              <w:t xml:space="preserve">Usuario </w:t>
+            </w:r>
+          </w:p>
+        </w:tc>
+      </w:tr>
+      <w:tr>
+        <w:trPr>
+          <w:cantSplit/>
+        </w:trPr>
+        <w:tc>
+          <w:tcPr>
+            <w:tcW w:w="2881" w:type="dxa"/>
+            <w:tcBorders>
+              <w:top w:val="single" w:sz="4" w:space="0" w:color="000000"/>
+              <w:left w:val="single" w:sz="4" w:space="0" w:color="000000"/>
+              <w:bottom w:val="single" w:sz="4" w:space="0" w:color="000000"/>
+              <w:right w:val="single" w:sz="4" w:space="0" w:color="000000"/>
+            </w:tcBorders>
+          </w:tcPr>
+          <w:p>
+            <w:pPr>
+              <w:ind w:left="0" w:hanging="2"/>
+              <w:rPr>
+                <w:rFonts w:ascii="Arial" w:eastAsia="Arial" w:hAnsi="Arial" w:cs="Arial"/>
+                <w:sz w:val="22"/>
+                <w:szCs w:val="22"/>
+              </w:rPr>
+            </w:pPr>
+            <w:r>
+              <w:rPr>
+                <w:rFonts w:ascii="Arial" w:eastAsia="Arial" w:hAnsi="Arial" w:cs="Arial"/>
+                <w:b/>
+                <w:sz w:val="22"/>
+                <w:szCs w:val="22"/>
+              </w:rPr>
+              <w:t>Fuentes</w:t>
+            </w:r>
+          </w:p>
+        </w:tc>
+        <w:tc>
+          <w:tcPr>
+            <w:tcW w:w="5763" w:type="dxa"/>
+            <w:gridSpan w:val="2"/>
+            <w:tcBorders>
+              <w:top w:val="single" w:sz="4" w:space="0" w:color="000000"/>
+              <w:left w:val="single" w:sz="4" w:space="0" w:color="000000"/>
+              <w:bottom w:val="single" w:sz="4" w:space="0" w:color="000000"/>
+              <w:right w:val="single" w:sz="4" w:space="0" w:color="000000"/>
+            </w:tcBorders>
+          </w:tcPr>
+          <w:p>
+            <w:pPr>
+              <w:ind w:left="0" w:hanging="2"/>
+              <w:rPr>
+                <w:rFonts w:ascii="Arial" w:eastAsia="Arial" w:hAnsi="Arial" w:cs="Arial"/>
+                <w:sz w:val="22"/>
+                <w:szCs w:val="22"/>
+              </w:rPr>
+            </w:pPr>
+          </w:p>
+        </w:tc>
+      </w:tr>
+      <w:tr>
+        <w:trPr>
+          <w:cantSplit/>
+        </w:trPr>
+        <w:tc>
+          <w:tcPr>
+            <w:tcW w:w="2881" w:type="dxa"/>
+            <w:tcBorders>
+              <w:top w:val="single" w:sz="4" w:space="0" w:color="000000"/>
+              <w:left w:val="single" w:sz="4" w:space="0" w:color="000000"/>
+              <w:bottom w:val="single" w:sz="4" w:space="0" w:color="000000"/>
+              <w:right w:val="single" w:sz="4" w:space="0" w:color="000000"/>
+            </w:tcBorders>
+          </w:tcPr>
+          <w:p>
+            <w:pPr>
+              <w:ind w:left="0" w:hanging="2"/>
+              <w:rPr>
+                <w:rFonts w:ascii="Arial" w:eastAsia="Arial" w:hAnsi="Arial" w:cs="Arial"/>
+                <w:sz w:val="22"/>
+                <w:szCs w:val="22"/>
+              </w:rPr>
+            </w:pPr>
+            <w:r>
+              <w:rPr>
+                <w:rFonts w:ascii="Arial" w:eastAsia="Arial" w:hAnsi="Arial" w:cs="Arial"/>
+                <w:b/>
+                <w:sz w:val="22"/>
+                <w:szCs w:val="22"/>
+              </w:rPr>
+              <w:t>Descripción</w:t>
+            </w:r>
+          </w:p>
+        </w:tc>
+        <w:tc>
+          <w:tcPr>
+            <w:tcW w:w="5763" w:type="dxa"/>
+            <w:gridSpan w:val="2"/>
+            <w:tcBorders>
+              <w:top w:val="single" w:sz="4" w:space="0" w:color="000000"/>
+              <w:left w:val="single" w:sz="4" w:space="0" w:color="000000"/>
+              <w:bottom w:val="single" w:sz="4" w:space="0" w:color="000000"/>
+              <w:right w:val="single" w:sz="4" w:space="0" w:color="000000"/>
+            </w:tcBorders>
+          </w:tcPr>
+          <w:p>
+            <w:pPr>
+              <w:ind w:left="0" w:hanging="2"/>
+              <w:rPr>
+                <w:rFonts w:ascii="Arial" w:eastAsia="Arial" w:hAnsi="Arial" w:cs="Arial"/>
+                <w:sz w:val="22"/>
+                <w:szCs w:val="22"/>
+              </w:rPr>
+            </w:pPr>
+            <w:r>
+              <w:rPr>
+                <w:rFonts w:ascii="Arial" w:eastAsia="Arial" w:hAnsi="Arial" w:cs="Arial"/>
+                <w:sz w:val="22"/>
+                <w:szCs w:val="22"/>
+              </w:rPr>
+              <w:t xml:space="preserve">El sistema permitir al administrador gestionar </w:t>
+            </w:r>
+            <w:proofErr w:type="gramStart"/>
+            <w:r>
+              <w:rPr>
+                <w:rFonts w:ascii="Arial" w:eastAsia="Arial" w:hAnsi="Arial" w:cs="Arial"/>
+                <w:sz w:val="22"/>
+                <w:szCs w:val="22"/>
+              </w:rPr>
+              <w:t>los banner</w:t>
+            </w:r>
+            <w:proofErr w:type="gramEnd"/>
+            <w:r>
+              <w:rPr>
+                <w:rFonts w:ascii="Arial" w:eastAsia="Arial" w:hAnsi="Arial" w:cs="Arial"/>
+                <w:sz w:val="22"/>
+                <w:szCs w:val="22"/>
+              </w:rPr>
+              <w:t xml:space="preserve"> para subir imágenes con formatos permitidos (JPG, PNG, GIF, </w:t>
+            </w:r>
+            <w:proofErr w:type="spellStart"/>
+            <w:r>
+              <w:rPr>
+                <w:rFonts w:ascii="Arial" w:eastAsia="Arial" w:hAnsi="Arial" w:cs="Arial"/>
+                <w:sz w:val="22"/>
+                <w:szCs w:val="22"/>
+              </w:rPr>
+              <w:t>WebP</w:t>
+            </w:r>
+            <w:proofErr w:type="spellEnd"/>
+            <w:r>
+              <w:rPr>
+                <w:rFonts w:ascii="Arial" w:eastAsia="Arial" w:hAnsi="Arial" w:cs="Arial"/>
+                <w:sz w:val="22"/>
+                <w:szCs w:val="22"/>
+              </w:rPr>
+              <w:t>)</w:t>
+            </w:r>
+          </w:p>
+        </w:tc>
+      </w:tr>
+      <w:tr>
+        <w:trPr>
+          <w:cantSplit/>
+        </w:trPr>
+        <w:tc>
+          <w:tcPr>
+            <w:tcW w:w="2881" w:type="dxa"/>
+            <w:tcBorders>
+              <w:top w:val="single" w:sz="4" w:space="0" w:color="000000"/>
+              <w:left w:val="single" w:sz="4" w:space="0" w:color="000000"/>
+              <w:bottom w:val="single" w:sz="4" w:space="0" w:color="000000"/>
+              <w:right w:val="single" w:sz="4" w:space="0" w:color="000000"/>
+            </w:tcBorders>
+          </w:tcPr>
+          <w:p>
+            <w:pPr>
+              <w:ind w:left="0" w:hanging="2"/>
+              <w:rPr>
+                <w:rFonts w:ascii="Arial" w:eastAsia="Arial" w:hAnsi="Arial" w:cs="Arial"/>
+                <w:sz w:val="22"/>
+                <w:szCs w:val="22"/>
+              </w:rPr>
+            </w:pPr>
+            <w:r>
+              <w:rPr>
+                <w:rFonts w:ascii="Arial" w:eastAsia="Arial" w:hAnsi="Arial" w:cs="Arial"/>
+                <w:b/>
+                <w:sz w:val="22"/>
+                <w:szCs w:val="22"/>
+              </w:rPr>
+              <w:t>Precondición</w:t>
+            </w:r>
+          </w:p>
+        </w:tc>
+        <w:tc>
+          <w:tcPr>
+            <w:tcW w:w="5763" w:type="dxa"/>
+            <w:gridSpan w:val="2"/>
+            <w:tcBorders>
+              <w:top w:val="single" w:sz="4" w:space="0" w:color="000000"/>
+              <w:left w:val="single" w:sz="4" w:space="0" w:color="000000"/>
+              <w:bottom w:val="single" w:sz="4" w:space="0" w:color="000000"/>
+              <w:right w:val="single" w:sz="4" w:space="0" w:color="000000"/>
+            </w:tcBorders>
+          </w:tcPr>
+          <w:p>
+            <w:pPr>
+              <w:ind w:left="0" w:hanging="2"/>
+              <w:rPr>
+                <w:rFonts w:ascii="Arial" w:eastAsia="Arial" w:hAnsi="Arial" w:cs="Arial"/>
+                <w:sz w:val="22"/>
+                <w:szCs w:val="22"/>
+              </w:rPr>
+            </w:pPr>
+            <w:r>
+              <w:rPr>
+                <w:rFonts w:ascii="Arial" w:eastAsia="Arial" w:hAnsi="Arial" w:cs="Arial"/>
+                <w:sz w:val="22"/>
+                <w:szCs w:val="22"/>
+              </w:rPr>
+              <w:t xml:space="preserve">El </w:t>
+            </w:r>
+            <w:r>
+              <w:rPr>
+                <w:rFonts w:ascii="Arial" w:eastAsia="Arial" w:hAnsi="Arial" w:cs="Arial"/>
+                <w:sz w:val="22"/>
+                <w:szCs w:val="22"/>
+              </w:rPr>
+              <w:t>administrador</w:t>
+            </w:r>
+            <w:r>
+              <w:rPr>
+                <w:rFonts w:ascii="Arial" w:eastAsia="Arial" w:hAnsi="Arial" w:cs="Arial"/>
+                <w:sz w:val="22"/>
+                <w:szCs w:val="22"/>
+              </w:rPr>
+              <w:t xml:space="preserve"> inicia sesión </w:t>
+            </w:r>
+          </w:p>
+        </w:tc>
+      </w:tr>
+      <w:tr>
+        <w:trPr>
+          <w:cantSplit/>
+        </w:trPr>
+        <w:tc>
+          <w:tcPr>
+            <w:tcW w:w="2881" w:type="dxa"/>
+            <w:vMerge w:val="restart"/>
+          </w:tcPr>
+          <w:p>
+            <w:pPr>
+              <w:ind w:left="0" w:hanging="2"/>
+              <w:rPr>
+                <w:rFonts w:ascii="Arial" w:eastAsia="Arial" w:hAnsi="Arial" w:cs="Arial"/>
+                <w:sz w:val="22"/>
+                <w:szCs w:val="22"/>
+              </w:rPr>
+            </w:pPr>
+            <w:r>
+              <w:rPr>
+                <w:rFonts w:ascii="Arial" w:eastAsia="Arial" w:hAnsi="Arial" w:cs="Arial"/>
+                <w:b/>
+                <w:sz w:val="22"/>
+                <w:szCs w:val="22"/>
+              </w:rPr>
+              <w:t>Secuencia</w:t>
+            </w:r>
+          </w:p>
+          <w:p>
+            <w:pPr>
+              <w:ind w:left="0" w:hanging="2"/>
+              <w:rPr>
+                <w:rFonts w:ascii="Arial" w:eastAsia="Arial" w:hAnsi="Arial" w:cs="Arial"/>
+                <w:sz w:val="22"/>
+                <w:szCs w:val="22"/>
+              </w:rPr>
+            </w:pPr>
+            <w:r>
+              <w:rPr>
+                <w:rFonts w:ascii="Arial" w:eastAsia="Arial" w:hAnsi="Arial" w:cs="Arial"/>
+                <w:b/>
+                <w:sz w:val="22"/>
+                <w:szCs w:val="22"/>
+              </w:rPr>
+              <w:t>Normal</w:t>
+            </w:r>
+          </w:p>
+        </w:tc>
+        <w:tc>
+          <w:tcPr>
+            <w:tcW w:w="789" w:type="dxa"/>
+          </w:tcPr>
+          <w:p>
+            <w:pPr>
+              <w:ind w:left="0" w:hanging="2"/>
+              <w:rPr>
+                <w:rFonts w:ascii="Arial" w:eastAsia="Arial" w:hAnsi="Arial" w:cs="Arial"/>
+                <w:sz w:val="22"/>
+                <w:szCs w:val="22"/>
+              </w:rPr>
+            </w:pPr>
+            <w:r>
+              <w:rPr>
+                <w:rFonts w:ascii="Arial" w:eastAsia="Arial" w:hAnsi="Arial" w:cs="Arial"/>
+                <w:b/>
+                <w:sz w:val="22"/>
+                <w:szCs w:val="22"/>
+              </w:rPr>
+              <w:t>Paso</w:t>
+            </w:r>
+          </w:p>
+        </w:tc>
+        <w:tc>
+          <w:tcPr>
+            <w:tcW w:w="4974" w:type="dxa"/>
+          </w:tcPr>
+          <w:p>
+            <w:pPr>
+              <w:ind w:left="0" w:hanging="2"/>
+              <w:rPr>
+                <w:rFonts w:ascii="Arial" w:eastAsia="Arial" w:hAnsi="Arial" w:cs="Arial"/>
+                <w:sz w:val="22"/>
+                <w:szCs w:val="22"/>
+              </w:rPr>
+            </w:pPr>
+            <w:r>
+              <w:rPr>
+                <w:rFonts w:ascii="Arial" w:eastAsia="Arial" w:hAnsi="Arial" w:cs="Arial"/>
+                <w:b/>
+                <w:sz w:val="22"/>
+                <w:szCs w:val="22"/>
+              </w:rPr>
+              <w:t>Acción</w:t>
+            </w:r>
+          </w:p>
+        </w:tc>
+      </w:tr>
+      <w:tr>
+        <w:trPr>
+          <w:cantSplit/>
+        </w:trPr>
+        <w:tc>
+          <w:tcPr>
+            <w:tcW w:w="2881" w:type="dxa"/>
+            <w:vMerge/>
+          </w:tcPr>
+          <w:p>
+            <w:pPr>
+              <w:widowControl w:val="0"/>
+              <w:pBdr>
+                <w:top w:val="nil"/>
+                <w:left w:val="nil"/>
+                <w:bottom w:val="nil"/>
+                <w:right w:val="nil"/>
+                <w:between w:val="nil"/>
+              </w:pBdr>
+              <w:spacing w:line="276" w:lineRule="auto"/>
+              <w:ind w:left="0" w:hanging="2"/>
+              <w:rPr>
+                <w:rFonts w:ascii="Arial" w:eastAsia="Arial" w:hAnsi="Arial" w:cs="Arial"/>
+                <w:sz w:val="22"/>
+                <w:szCs w:val="22"/>
+              </w:rPr>
+            </w:pPr>
+          </w:p>
+        </w:tc>
+        <w:tc>
+          <w:tcPr>
+            <w:tcW w:w="789" w:type="dxa"/>
+          </w:tcPr>
+          <w:p>
+            <w:pPr>
+              <w:ind w:left="0" w:hanging="2"/>
+              <w:jc w:val="center"/>
+              <w:rPr>
+                <w:rFonts w:ascii="Arial" w:eastAsia="Arial" w:hAnsi="Arial" w:cs="Arial"/>
+                <w:sz w:val="22"/>
+                <w:szCs w:val="22"/>
+              </w:rPr>
+            </w:pPr>
+            <w:r>
+              <w:rPr>
+                <w:rFonts w:ascii="Arial" w:eastAsia="Arial" w:hAnsi="Arial" w:cs="Arial"/>
+                <w:sz w:val="22"/>
+                <w:szCs w:val="22"/>
+              </w:rPr>
+              <w:t>1</w:t>
+            </w:r>
+          </w:p>
+        </w:tc>
+        <w:tc>
+          <w:tcPr>
+            <w:tcW w:w="4974" w:type="dxa"/>
+          </w:tcPr>
+          <w:p>
+            <w:pPr>
+              <w:ind w:left="0" w:hanging="2"/>
+              <w:rPr>
+                <w:rFonts w:ascii="Arial" w:eastAsia="Arial" w:hAnsi="Arial" w:cs="Arial"/>
+                <w:sz w:val="22"/>
+                <w:szCs w:val="22"/>
+              </w:rPr>
+            </w:pPr>
+            <w:r>
+              <w:rPr>
+                <w:rFonts w:ascii="Arial" w:eastAsia="Arial" w:hAnsi="Arial" w:cs="Arial"/>
+                <w:sz w:val="22"/>
+                <w:szCs w:val="22"/>
+              </w:rPr>
+              <w:t xml:space="preserve">El </w:t>
+            </w:r>
+            <w:r>
+              <w:rPr>
+                <w:rFonts w:ascii="Arial" w:eastAsia="Arial" w:hAnsi="Arial" w:cs="Arial"/>
+                <w:sz w:val="22"/>
+                <w:szCs w:val="22"/>
+              </w:rPr>
+              <w:t>administrador</w:t>
+            </w:r>
+            <w:r>
+              <w:rPr>
+                <w:rFonts w:ascii="Arial" w:eastAsia="Arial" w:hAnsi="Arial" w:cs="Arial"/>
+                <w:sz w:val="22"/>
+                <w:szCs w:val="22"/>
+              </w:rPr>
+              <w:t xml:space="preserve"> accede a la página de </w:t>
+            </w:r>
+            <w:r>
+              <w:rPr>
+                <w:rFonts w:ascii="Arial" w:eastAsia="Arial" w:hAnsi="Arial" w:cs="Arial"/>
+                <w:sz w:val="22"/>
+                <w:szCs w:val="22"/>
+              </w:rPr>
+              <w:t>administración</w:t>
+            </w:r>
+          </w:p>
+        </w:tc>
+      </w:tr>
+      <w:tr>
+        <w:trPr>
+          <w:cantSplit/>
+        </w:trPr>
+        <w:tc>
+          <w:tcPr>
+            <w:tcW w:w="2881" w:type="dxa"/>
+            <w:vMerge/>
+          </w:tcPr>
+          <w:p>
+            <w:pPr>
+              <w:widowControl w:val="0"/>
+              <w:pBdr>
+                <w:top w:val="nil"/>
+                <w:left w:val="nil"/>
+                <w:bottom w:val="nil"/>
+                <w:right w:val="nil"/>
+                <w:between w:val="nil"/>
+              </w:pBdr>
+              <w:spacing w:line="276" w:lineRule="auto"/>
+              <w:ind w:left="0" w:hanging="2"/>
+              <w:rPr>
+                <w:rFonts w:ascii="Arial" w:eastAsia="Arial" w:hAnsi="Arial" w:cs="Arial"/>
+                <w:sz w:val="22"/>
+                <w:szCs w:val="22"/>
+              </w:rPr>
+            </w:pPr>
+          </w:p>
+        </w:tc>
+        <w:tc>
+          <w:tcPr>
+            <w:tcW w:w="789" w:type="dxa"/>
+          </w:tcPr>
+          <w:p>
+            <w:pPr>
+              <w:ind w:left="0" w:hanging="2"/>
+              <w:jc w:val="center"/>
+              <w:rPr>
+                <w:rFonts w:ascii="Arial" w:eastAsia="Arial" w:hAnsi="Arial" w:cs="Arial"/>
+                <w:sz w:val="22"/>
+                <w:szCs w:val="22"/>
+              </w:rPr>
+            </w:pPr>
+            <w:r>
+              <w:rPr>
+                <w:rFonts w:ascii="Arial" w:eastAsia="Arial" w:hAnsi="Arial" w:cs="Arial"/>
+                <w:sz w:val="22"/>
+                <w:szCs w:val="22"/>
+              </w:rPr>
+              <w:t>2</w:t>
+            </w:r>
+          </w:p>
+        </w:tc>
+        <w:tc>
+          <w:tcPr>
+            <w:tcW w:w="4974" w:type="dxa"/>
+          </w:tcPr>
+          <w:p>
+            <w:pPr>
+              <w:ind w:left="0" w:hanging="2"/>
+              <w:rPr>
+                <w:rFonts w:ascii="Arial" w:eastAsia="Arial" w:hAnsi="Arial" w:cs="Arial"/>
+                <w:sz w:val="22"/>
+                <w:szCs w:val="22"/>
+              </w:rPr>
+            </w:pPr>
+            <w:r>
+              <w:rPr>
+                <w:rFonts w:ascii="Arial" w:eastAsia="Arial" w:hAnsi="Arial" w:cs="Arial"/>
+                <w:sz w:val="22"/>
+                <w:szCs w:val="22"/>
+              </w:rPr>
+              <w:t xml:space="preserve">El </w:t>
+            </w:r>
+            <w:r>
+              <w:rPr>
+                <w:rFonts w:ascii="Arial" w:eastAsia="Arial" w:hAnsi="Arial" w:cs="Arial"/>
+                <w:sz w:val="22"/>
+                <w:szCs w:val="22"/>
+              </w:rPr>
+              <w:t>administrador se dirige a la sección de “</w:t>
+            </w:r>
+            <w:r>
+              <w:rPr>
+                <w:rFonts w:ascii="Arial" w:eastAsia="Arial" w:hAnsi="Arial" w:cs="Arial"/>
+                <w:sz w:val="22"/>
+                <w:szCs w:val="22"/>
+              </w:rPr>
+              <w:t>gestionar</w:t>
+            </w:r>
+            <w:r>
+              <w:rPr>
+                <w:rFonts w:ascii="Arial" w:eastAsia="Arial" w:hAnsi="Arial" w:cs="Arial"/>
+                <w:sz w:val="22"/>
+                <w:szCs w:val="22"/>
+              </w:rPr>
+              <w:t xml:space="preserve"> </w:t>
+            </w:r>
+            <w:r>
+              <w:rPr>
+                <w:rFonts w:ascii="Arial" w:eastAsia="Arial" w:hAnsi="Arial" w:cs="Arial"/>
+                <w:sz w:val="22"/>
+                <w:szCs w:val="22"/>
+              </w:rPr>
+              <w:t>página</w:t>
+            </w:r>
+            <w:r>
+              <w:rPr>
+                <w:rFonts w:ascii="Arial" w:eastAsia="Arial" w:hAnsi="Arial" w:cs="Arial"/>
+                <w:sz w:val="22"/>
+                <w:szCs w:val="22"/>
+              </w:rPr>
+              <w:t>”</w:t>
+            </w:r>
+          </w:p>
+        </w:tc>
+      </w:tr>
+      <w:tr>
+        <w:trPr>
+          <w:cantSplit/>
+        </w:trPr>
+        <w:tc>
+          <w:tcPr>
+            <w:tcW w:w="2881" w:type="dxa"/>
+            <w:vMerge/>
+          </w:tcPr>
+          <w:p>
+            <w:pPr>
+              <w:widowControl w:val="0"/>
+              <w:pBdr>
+                <w:top w:val="nil"/>
+                <w:left w:val="nil"/>
+                <w:bottom w:val="nil"/>
+                <w:right w:val="nil"/>
+                <w:between w:val="nil"/>
+              </w:pBdr>
+              <w:spacing w:line="276" w:lineRule="auto"/>
+              <w:ind w:left="0" w:hanging="2"/>
+              <w:rPr>
+                <w:rFonts w:ascii="Arial" w:eastAsia="Arial" w:hAnsi="Arial" w:cs="Arial"/>
+                <w:sz w:val="22"/>
+                <w:szCs w:val="22"/>
+              </w:rPr>
+            </w:pPr>
+          </w:p>
+        </w:tc>
+        <w:tc>
+          <w:tcPr>
+            <w:tcW w:w="789" w:type="dxa"/>
+          </w:tcPr>
+          <w:p>
+            <w:pPr>
+              <w:ind w:left="0" w:hanging="2"/>
+              <w:jc w:val="center"/>
+              <w:rPr>
+                <w:rFonts w:ascii="Arial" w:eastAsia="Arial" w:hAnsi="Arial" w:cs="Arial"/>
+                <w:sz w:val="22"/>
+                <w:szCs w:val="22"/>
+              </w:rPr>
+            </w:pPr>
+            <w:r>
+              <w:rPr>
+                <w:rFonts w:ascii="Arial" w:eastAsia="Arial" w:hAnsi="Arial" w:cs="Arial"/>
+                <w:sz w:val="22"/>
+                <w:szCs w:val="22"/>
+              </w:rPr>
+              <w:t>3</w:t>
+            </w:r>
+          </w:p>
+        </w:tc>
+        <w:tc>
+          <w:tcPr>
+            <w:tcW w:w="4974" w:type="dxa"/>
+          </w:tcPr>
+          <w:p>
+            <w:pPr>
+              <w:ind w:left="0" w:hanging="2"/>
+              <w:rPr>
+                <w:rFonts w:ascii="Arial" w:eastAsia="Arial" w:hAnsi="Arial" w:cs="Arial"/>
+                <w:sz w:val="22"/>
+                <w:szCs w:val="22"/>
+              </w:rPr>
+            </w:pPr>
+            <w:r>
+              <w:rPr>
+                <w:rFonts w:ascii="Arial" w:eastAsia="Arial" w:hAnsi="Arial" w:cs="Arial"/>
+                <w:sz w:val="22"/>
+                <w:szCs w:val="22"/>
+              </w:rPr>
+              <w:t xml:space="preserve">El administrador selecciona el botón para subir las </w:t>
+            </w:r>
+            <w:r>
+              <w:rPr>
+                <w:rFonts w:ascii="Arial" w:eastAsia="Arial" w:hAnsi="Arial" w:cs="Arial"/>
+                <w:sz w:val="22"/>
+                <w:szCs w:val="22"/>
+              </w:rPr>
+              <w:t>imágenes</w:t>
+            </w:r>
+          </w:p>
+        </w:tc>
+      </w:tr>
+      <w:tr>
+        <w:trPr>
+          <w:cantSplit/>
+        </w:trPr>
+        <w:tc>
+          <w:tcPr>
+            <w:tcW w:w="2881" w:type="dxa"/>
+            <w:vMerge/>
+          </w:tcPr>
+          <w:p>
+            <w:pPr>
+              <w:widowControl w:val="0"/>
+              <w:pBdr>
+                <w:top w:val="nil"/>
+                <w:left w:val="nil"/>
+                <w:bottom w:val="nil"/>
+                <w:right w:val="nil"/>
+                <w:between w:val="nil"/>
+              </w:pBdr>
+              <w:spacing w:line="276" w:lineRule="auto"/>
+              <w:ind w:left="0" w:hanging="2"/>
+              <w:rPr>
+                <w:rFonts w:ascii="Arial" w:eastAsia="Arial" w:hAnsi="Arial" w:cs="Arial"/>
+                <w:sz w:val="22"/>
+                <w:szCs w:val="22"/>
+              </w:rPr>
+            </w:pPr>
+          </w:p>
+        </w:tc>
+        <w:tc>
+          <w:tcPr>
+            <w:tcW w:w="789" w:type="dxa"/>
+          </w:tcPr>
+          <w:p>
+            <w:pPr>
+              <w:ind w:left="0" w:hanging="2"/>
+              <w:jc w:val="center"/>
+              <w:rPr>
+                <w:rFonts w:ascii="Arial" w:eastAsia="Arial" w:hAnsi="Arial" w:cs="Arial"/>
+                <w:sz w:val="22"/>
+                <w:szCs w:val="22"/>
+              </w:rPr>
+            </w:pPr>
+            <w:r>
+              <w:rPr>
+                <w:rFonts w:ascii="Arial" w:eastAsia="Arial" w:hAnsi="Arial" w:cs="Arial"/>
+                <w:sz w:val="22"/>
+                <w:szCs w:val="22"/>
+              </w:rPr>
+              <w:t>4</w:t>
+            </w:r>
+          </w:p>
+        </w:tc>
+        <w:tc>
+          <w:tcPr>
+            <w:tcW w:w="4974" w:type="dxa"/>
+          </w:tcPr>
+          <w:p>
+            <w:pPr>
+              <w:ind w:left="0" w:hanging="2"/>
+              <w:rPr>
+                <w:rFonts w:ascii="Arial" w:eastAsia="Arial" w:hAnsi="Arial" w:cs="Arial"/>
+                <w:sz w:val="22"/>
+                <w:szCs w:val="22"/>
+              </w:rPr>
+            </w:pPr>
+            <w:r>
+              <w:rPr>
+                <w:rFonts w:ascii="Arial" w:eastAsia="Arial" w:hAnsi="Arial" w:cs="Arial"/>
+                <w:sz w:val="22"/>
+                <w:szCs w:val="22"/>
+              </w:rPr>
+              <w:t>El</w:t>
+            </w:r>
+            <w:r>
+              <w:rPr>
+                <w:rFonts w:ascii="Arial" w:eastAsia="Arial" w:hAnsi="Arial" w:cs="Arial"/>
+                <w:sz w:val="22"/>
+                <w:szCs w:val="22"/>
+              </w:rPr>
+              <w:t xml:space="preserve"> administrador selecciona la imagen y la sube</w:t>
+            </w:r>
+          </w:p>
+        </w:tc>
+      </w:tr>
+      <w:tr>
+        <w:trPr>
+          <w:cantSplit/>
+        </w:trPr>
+        <w:tc>
+          <w:tcPr>
+            <w:tcW w:w="2881" w:type="dxa"/>
+            <w:vMerge/>
+          </w:tcPr>
+          <w:p>
+            <w:pPr>
+              <w:widowControl w:val="0"/>
+              <w:pBdr>
+                <w:top w:val="nil"/>
+                <w:left w:val="nil"/>
+                <w:bottom w:val="nil"/>
+                <w:right w:val="nil"/>
+                <w:between w:val="nil"/>
+              </w:pBdr>
+              <w:spacing w:line="276" w:lineRule="auto"/>
+              <w:ind w:left="0" w:hanging="2"/>
+              <w:rPr>
+                <w:rFonts w:ascii="Arial" w:eastAsia="Arial" w:hAnsi="Arial" w:cs="Arial"/>
+                <w:sz w:val="22"/>
+                <w:szCs w:val="22"/>
+              </w:rPr>
+            </w:pPr>
+          </w:p>
+        </w:tc>
+        <w:tc>
+          <w:tcPr>
+            <w:tcW w:w="789" w:type="dxa"/>
+          </w:tcPr>
+          <w:p>
+            <w:pPr>
+              <w:ind w:left="0" w:hanging="2"/>
+              <w:jc w:val="center"/>
+              <w:rPr>
+                <w:rFonts w:ascii="Arial" w:eastAsia="Arial" w:hAnsi="Arial" w:cs="Arial"/>
+                <w:sz w:val="22"/>
+                <w:szCs w:val="22"/>
+              </w:rPr>
+            </w:pPr>
+            <w:r>
+              <w:rPr>
+                <w:rFonts w:ascii="Arial" w:eastAsia="Arial" w:hAnsi="Arial" w:cs="Arial"/>
+                <w:sz w:val="22"/>
+                <w:szCs w:val="22"/>
+              </w:rPr>
+              <w:t>5</w:t>
+            </w:r>
+          </w:p>
+        </w:tc>
+        <w:tc>
+          <w:tcPr>
+            <w:tcW w:w="4974" w:type="dxa"/>
+          </w:tcPr>
+          <w:p>
+            <w:pPr>
+              <w:ind w:left="0" w:hanging="2"/>
+              <w:rPr>
+                <w:rFonts w:ascii="Arial" w:eastAsia="Arial" w:hAnsi="Arial" w:cs="Arial"/>
+                <w:sz w:val="22"/>
+                <w:szCs w:val="22"/>
+              </w:rPr>
+            </w:pPr>
+            <w:r>
+              <w:rPr>
+                <w:rFonts w:ascii="Arial" w:eastAsia="Arial" w:hAnsi="Arial" w:cs="Arial"/>
+                <w:sz w:val="22"/>
+                <w:szCs w:val="22"/>
+              </w:rPr>
+              <w:t xml:space="preserve">El sistema </w:t>
+            </w:r>
+            <w:r>
+              <w:rPr>
+                <w:rFonts w:ascii="Arial" w:eastAsia="Arial" w:hAnsi="Arial" w:cs="Arial"/>
+                <w:sz w:val="22"/>
+                <w:szCs w:val="22"/>
+              </w:rPr>
+              <w:t>mostrara la imagen en la pantalla</w:t>
+            </w:r>
+          </w:p>
+        </w:tc>
+      </w:tr>
+      <w:tr>
+        <w:trPr>
+          <w:cantSplit/>
+        </w:trPr>
+        <w:tc>
+          <w:tcPr>
+            <w:tcW w:w="2881" w:type="dxa"/>
+            <w:vAlign w:val="center"/>
+          </w:tcPr>
+          <w:p>
+            <w:pPr>
+              <w:ind w:left="0" w:hanging="2"/>
+              <w:rPr>
+                <w:rFonts w:ascii="Arial" w:eastAsia="Arial" w:hAnsi="Arial" w:cs="Arial"/>
+                <w:sz w:val="22"/>
+                <w:szCs w:val="22"/>
+              </w:rPr>
+            </w:pPr>
+            <w:r>
+              <w:rPr>
+                <w:rFonts w:ascii="Arial" w:eastAsia="Arial" w:hAnsi="Arial" w:cs="Arial"/>
+                <w:b/>
+                <w:sz w:val="22"/>
+                <w:szCs w:val="22"/>
+              </w:rPr>
+              <w:t>Escenario Alternativo</w:t>
+            </w:r>
+          </w:p>
+        </w:tc>
+        <w:tc>
+          <w:tcPr>
+            <w:tcW w:w="789" w:type="dxa"/>
+          </w:tcPr>
+          <w:p>
+            <w:pPr>
+              <w:ind w:left="0" w:hanging="2"/>
+              <w:jc w:val="center"/>
+              <w:rPr>
+                <w:rFonts w:ascii="Arial" w:eastAsia="Arial" w:hAnsi="Arial" w:cs="Arial"/>
+                <w:sz w:val="22"/>
+                <w:szCs w:val="22"/>
+              </w:rPr>
+            </w:pPr>
+          </w:p>
+        </w:tc>
+        <w:tc>
+          <w:tcPr>
+            <w:tcW w:w="4974" w:type="dxa"/>
+          </w:tcPr>
+          <w:p>
+            <w:pPr>
+              <w:ind w:leftChars="0" w:left="0" w:firstLineChars="0" w:firstLine="0"/>
+              <w:rPr>
+                <w:rFonts w:ascii="Arial" w:eastAsia="Arial" w:hAnsi="Arial" w:cs="Arial"/>
+                <w:sz w:val="22"/>
+                <w:szCs w:val="22"/>
+              </w:rPr>
+            </w:pPr>
+          </w:p>
+        </w:tc>
+      </w:tr>
+      <w:tr>
+        <w:trPr>
+          <w:cantSplit/>
+        </w:trPr>
+        <w:tc>
+          <w:tcPr>
+            <w:tcW w:w="2881" w:type="dxa"/>
+          </w:tcPr>
+          <w:p>
+            <w:pPr>
+              <w:ind w:left="0" w:hanging="2"/>
+              <w:rPr>
+                <w:rFonts w:ascii="Arial" w:eastAsia="Arial" w:hAnsi="Arial" w:cs="Arial"/>
+                <w:sz w:val="22"/>
+                <w:szCs w:val="22"/>
+              </w:rPr>
+            </w:pPr>
+            <w:r>
+              <w:rPr>
+                <w:rFonts w:ascii="Arial" w:eastAsia="Arial" w:hAnsi="Arial" w:cs="Arial"/>
+                <w:b/>
+                <w:sz w:val="22"/>
+                <w:szCs w:val="22"/>
+              </w:rPr>
+              <w:t>Postcondición</w:t>
+            </w:r>
+          </w:p>
+        </w:tc>
+        <w:tc>
+          <w:tcPr>
+            <w:tcW w:w="5763" w:type="dxa"/>
+            <w:gridSpan w:val="2"/>
+          </w:tcPr>
+          <w:p>
+            <w:pPr>
+              <w:ind w:left="0" w:hanging="2"/>
+              <w:rPr>
+                <w:rFonts w:ascii="Arial" w:eastAsia="Arial" w:hAnsi="Arial" w:cs="Arial"/>
+                <w:sz w:val="22"/>
+                <w:szCs w:val="22"/>
+              </w:rPr>
+            </w:pPr>
+            <w:r>
+              <w:rPr>
+                <w:rFonts w:ascii="Arial" w:eastAsia="Arial" w:hAnsi="Arial" w:cs="Arial"/>
+                <w:sz w:val="22"/>
+                <w:szCs w:val="22"/>
+              </w:rPr>
+              <w:t> </w:t>
+            </w:r>
+            <w:r>
+              <w:rPr>
+                <w:rFonts w:ascii="Arial" w:eastAsia="Arial" w:hAnsi="Arial" w:cs="Arial"/>
+                <w:sz w:val="22"/>
+                <w:szCs w:val="22"/>
+              </w:rPr>
+              <w:t>El banner se mostrará en la página de usuario</w:t>
+            </w:r>
+          </w:p>
+        </w:tc>
+      </w:tr>
+      <w:tr>
+        <w:trPr>
+          <w:cantSplit/>
+        </w:trPr>
+        <w:tc>
+          <w:tcPr>
+            <w:tcW w:w="2881" w:type="dxa"/>
+            <w:vMerge w:val="restart"/>
+            <w:vAlign w:val="center"/>
+          </w:tcPr>
+          <w:p>
+            <w:pPr>
+              <w:keepNext/>
+              <w:pBdr>
+                <w:top w:val="nil"/>
+                <w:left w:val="nil"/>
+                <w:bottom w:val="nil"/>
+                <w:right w:val="nil"/>
+                <w:between w:val="nil"/>
+              </w:pBdr>
+              <w:spacing w:line="240" w:lineRule="auto"/>
+              <w:ind w:left="0" w:hanging="2"/>
+              <w:rPr>
+                <w:rFonts w:ascii="Arial" w:eastAsia="Arial" w:hAnsi="Arial" w:cs="Arial"/>
+                <w:b/>
+                <w:color w:val="000000"/>
+                <w:sz w:val="22"/>
+                <w:szCs w:val="22"/>
+              </w:rPr>
+            </w:pPr>
+            <w:r>
+              <w:rPr>
+                <w:rFonts w:ascii="Arial" w:eastAsia="Arial" w:hAnsi="Arial" w:cs="Arial"/>
+                <w:b/>
+                <w:color w:val="000000"/>
+                <w:sz w:val="22"/>
+                <w:szCs w:val="22"/>
+              </w:rPr>
+              <w:t>Excepciones</w:t>
+            </w:r>
+          </w:p>
+        </w:tc>
+        <w:tc>
+          <w:tcPr>
+            <w:tcW w:w="789" w:type="dxa"/>
+          </w:tcPr>
+          <w:p>
+            <w:pPr>
+              <w:ind w:left="0" w:hanging="2"/>
+              <w:jc w:val="center"/>
+              <w:rPr>
+                <w:rFonts w:ascii="Arial" w:eastAsia="Arial" w:hAnsi="Arial" w:cs="Arial"/>
+                <w:sz w:val="22"/>
+                <w:szCs w:val="22"/>
+              </w:rPr>
+            </w:pPr>
+            <w:r>
+              <w:rPr>
+                <w:rFonts w:ascii="Arial" w:eastAsia="Arial" w:hAnsi="Arial" w:cs="Arial"/>
+                <w:b/>
+                <w:sz w:val="22"/>
+                <w:szCs w:val="22"/>
+              </w:rPr>
+              <w:t>Paso</w:t>
+            </w:r>
+          </w:p>
+        </w:tc>
+        <w:tc>
+          <w:tcPr>
+            <w:tcW w:w="4974" w:type="dxa"/>
+          </w:tcPr>
+          <w:p>
+            <w:pPr>
+              <w:ind w:left="0" w:hanging="2"/>
+              <w:rPr>
+                <w:rFonts w:ascii="Arial" w:eastAsia="Arial" w:hAnsi="Arial" w:cs="Arial"/>
+                <w:sz w:val="22"/>
+                <w:szCs w:val="22"/>
+              </w:rPr>
+            </w:pPr>
+            <w:r>
+              <w:rPr>
+                <w:rFonts w:ascii="Arial" w:eastAsia="Arial" w:hAnsi="Arial" w:cs="Arial"/>
+                <w:b/>
+                <w:sz w:val="22"/>
+                <w:szCs w:val="22"/>
+              </w:rPr>
+              <w:t>Acción</w:t>
+            </w:r>
+          </w:p>
+        </w:tc>
+      </w:tr>
+      <w:tr>
+        <w:trPr>
+          <w:cantSplit/>
+        </w:trPr>
+        <w:tc>
+          <w:tcPr>
+            <w:tcW w:w="2881" w:type="dxa"/>
+            <w:vMerge/>
+            <w:vAlign w:val="center"/>
+          </w:tcPr>
+          <w:p>
+            <w:pPr>
+              <w:widowControl w:val="0"/>
+              <w:pBdr>
+                <w:top w:val="nil"/>
+                <w:left w:val="nil"/>
+                <w:bottom w:val="nil"/>
+                <w:right w:val="nil"/>
+                <w:between w:val="nil"/>
+              </w:pBdr>
+              <w:spacing w:line="276" w:lineRule="auto"/>
+              <w:ind w:left="0" w:hanging="2"/>
+              <w:rPr>
+                <w:rFonts w:ascii="Arial" w:eastAsia="Arial" w:hAnsi="Arial" w:cs="Arial"/>
+                <w:sz w:val="22"/>
+                <w:szCs w:val="22"/>
+              </w:rPr>
+            </w:pPr>
+          </w:p>
+        </w:tc>
+        <w:tc>
+          <w:tcPr>
+            <w:tcW w:w="789" w:type="dxa"/>
+          </w:tcPr>
+          <w:p>
+            <w:pPr>
+              <w:ind w:left="0" w:hanging="2"/>
+              <w:jc w:val="center"/>
+              <w:rPr>
+                <w:rFonts w:ascii="Arial" w:eastAsia="Arial" w:hAnsi="Arial" w:cs="Arial"/>
+                <w:sz w:val="22"/>
+                <w:szCs w:val="22"/>
+              </w:rPr>
+            </w:pPr>
+            <w:r>
+              <w:rPr>
+                <w:rFonts w:ascii="Arial" w:eastAsia="Arial" w:hAnsi="Arial" w:cs="Arial"/>
+                <w:sz w:val="22"/>
+                <w:szCs w:val="22"/>
+              </w:rPr>
+              <w:t>1</w:t>
+            </w:r>
+          </w:p>
+        </w:tc>
+        <w:tc>
+          <w:tcPr>
+            <w:tcW w:w="4974" w:type="dxa"/>
+          </w:tcPr>
+          <w:p>
+            <w:pPr>
+              <w:ind w:left="0" w:hanging="2"/>
+              <w:rPr>
+                <w:rFonts w:ascii="Arial" w:eastAsia="Arial" w:hAnsi="Arial" w:cs="Arial"/>
+                <w:sz w:val="22"/>
+                <w:szCs w:val="22"/>
+              </w:rPr>
+            </w:pPr>
+            <w:r>
+              <w:rPr>
+                <w:rFonts w:ascii="Arial" w:eastAsia="Arial" w:hAnsi="Arial" w:cs="Arial"/>
+                <w:sz w:val="22"/>
+                <w:szCs w:val="22"/>
+              </w:rPr>
+              <w:t xml:space="preserve">Si </w:t>
+            </w:r>
+            <w:r>
+              <w:rPr>
+                <w:rFonts w:ascii="Arial" w:eastAsia="Arial" w:hAnsi="Arial" w:cs="Arial"/>
+                <w:sz w:val="22"/>
+                <w:szCs w:val="22"/>
+              </w:rPr>
+              <w:t>el tipo de formato de la imagen no es permitido, no permitirá subirlo</w:t>
             </w:r>
           </w:p>
         </w:tc>
@@ -19003,7 +20735,10 @@
               <w:t>RF0</w:t>
             </w:r>
             <w:r>
-              <w:t>13</w:t>
+              <w:t>1</w:t>
+            </w:r>
+            <w:r>
+              <w:t>4</w:t>
             </w:r>
           </w:p>
         </w:tc>
@@ -20292,7 +22027,10 @@
               <w:t>RF0</w:t>
             </w:r>
             <w:r>
-              <w:t>14</w:t>
+              <w:t>1</w:t>
+            </w:r>
+            <w:r>
+              <w:t>5</w:t>
             </w:r>
           </w:p>
         </w:tc>
@@ -21823,7 +23561,10 @@
               <w:t>RF0</w:t>
             </w:r>
             <w:r>
-              <w:t>15</w:t>
+              <w:t>1</w:t>
+            </w:r>
+            <w:r>
+              <w:t>6</w:t>
             </w:r>
           </w:p>
         </w:tc>
@@ -23448,7 +25189,10 @@
               <w:t>RF0</w:t>
             </w:r>
             <w:r>
-              <w:t>16</w:t>
+              <w:t>1</w:t>
+            </w:r>
+            <w:r>
+              <w:t>7</w:t>
             </w:r>
           </w:p>
         </w:tc>
@@ -25332,7 +27076,7 @@
               <w:t>RF01</w:t>
             </w:r>
             <w:r>
-              <w:t>7</w:t>
+              <w:t>8</w:t>
             </w:r>
           </w:p>
         </w:tc>
@@ -26841,7 +28585,7 @@
               <w:t>RF01</w:t>
             </w:r>
             <w:r>
-              <w:t>8</w:t>
+              <w:t>9</w:t>
             </w:r>
           </w:p>
         </w:tc>
@@ -28277,10 +30021,10 @@
               </w:rPr>
             </w:pPr>
             <w:r>
-              <w:t>RF01</w:t>
-            </w:r>
-            <w:r>
-              <w:t>9</w:t>
+              <w:t>RF0</w:t>
+            </w:r>
+            <w:r>
+              <w:t>20</w:t>
             </w:r>
           </w:p>
         </w:tc>
@@ -29711,7 +31455,10 @@
               <w:t>RF0</w:t>
             </w:r>
             <w:r>
-              <w:t>20</w:t>
+              <w:t>2</w:t>
+            </w:r>
+            <w:r>
+              <w:t>1</w:t>
             </w:r>
           </w:p>
         </w:tc>
@@ -31400,7 +33147,10 @@
               <w:t>RF0</w:t>
             </w:r>
             <w:r>
-              <w:t>21</w:t>
+              <w:t>2</w:t>
+            </w:r>
+            <w:r>
+              <w:t>2</w:t>
             </w:r>
           </w:p>
         </w:tc>
@@ -32873,7 +34623,10 @@
               <w:t>RF0</w:t>
             </w:r>
             <w:r>
-              <w:t>22</w:t>
+              <w:t>2</w:t>
+            </w:r>
+            <w:r>
+              <w:t>3</w:t>
             </w:r>
           </w:p>
         </w:tc>
@@ -34453,7 +36206,10 @@
               <w:t>RF0</w:t>
             </w:r>
             <w:r>
-              <w:t>23</w:t>
+              <w:t>2</w:t>
+            </w:r>
+            <w:r>
+              <w:t>4</w:t>
             </w:r>
           </w:p>
         </w:tc>
@@ -36022,7 +37778,10 @@
               <w:t>RF0</w:t>
             </w:r>
             <w:r>
-              <w:t>24</w:t>
+              <w:t>2</w:t>
+            </w:r>
+            <w:r>
+              <w:t>5</w:t>
             </w:r>
           </w:p>
         </w:tc>
@@ -37451,7 +39210,10 @@
               <w:t>RF0</w:t>
             </w:r>
             <w:r>
-              <w:t>25</w:t>
+              <w:t>2</w:t>
+            </w:r>
+            <w:r>
+              <w:t>6</w:t>
             </w:r>
           </w:p>
         </w:tc>
@@ -39007,7 +40769,10 @@
               <w:t>RF0</w:t>
             </w:r>
             <w:r>
-              <w:t>26</w:t>
+              <w:t>2</w:t>
+            </w:r>
+            <w:r>
+              <w:t>7</w:t>
             </w:r>
           </w:p>
         </w:tc>
@@ -40541,7 +42306,7 @@
               <w:t>RF02</w:t>
             </w:r>
             <w:r>
-              <w:t>7</w:t>
+              <w:t>8</w:t>
             </w:r>
           </w:p>
         </w:tc>
@@ -42102,7 +43867,7 @@
               <w:t>RF02</w:t>
             </w:r>
             <w:r>
-              <w:t>8</w:t>
+              <w:t>9</w:t>
             </w:r>
           </w:p>
         </w:tc>
@@ -43605,10 +45370,10 @@
               </w:rPr>
             </w:pPr>
             <w:r>
-              <w:t>RF02</w:t>
-            </w:r>
-            <w:r>
-              <w:t>9</w:t>
+              <w:t>RF0</w:t>
+            </w:r>
+            <w:r>
+              <w:t>30</w:t>
             </w:r>
           </w:p>
         </w:tc>
@@ -45166,7 +46931,10 @@
               <w:t>RF0</w:t>
             </w:r>
             <w:r>
-              <w:t>30</w:t>
+              <w:t>3</w:t>
+            </w:r>
+            <w:r>
+              <w:t>1</w:t>
             </w:r>
           </w:p>
         </w:tc>
@@ -46827,7 +48595,10 @@
               <w:t>RF0</w:t>
             </w:r>
             <w:r>
-              <w:t>31</w:t>
+              <w:t>3</w:t>
+            </w:r>
+            <w:r>
+              <w:t>2</w:t>
             </w:r>
           </w:p>
         </w:tc>
@@ -48556,7 +50327,7 @@
               <w:t>RF03</w:t>
             </w:r>
             <w:r>
-              <w:t>2</w:t>
+              <w:t>3</w:t>
             </w:r>
           </w:p>
         </w:tc>
@@ -54051,28 +55822,28 @@
 </file>
 
 <file path=customXml/item1.xml><?xml version="1.0" encoding="utf-8"?>
+<b:Sources xmlns:b="http://schemas.openxmlformats.org/officeDocument/2006/bibliography" xmlns="http://schemas.openxmlformats.org/officeDocument/2006/bibliography" SelectedStyle="\APASixthEditionOfficeOnline.xsl" StyleName="APA" Version="6"/>
+</file>
+
+<file path=customXml/item2.xml><?xml version="1.0" encoding="utf-8"?>
 <go:gDocsCustomXmlDataStorage xmlns:go="http://customooxmlschemas.google.com/" xmlns:r="http://schemas.openxmlformats.org/officeDocument/2006/relationships" uri="GoogleDocsCustomDataVersion2">
   <go:docsCustomData xmlns:go="http://customooxmlschemas.google.com/" roundtripDataSignature="AMtx7mhDqlZfX/xQTJH2LoW5k0hNor4+zw==">CgMxLjAaHwoBMBIaChgICVIUChJ0YWJsZS5tNm8yOXBzNW9hcmY4AHIhMTk5YW13MlZTNnNjc21JYW1FRjNsZUl5ZmdhekJKbkc1</go:docsCustomData>
 </go:gDocsCustomXmlDataStorage>
 </file>
 
-<file path=customXml/item2.xml><?xml version="1.0" encoding="utf-8"?>
-<b:Sources xmlns:b="http://schemas.openxmlformats.org/officeDocument/2006/bibliography" xmlns="http://schemas.openxmlformats.org/officeDocument/2006/bibliography" SelectedStyle="\APASixthEditionOfficeOnline.xsl" StyleName="APA" Version="6"/>
+<file path=customXml/itemProps1.xml><?xml version="1.0" encoding="utf-8"?>
+<ds:datastoreItem xmlns:ds="http://schemas.openxmlformats.org/officeDocument/2006/customXml" ds:itemID="{22132985-FE5B-4289-8888-26BF9381A523}">
+  <ds:schemaRefs>
+    <ds:schemaRef ds:uri="http://schemas.openxmlformats.org/officeDocument/2006/bibliography"/>
+  </ds:schemaRefs>
+</ds:datastoreItem>
 </file>
 
-<file path=customXml/itemProps1.xml><?xml version="1.0" encoding="utf-8"?>
+<file path=customXml/itemProps2.xml><?xml version="1.0" encoding="utf-8"?>
 <ds:datastoreItem xmlns:ds="http://schemas.openxmlformats.org/officeDocument/2006/customXml" ds:itemID="{11111111-1234-1234-1234-123412341234}">
   <ds:schemaRefs>
     <ds:schemaRef ds:uri="http://customooxmlschemas.google.com/"/>
     <ds:schemaRef ds:uri="http://schemas.openxmlformats.org/officeDocument/2006/relationships"/>
   </ds:schemaRefs>
 </ds:datastoreItem>
-</file>
-
-<file path=customXml/itemProps2.xml><?xml version="1.0" encoding="utf-8"?>
-<ds:datastoreItem xmlns:ds="http://schemas.openxmlformats.org/officeDocument/2006/customXml" ds:itemID="{22132985-FE5B-4289-8888-26BF9381A523}">
-  <ds:schemaRefs>
-    <ds:schemaRef ds:uri="http://schemas.openxmlformats.org/officeDocument/2006/bibliography"/>
-  </ds:schemaRefs>
-</ds:datastoreItem>
 </file>
--- a/01_proyecto/trim2/02_casos_de_uso/Plantilla_Casos_de_Usos FINAL.docx
+++ b/01_proyecto/trim2/02_casos_de_uso/Plantilla_Casos_de_Usos FINAL.docx
@@ -10350,59 +10350,13 @@
               </w:rPr>
               <w:t xml:space="preserve"> como </w:t>
             </w:r>
-          </w:p>
-          <w:p>
-            <w:pPr>
-              <w:ind w:left="0" w:hanging="2"/>
-              <w:rPr>
-                <w:rFonts w:ascii="Arial" w:eastAsia="Arial" w:hAnsi="Arial" w:cs="Arial"/>
-                <w:sz w:val="22"/>
-                <w:szCs w:val="22"/>
-              </w:rPr>
-            </w:pPr>
-            <w:r>
-              <w:rPr>
-                <w:rFonts w:ascii="Arial" w:eastAsia="Arial" w:hAnsi="Arial" w:cs="Arial"/>
-                <w:sz w:val="22"/>
-                <w:szCs w:val="22"/>
-              </w:rPr>
-              <w:t xml:space="preserve">calzado: botas, Running, </w:t>
-            </w:r>
-            <w:proofErr w:type="spellStart"/>
-            <w:r>
-              <w:rPr>
-                <w:rFonts w:ascii="Arial" w:eastAsia="Arial" w:hAnsi="Arial" w:cs="Arial"/>
-                <w:sz w:val="22"/>
-                <w:szCs w:val="22"/>
-              </w:rPr>
-              <w:t>Skateboard</w:t>
-            </w:r>
-            <w:proofErr w:type="spellEnd"/>
-            <w:r>
-              <w:rPr>
-                <w:rFonts w:ascii="Arial" w:eastAsia="Arial" w:hAnsi="Arial" w:cs="Arial"/>
-                <w:sz w:val="22"/>
-                <w:szCs w:val="22"/>
-              </w:rPr>
-              <w:t>, (Botines- solo para dama)</w:t>
-            </w:r>
-          </w:p>
-          <w:p>
-            <w:pPr>
-              <w:ind w:left="0" w:hanging="2"/>
-              <w:rPr>
-                <w:rFonts w:ascii="Arial" w:eastAsia="Arial" w:hAnsi="Arial" w:cs="Arial"/>
-                <w:sz w:val="22"/>
-                <w:szCs w:val="22"/>
-              </w:rPr>
-            </w:pPr>
-            <w:r>
-              <w:rPr>
-                <w:rFonts w:ascii="Arial" w:eastAsia="Arial" w:hAnsi="Arial" w:cs="Arial"/>
-                <w:sz w:val="22"/>
-                <w:szCs w:val="22"/>
-              </w:rPr>
-              <w:t>Bolsos: Riñonera, Bandolera, morrales, Bolso Tote, Cartucheras, Neceser, Cosmetiquera</w:t>
+            <w:r>
+              <w:rPr>
+                <w:rFonts w:ascii="Arial" w:eastAsia="Arial" w:hAnsi="Arial" w:cs="Arial"/>
+                <w:sz w:val="22"/>
+                <w:szCs w:val="22"/>
+              </w:rPr>
+              <w:t>Hombre, mujer, niños</w:t>
             </w:r>
           </w:p>
         </w:tc>
@@ -18616,6 +18570,1738 @@
                 <w:szCs w:val="22"/>
               </w:rPr>
               <w:t>Si la opinión es inapropiada (contenido ofensivo), el sistema permite moderación y puede eliminarla.</w:t>
+            </w:r>
+          </w:p>
+        </w:tc>
+      </w:tr>
+      <w:tr>
+        <w:trPr>
+          <w:cantSplit/>
+        </w:trPr>
+        <w:tc>
+          <w:tcPr>
+            <w:tcW w:w="2881" w:type="dxa"/>
+            <w:vMerge/>
+            <w:vAlign w:val="center"/>
+          </w:tcPr>
+          <w:p>
+            <w:pPr>
+              <w:widowControl w:val="0"/>
+              <w:pBdr>
+                <w:top w:val="nil"/>
+                <w:left w:val="nil"/>
+                <w:bottom w:val="nil"/>
+                <w:right w:val="nil"/>
+                <w:between w:val="nil"/>
+              </w:pBdr>
+              <w:spacing w:line="276" w:lineRule="auto"/>
+              <w:ind w:left="0" w:hanging="2"/>
+              <w:rPr>
+                <w:rFonts w:ascii="Arial" w:eastAsia="Arial" w:hAnsi="Arial" w:cs="Arial"/>
+                <w:sz w:val="22"/>
+                <w:szCs w:val="22"/>
+              </w:rPr>
+            </w:pPr>
+          </w:p>
+        </w:tc>
+        <w:tc>
+          <w:tcPr>
+            <w:tcW w:w="789" w:type="dxa"/>
+          </w:tcPr>
+          <w:p>
+            <w:pPr>
+              <w:ind w:left="0" w:hanging="2"/>
+              <w:jc w:val="center"/>
+              <w:rPr>
+                <w:rFonts w:ascii="Arial" w:eastAsia="Arial" w:hAnsi="Arial" w:cs="Arial"/>
+                <w:sz w:val="22"/>
+                <w:szCs w:val="22"/>
+              </w:rPr>
+            </w:pPr>
+            <w:r>
+              <w:rPr>
+                <w:rFonts w:ascii="Arial" w:eastAsia="Arial" w:hAnsi="Arial" w:cs="Arial"/>
+                <w:sz w:val="22"/>
+                <w:szCs w:val="22"/>
+              </w:rPr>
+              <w:t>2</w:t>
+            </w:r>
+          </w:p>
+        </w:tc>
+        <w:tc>
+          <w:tcPr>
+            <w:tcW w:w="4974" w:type="dxa"/>
+          </w:tcPr>
+          <w:p>
+            <w:pPr>
+              <w:ind w:left="0" w:hanging="2"/>
+              <w:rPr>
+                <w:rFonts w:ascii="Arial" w:eastAsia="Arial" w:hAnsi="Arial" w:cs="Arial"/>
+                <w:sz w:val="22"/>
+                <w:szCs w:val="22"/>
+              </w:rPr>
+            </w:pPr>
+          </w:p>
+        </w:tc>
+      </w:tr>
+      <w:tr>
+        <w:trPr>
+          <w:cantSplit/>
+        </w:trPr>
+        <w:tc>
+          <w:tcPr>
+            <w:tcW w:w="2881" w:type="dxa"/>
+            <w:vMerge/>
+            <w:vAlign w:val="center"/>
+          </w:tcPr>
+          <w:p>
+            <w:pPr>
+              <w:widowControl w:val="0"/>
+              <w:pBdr>
+                <w:top w:val="nil"/>
+                <w:left w:val="nil"/>
+                <w:bottom w:val="nil"/>
+                <w:right w:val="nil"/>
+                <w:between w:val="nil"/>
+              </w:pBdr>
+              <w:spacing w:line="276" w:lineRule="auto"/>
+              <w:ind w:left="0" w:hanging="2"/>
+              <w:rPr>
+                <w:rFonts w:ascii="Arial" w:eastAsia="Arial" w:hAnsi="Arial" w:cs="Arial"/>
+                <w:sz w:val="22"/>
+                <w:szCs w:val="22"/>
+              </w:rPr>
+            </w:pPr>
+          </w:p>
+        </w:tc>
+        <w:tc>
+          <w:tcPr>
+            <w:tcW w:w="789" w:type="dxa"/>
+          </w:tcPr>
+          <w:p>
+            <w:pPr>
+              <w:ind w:left="0" w:hanging="2"/>
+              <w:jc w:val="center"/>
+              <w:rPr>
+                <w:rFonts w:ascii="Arial" w:eastAsia="Arial" w:hAnsi="Arial" w:cs="Arial"/>
+                <w:sz w:val="22"/>
+                <w:szCs w:val="22"/>
+              </w:rPr>
+            </w:pPr>
+            <w:r>
+              <w:rPr>
+                <w:rFonts w:ascii="Arial" w:eastAsia="Arial" w:hAnsi="Arial" w:cs="Arial"/>
+                <w:sz w:val="22"/>
+                <w:szCs w:val="22"/>
+              </w:rPr>
+              <w:t>3</w:t>
+            </w:r>
+          </w:p>
+        </w:tc>
+        <w:tc>
+          <w:tcPr>
+            <w:tcW w:w="4974" w:type="dxa"/>
+          </w:tcPr>
+          <w:p>
+            <w:pPr>
+              <w:ind w:left="0" w:hanging="2"/>
+              <w:rPr>
+                <w:rFonts w:ascii="Arial" w:eastAsia="Arial" w:hAnsi="Arial" w:cs="Arial"/>
+                <w:sz w:val="22"/>
+                <w:szCs w:val="22"/>
+              </w:rPr>
+            </w:pPr>
+          </w:p>
+        </w:tc>
+      </w:tr>
+      <w:tr>
+        <w:trPr>
+          <w:cantSplit/>
+        </w:trPr>
+        <w:tc>
+          <w:tcPr>
+            <w:tcW w:w="2881" w:type="dxa"/>
+          </w:tcPr>
+          <w:p>
+            <w:pPr>
+              <w:ind w:left="0" w:hanging="2"/>
+              <w:rPr>
+                <w:rFonts w:ascii="Arial" w:eastAsia="Arial" w:hAnsi="Arial" w:cs="Arial"/>
+                <w:sz w:val="22"/>
+                <w:szCs w:val="22"/>
+              </w:rPr>
+            </w:pPr>
+            <w:r>
+              <w:rPr>
+                <w:rFonts w:ascii="Arial" w:eastAsia="Arial" w:hAnsi="Arial" w:cs="Arial"/>
+                <w:b/>
+                <w:sz w:val="22"/>
+                <w:szCs w:val="22"/>
+              </w:rPr>
+              <w:t>Frecuencia esperada</w:t>
+            </w:r>
+          </w:p>
+        </w:tc>
+        <w:tc>
+          <w:tcPr>
+            <w:tcW w:w="5763" w:type="dxa"/>
+            <w:gridSpan w:val="2"/>
+          </w:tcPr>
+          <w:p>
+            <w:pPr>
+              <w:ind w:left="0" w:hanging="2"/>
+              <w:rPr>
+                <w:rFonts w:ascii="Arial" w:eastAsia="Arial" w:hAnsi="Arial" w:cs="Arial"/>
+                <w:sz w:val="22"/>
+                <w:szCs w:val="22"/>
+              </w:rPr>
+            </w:pPr>
+            <w:r>
+              <w:rPr>
+                <w:rFonts w:ascii="Arial" w:eastAsia="Arial" w:hAnsi="Arial" w:cs="Arial"/>
+                <w:sz w:val="22"/>
+                <w:szCs w:val="22"/>
+              </w:rPr>
+              <w:t>Poco frecuente</w:t>
+            </w:r>
+          </w:p>
+        </w:tc>
+      </w:tr>
+      <w:tr>
+        <w:trPr>
+          <w:cantSplit/>
+        </w:trPr>
+        <w:tc>
+          <w:tcPr>
+            <w:tcW w:w="2881" w:type="dxa"/>
+          </w:tcPr>
+          <w:p>
+            <w:pPr>
+              <w:ind w:left="0" w:hanging="2"/>
+              <w:rPr>
+                <w:rFonts w:ascii="Arial" w:eastAsia="Arial" w:hAnsi="Arial" w:cs="Arial"/>
+                <w:sz w:val="22"/>
+                <w:szCs w:val="22"/>
+              </w:rPr>
+            </w:pPr>
+            <w:r>
+              <w:rPr>
+                <w:rFonts w:ascii="Arial" w:eastAsia="Arial" w:hAnsi="Arial" w:cs="Arial"/>
+                <w:b/>
+                <w:sz w:val="22"/>
+                <w:szCs w:val="22"/>
+              </w:rPr>
+              <w:t>Importancia</w:t>
+            </w:r>
+          </w:p>
+        </w:tc>
+        <w:tc>
+          <w:tcPr>
+            <w:tcW w:w="5763" w:type="dxa"/>
+            <w:gridSpan w:val="2"/>
+          </w:tcPr>
+          <w:p>
+            <w:pPr>
+              <w:ind w:left="0" w:hanging="2"/>
+              <w:rPr>
+                <w:rFonts w:ascii="Arial" w:eastAsia="Arial" w:hAnsi="Arial" w:cs="Arial"/>
+                <w:sz w:val="22"/>
+                <w:szCs w:val="22"/>
+              </w:rPr>
+            </w:pPr>
+            <w:r>
+              <w:rPr>
+                <w:rFonts w:ascii="Arial" w:eastAsia="Arial" w:hAnsi="Arial" w:cs="Arial"/>
+                <w:sz w:val="22"/>
+                <w:szCs w:val="22"/>
+              </w:rPr>
+              <w:t>importante</w:t>
+            </w:r>
+          </w:p>
+        </w:tc>
+      </w:tr>
+      <w:tr>
+        <w:trPr>
+          <w:cantSplit/>
+        </w:trPr>
+        <w:tc>
+          <w:tcPr>
+            <w:tcW w:w="2881" w:type="dxa"/>
+          </w:tcPr>
+          <w:p>
+            <w:pPr>
+              <w:ind w:left="0" w:hanging="2"/>
+              <w:rPr>
+                <w:rFonts w:ascii="Arial" w:eastAsia="Arial" w:hAnsi="Arial" w:cs="Arial"/>
+                <w:sz w:val="22"/>
+                <w:szCs w:val="22"/>
+              </w:rPr>
+            </w:pPr>
+            <w:r>
+              <w:rPr>
+                <w:rFonts w:ascii="Arial" w:eastAsia="Arial" w:hAnsi="Arial" w:cs="Arial"/>
+                <w:b/>
+                <w:sz w:val="22"/>
+                <w:szCs w:val="22"/>
+              </w:rPr>
+              <w:t>Urgencia</w:t>
+            </w:r>
+          </w:p>
+        </w:tc>
+        <w:tc>
+          <w:tcPr>
+            <w:tcW w:w="5763" w:type="dxa"/>
+            <w:gridSpan w:val="2"/>
+          </w:tcPr>
+          <w:p>
+            <w:pPr>
+              <w:ind w:left="0" w:hanging="2"/>
+              <w:rPr>
+                <w:rFonts w:ascii="Arial" w:eastAsia="Arial" w:hAnsi="Arial" w:cs="Arial"/>
+                <w:sz w:val="22"/>
+                <w:szCs w:val="22"/>
+              </w:rPr>
+            </w:pPr>
+            <w:r>
+              <w:rPr>
+                <w:rFonts w:ascii="Arial" w:eastAsia="Arial" w:hAnsi="Arial" w:cs="Arial"/>
+                <w:sz w:val="22"/>
+                <w:szCs w:val="22"/>
+              </w:rPr>
+              <w:t>puede esperar</w:t>
+            </w:r>
+          </w:p>
+        </w:tc>
+      </w:tr>
+      <w:tr>
+        <w:trPr>
+          <w:cantSplit/>
+        </w:trPr>
+        <w:tc>
+          <w:tcPr>
+            <w:tcW w:w="2881" w:type="dxa"/>
+          </w:tcPr>
+          <w:p>
+            <w:pPr>
+              <w:ind w:left="0" w:hanging="2"/>
+              <w:rPr>
+                <w:rFonts w:ascii="Arial" w:eastAsia="Arial" w:hAnsi="Arial" w:cs="Arial"/>
+                <w:sz w:val="22"/>
+                <w:szCs w:val="22"/>
+              </w:rPr>
+            </w:pPr>
+            <w:r>
+              <w:rPr>
+                <w:rFonts w:ascii="Arial" w:eastAsia="Arial" w:hAnsi="Arial" w:cs="Arial"/>
+                <w:b/>
+                <w:sz w:val="22"/>
+                <w:szCs w:val="22"/>
+              </w:rPr>
+              <w:t>Comentarios</w:t>
+            </w:r>
+          </w:p>
+        </w:tc>
+        <w:tc>
+          <w:tcPr>
+            <w:tcW w:w="5763" w:type="dxa"/>
+            <w:gridSpan w:val="2"/>
+          </w:tcPr>
+          <w:p>
+            <w:pPr>
+              <w:ind w:left="0" w:hanging="2"/>
+              <w:rPr>
+                <w:rFonts w:ascii="Arial" w:eastAsia="Arial" w:hAnsi="Arial" w:cs="Arial"/>
+                <w:sz w:val="22"/>
+                <w:szCs w:val="22"/>
+              </w:rPr>
+            </w:pPr>
+            <w:r>
+              <w:rPr>
+                <w:rFonts w:ascii="Arial" w:eastAsia="Arial" w:hAnsi="Arial" w:cs="Arial"/>
+                <w:sz w:val="22"/>
+                <w:szCs w:val="22"/>
+              </w:rPr>
+              <w:t>No</w:t>
+            </w:r>
+          </w:p>
+        </w:tc>
+      </w:tr>
+    </w:tbl>
+    <w:p>
+      <w:pPr>
+        <w:ind w:leftChars="0" w:left="0" w:firstLineChars="0" w:firstLine="0"/>
+        <w:rPr>
+          <w:sz w:val="32"/>
+          <w:szCs w:val="32"/>
+        </w:rPr>
+      </w:pPr>
+    </w:p>
+    <w:tbl>
+      <w:tblPr>
+        <w:tblW w:w="8644" w:type="dxa"/>
+        <w:tblInd w:w="5" w:type="dxa"/>
+        <w:tblBorders>
+          <w:top w:val="single" w:sz="4" w:space="0" w:color="000000"/>
+          <w:left w:val="single" w:sz="4" w:space="0" w:color="000000"/>
+          <w:bottom w:val="single" w:sz="4" w:space="0" w:color="000000"/>
+          <w:right w:val="single" w:sz="4" w:space="0" w:color="000000"/>
+          <w:insideH w:val="single" w:sz="4" w:space="0" w:color="000000"/>
+          <w:insideV w:val="single" w:sz="4" w:space="0" w:color="000000"/>
+        </w:tblBorders>
+        <w:tblLayout w:type="fixed"/>
+        <w:tblLook w:val="0000" w:firstRow="0" w:lastRow="0" w:firstColumn="0" w:lastColumn="0" w:noHBand="0" w:noVBand="0"/>
+      </w:tblPr>
+      <w:tblGrid>
+        <w:gridCol w:w="2881"/>
+        <w:gridCol w:w="789"/>
+        <w:gridCol w:w="4974"/>
+      </w:tblGrid>
+      <w:tr>
+        <w:trPr>
+          <w:cantSplit/>
+          <w:trHeight w:val="299"/>
+        </w:trPr>
+        <w:tc>
+          <w:tcPr>
+            <w:tcW w:w="2881" w:type="dxa"/>
+            <w:shd w:val="clear" w:color="auto" w:fill="D9D9D9"/>
+          </w:tcPr>
+          <w:p>
+            <w:pPr>
+              <w:ind w:left="0" w:hanging="2"/>
+              <w:rPr>
+                <w:rFonts w:ascii="Arial" w:eastAsia="Arial" w:hAnsi="Arial" w:cs="Arial"/>
+                <w:sz w:val="22"/>
+                <w:szCs w:val="22"/>
+              </w:rPr>
+            </w:pPr>
+            <w:r>
+              <w:t>RF0</w:t>
+            </w:r>
+            <w:r>
+              <w:t>1</w:t>
+            </w:r>
+            <w:r>
+              <w:t>3</w:t>
+            </w:r>
+          </w:p>
+        </w:tc>
+        <w:tc>
+          <w:tcPr>
+            <w:tcW w:w="5763" w:type="dxa"/>
+            <w:gridSpan w:val="2"/>
+            <w:shd w:val="clear" w:color="auto" w:fill="D9D9D9"/>
+          </w:tcPr>
+          <w:p>
+            <w:pPr>
+              <w:ind w:left="0" w:hanging="2"/>
+              <w:rPr>
+                <w:rFonts w:ascii="Arial" w:eastAsia="Arial" w:hAnsi="Arial" w:cs="Arial"/>
+                <w:sz w:val="22"/>
+                <w:szCs w:val="22"/>
+              </w:rPr>
+            </w:pPr>
+          </w:p>
+        </w:tc>
+      </w:tr>
+      <w:tr>
+        <w:trPr>
+          <w:cantSplit/>
+        </w:trPr>
+        <w:tc>
+          <w:tcPr>
+            <w:tcW w:w="2881" w:type="dxa"/>
+            <w:tcBorders>
+              <w:top w:val="single" w:sz="4" w:space="0" w:color="000000"/>
+              <w:left w:val="single" w:sz="4" w:space="0" w:color="000000"/>
+              <w:bottom w:val="single" w:sz="4" w:space="0" w:color="000000"/>
+              <w:right w:val="single" w:sz="4" w:space="0" w:color="000000"/>
+            </w:tcBorders>
+          </w:tcPr>
+          <w:p>
+            <w:pPr>
+              <w:ind w:left="0" w:hanging="2"/>
+              <w:rPr>
+                <w:rFonts w:ascii="Arial" w:eastAsia="Arial" w:hAnsi="Arial" w:cs="Arial"/>
+                <w:sz w:val="22"/>
+                <w:szCs w:val="22"/>
+              </w:rPr>
+            </w:pPr>
+            <w:r>
+              <w:rPr>
+                <w:rFonts w:ascii="Arial" w:eastAsia="Arial" w:hAnsi="Arial" w:cs="Arial"/>
+                <w:b/>
+                <w:sz w:val="22"/>
+                <w:szCs w:val="22"/>
+              </w:rPr>
+              <w:t>Caso de uso</w:t>
+            </w:r>
+          </w:p>
+        </w:tc>
+        <w:tc>
+          <w:tcPr>
+            <w:tcW w:w="5763" w:type="dxa"/>
+            <w:gridSpan w:val="2"/>
+            <w:tcBorders>
+              <w:top w:val="single" w:sz="4" w:space="0" w:color="000000"/>
+              <w:left w:val="single" w:sz="4" w:space="0" w:color="000000"/>
+              <w:bottom w:val="single" w:sz="4" w:space="0" w:color="000000"/>
+              <w:right w:val="single" w:sz="4" w:space="0" w:color="000000"/>
+            </w:tcBorders>
+          </w:tcPr>
+          <w:p>
+            <w:pPr>
+              <w:ind w:left="0" w:hanging="2"/>
+              <w:rPr>
+                <w:rFonts w:ascii="Arial" w:eastAsia="Arial" w:hAnsi="Arial" w:cs="Arial"/>
+                <w:sz w:val="22"/>
+                <w:szCs w:val="22"/>
+              </w:rPr>
+            </w:pPr>
+            <w:r>
+              <w:t xml:space="preserve">Integrar </w:t>
+            </w:r>
+            <w:r>
+              <w:t>banner</w:t>
+            </w:r>
+          </w:p>
+        </w:tc>
+      </w:tr>
+      <w:tr>
+        <w:trPr>
+          <w:cantSplit/>
+        </w:trPr>
+        <w:tc>
+          <w:tcPr>
+            <w:tcW w:w="2881" w:type="dxa"/>
+            <w:tcBorders>
+              <w:top w:val="single" w:sz="4" w:space="0" w:color="000000"/>
+              <w:left w:val="single" w:sz="4" w:space="0" w:color="000000"/>
+              <w:bottom w:val="single" w:sz="4" w:space="0" w:color="000000"/>
+              <w:right w:val="single" w:sz="4" w:space="0" w:color="000000"/>
+            </w:tcBorders>
+          </w:tcPr>
+          <w:p>
+            <w:pPr>
+              <w:ind w:left="0" w:hanging="2"/>
+              <w:rPr>
+                <w:rFonts w:ascii="Arial" w:eastAsia="Arial" w:hAnsi="Arial" w:cs="Arial"/>
+                <w:sz w:val="22"/>
+                <w:szCs w:val="22"/>
+              </w:rPr>
+            </w:pPr>
+            <w:r>
+              <w:rPr>
+                <w:rFonts w:ascii="Arial" w:eastAsia="Arial" w:hAnsi="Arial" w:cs="Arial"/>
+                <w:b/>
+                <w:sz w:val="22"/>
+                <w:szCs w:val="22"/>
+              </w:rPr>
+              <w:t>Versión</w:t>
+            </w:r>
+          </w:p>
+        </w:tc>
+        <w:tc>
+          <w:tcPr>
+            <w:tcW w:w="5763" w:type="dxa"/>
+            <w:gridSpan w:val="2"/>
+            <w:tcBorders>
+              <w:top w:val="single" w:sz="4" w:space="0" w:color="000000"/>
+              <w:left w:val="single" w:sz="4" w:space="0" w:color="000000"/>
+              <w:bottom w:val="single" w:sz="4" w:space="0" w:color="000000"/>
+              <w:right w:val="single" w:sz="4" w:space="0" w:color="000000"/>
+            </w:tcBorders>
+          </w:tcPr>
+          <w:p>
+            <w:pPr>
+              <w:ind w:left="0" w:hanging="2"/>
+              <w:rPr>
+                <w:rFonts w:ascii="Arial" w:eastAsia="Arial" w:hAnsi="Arial" w:cs="Arial"/>
+                <w:sz w:val="22"/>
+                <w:szCs w:val="22"/>
+              </w:rPr>
+            </w:pPr>
+            <w:r>
+              <w:rPr>
+                <w:rFonts w:ascii="Arial" w:eastAsia="Arial" w:hAnsi="Arial" w:cs="Arial"/>
+                <w:sz w:val="22"/>
+                <w:szCs w:val="22"/>
+              </w:rPr>
+              <w:t>Versión 1.0</w:t>
+            </w:r>
+          </w:p>
+        </w:tc>
+      </w:tr>
+      <w:tr>
+        <w:trPr>
+          <w:cantSplit/>
+        </w:trPr>
+        <w:tc>
+          <w:tcPr>
+            <w:tcW w:w="2881" w:type="dxa"/>
+            <w:tcBorders>
+              <w:top w:val="single" w:sz="4" w:space="0" w:color="000000"/>
+              <w:left w:val="single" w:sz="4" w:space="0" w:color="000000"/>
+              <w:bottom w:val="single" w:sz="4" w:space="0" w:color="000000"/>
+              <w:right w:val="single" w:sz="4" w:space="0" w:color="000000"/>
+            </w:tcBorders>
+          </w:tcPr>
+          <w:p>
+            <w:pPr>
+              <w:ind w:left="0" w:hanging="2"/>
+              <w:rPr>
+                <w:rFonts w:ascii="Arial" w:eastAsia="Arial" w:hAnsi="Arial" w:cs="Arial"/>
+                <w:sz w:val="22"/>
+                <w:szCs w:val="22"/>
+              </w:rPr>
+            </w:pPr>
+            <w:r>
+              <w:rPr>
+                <w:rFonts w:ascii="Arial" w:eastAsia="Arial" w:hAnsi="Arial" w:cs="Arial"/>
+                <w:b/>
+                <w:sz w:val="22"/>
+                <w:szCs w:val="22"/>
+              </w:rPr>
+              <w:t>Autores</w:t>
+            </w:r>
+          </w:p>
+        </w:tc>
+        <w:tc>
+          <w:tcPr>
+            <w:tcW w:w="5763" w:type="dxa"/>
+            <w:gridSpan w:val="2"/>
+            <w:tcBorders>
+              <w:top w:val="single" w:sz="4" w:space="0" w:color="000000"/>
+              <w:left w:val="single" w:sz="4" w:space="0" w:color="000000"/>
+              <w:bottom w:val="single" w:sz="4" w:space="0" w:color="000000"/>
+              <w:right w:val="single" w:sz="4" w:space="0" w:color="000000"/>
+            </w:tcBorders>
+          </w:tcPr>
+          <w:p>
+            <w:pPr>
+              <w:ind w:left="0" w:hanging="2"/>
+              <w:rPr>
+                <w:rFonts w:ascii="Arial" w:eastAsia="Arial" w:hAnsi="Arial" w:cs="Arial"/>
+                <w:sz w:val="22"/>
+                <w:szCs w:val="22"/>
+              </w:rPr>
+            </w:pPr>
+            <w:r>
+              <w:rPr>
+                <w:rFonts w:ascii="Arial" w:eastAsia="Arial" w:hAnsi="Arial" w:cs="Arial"/>
+                <w:sz w:val="22"/>
+                <w:szCs w:val="22"/>
+              </w:rPr>
+              <w:t xml:space="preserve">Usuario </w:t>
+            </w:r>
+          </w:p>
+        </w:tc>
+      </w:tr>
+      <w:tr>
+        <w:trPr>
+          <w:cantSplit/>
+        </w:trPr>
+        <w:tc>
+          <w:tcPr>
+            <w:tcW w:w="2881" w:type="dxa"/>
+            <w:tcBorders>
+              <w:top w:val="single" w:sz="4" w:space="0" w:color="000000"/>
+              <w:left w:val="single" w:sz="4" w:space="0" w:color="000000"/>
+              <w:bottom w:val="single" w:sz="4" w:space="0" w:color="000000"/>
+              <w:right w:val="single" w:sz="4" w:space="0" w:color="000000"/>
+            </w:tcBorders>
+          </w:tcPr>
+          <w:p>
+            <w:pPr>
+              <w:ind w:left="0" w:hanging="2"/>
+              <w:rPr>
+                <w:rFonts w:ascii="Arial" w:eastAsia="Arial" w:hAnsi="Arial" w:cs="Arial"/>
+                <w:sz w:val="22"/>
+                <w:szCs w:val="22"/>
+              </w:rPr>
+            </w:pPr>
+            <w:r>
+              <w:rPr>
+                <w:rFonts w:ascii="Arial" w:eastAsia="Arial" w:hAnsi="Arial" w:cs="Arial"/>
+                <w:b/>
+                <w:sz w:val="22"/>
+                <w:szCs w:val="22"/>
+              </w:rPr>
+              <w:t>Fuentes</w:t>
+            </w:r>
+          </w:p>
+        </w:tc>
+        <w:tc>
+          <w:tcPr>
+            <w:tcW w:w="5763" w:type="dxa"/>
+            <w:gridSpan w:val="2"/>
+            <w:tcBorders>
+              <w:top w:val="single" w:sz="4" w:space="0" w:color="000000"/>
+              <w:left w:val="single" w:sz="4" w:space="0" w:color="000000"/>
+              <w:bottom w:val="single" w:sz="4" w:space="0" w:color="000000"/>
+              <w:right w:val="single" w:sz="4" w:space="0" w:color="000000"/>
+            </w:tcBorders>
+          </w:tcPr>
+          <w:p>
+            <w:pPr>
+              <w:ind w:left="0" w:hanging="2"/>
+              <w:rPr>
+                <w:rFonts w:ascii="Arial" w:eastAsia="Arial" w:hAnsi="Arial" w:cs="Arial"/>
+                <w:sz w:val="22"/>
+                <w:szCs w:val="22"/>
+              </w:rPr>
+            </w:pPr>
+          </w:p>
+        </w:tc>
+      </w:tr>
+      <w:tr>
+        <w:trPr>
+          <w:cantSplit/>
+        </w:trPr>
+        <w:tc>
+          <w:tcPr>
+            <w:tcW w:w="2881" w:type="dxa"/>
+            <w:tcBorders>
+              <w:top w:val="single" w:sz="4" w:space="0" w:color="000000"/>
+              <w:left w:val="single" w:sz="4" w:space="0" w:color="000000"/>
+              <w:bottom w:val="single" w:sz="4" w:space="0" w:color="000000"/>
+              <w:right w:val="single" w:sz="4" w:space="0" w:color="000000"/>
+            </w:tcBorders>
+          </w:tcPr>
+          <w:p>
+            <w:pPr>
+              <w:ind w:left="0" w:hanging="2"/>
+              <w:rPr>
+                <w:rFonts w:ascii="Arial" w:eastAsia="Arial" w:hAnsi="Arial" w:cs="Arial"/>
+                <w:sz w:val="22"/>
+                <w:szCs w:val="22"/>
+              </w:rPr>
+            </w:pPr>
+            <w:r>
+              <w:rPr>
+                <w:rFonts w:ascii="Arial" w:eastAsia="Arial" w:hAnsi="Arial" w:cs="Arial"/>
+                <w:b/>
+                <w:sz w:val="22"/>
+                <w:szCs w:val="22"/>
+              </w:rPr>
+              <w:t>Descripción</w:t>
+            </w:r>
+          </w:p>
+        </w:tc>
+        <w:tc>
+          <w:tcPr>
+            <w:tcW w:w="5763" w:type="dxa"/>
+            <w:gridSpan w:val="2"/>
+            <w:tcBorders>
+              <w:top w:val="single" w:sz="4" w:space="0" w:color="000000"/>
+              <w:left w:val="single" w:sz="4" w:space="0" w:color="000000"/>
+              <w:bottom w:val="single" w:sz="4" w:space="0" w:color="000000"/>
+              <w:right w:val="single" w:sz="4" w:space="0" w:color="000000"/>
+            </w:tcBorders>
+          </w:tcPr>
+          <w:p>
+            <w:pPr>
+              <w:ind w:left="0" w:hanging="2"/>
+              <w:rPr>
+                <w:rFonts w:ascii="Arial" w:eastAsia="Arial" w:hAnsi="Arial" w:cs="Arial"/>
+                <w:sz w:val="22"/>
+                <w:szCs w:val="22"/>
+              </w:rPr>
+            </w:pPr>
+            <w:r>
+              <w:rPr>
+                <w:rFonts w:ascii="Arial" w:eastAsia="Arial" w:hAnsi="Arial" w:cs="Arial"/>
+                <w:sz w:val="22"/>
+                <w:szCs w:val="22"/>
+              </w:rPr>
+              <w:t xml:space="preserve">El sistema permitir al administrador gestionar </w:t>
+            </w:r>
+            <w:proofErr w:type="gramStart"/>
+            <w:r>
+              <w:rPr>
+                <w:rFonts w:ascii="Arial" w:eastAsia="Arial" w:hAnsi="Arial" w:cs="Arial"/>
+                <w:sz w:val="22"/>
+                <w:szCs w:val="22"/>
+              </w:rPr>
+              <w:t>los banner</w:t>
+            </w:r>
+            <w:proofErr w:type="gramEnd"/>
+            <w:r>
+              <w:rPr>
+                <w:rFonts w:ascii="Arial" w:eastAsia="Arial" w:hAnsi="Arial" w:cs="Arial"/>
+                <w:sz w:val="22"/>
+                <w:szCs w:val="22"/>
+              </w:rPr>
+              <w:t xml:space="preserve"> para subir imágenes con formatos permitidos (JPG, PNG, GIF, </w:t>
+            </w:r>
+            <w:proofErr w:type="spellStart"/>
+            <w:r>
+              <w:rPr>
+                <w:rFonts w:ascii="Arial" w:eastAsia="Arial" w:hAnsi="Arial" w:cs="Arial"/>
+                <w:sz w:val="22"/>
+                <w:szCs w:val="22"/>
+              </w:rPr>
+              <w:t>WebP</w:t>
+            </w:r>
+            <w:proofErr w:type="spellEnd"/>
+            <w:r>
+              <w:rPr>
+                <w:rFonts w:ascii="Arial" w:eastAsia="Arial" w:hAnsi="Arial" w:cs="Arial"/>
+                <w:sz w:val="22"/>
+                <w:szCs w:val="22"/>
+              </w:rPr>
+              <w:t>)</w:t>
+            </w:r>
+          </w:p>
+        </w:tc>
+      </w:tr>
+      <w:tr>
+        <w:trPr>
+          <w:cantSplit/>
+        </w:trPr>
+        <w:tc>
+          <w:tcPr>
+            <w:tcW w:w="2881" w:type="dxa"/>
+            <w:tcBorders>
+              <w:top w:val="single" w:sz="4" w:space="0" w:color="000000"/>
+              <w:left w:val="single" w:sz="4" w:space="0" w:color="000000"/>
+              <w:bottom w:val="single" w:sz="4" w:space="0" w:color="000000"/>
+              <w:right w:val="single" w:sz="4" w:space="0" w:color="000000"/>
+            </w:tcBorders>
+          </w:tcPr>
+          <w:p>
+            <w:pPr>
+              <w:ind w:left="0" w:hanging="2"/>
+              <w:rPr>
+                <w:rFonts w:ascii="Arial" w:eastAsia="Arial" w:hAnsi="Arial" w:cs="Arial"/>
+                <w:sz w:val="22"/>
+                <w:szCs w:val="22"/>
+              </w:rPr>
+            </w:pPr>
+            <w:r>
+              <w:rPr>
+                <w:rFonts w:ascii="Arial" w:eastAsia="Arial" w:hAnsi="Arial" w:cs="Arial"/>
+                <w:b/>
+                <w:sz w:val="22"/>
+                <w:szCs w:val="22"/>
+              </w:rPr>
+              <w:t>Precondición</w:t>
+            </w:r>
+          </w:p>
+        </w:tc>
+        <w:tc>
+          <w:tcPr>
+            <w:tcW w:w="5763" w:type="dxa"/>
+            <w:gridSpan w:val="2"/>
+            <w:tcBorders>
+              <w:top w:val="single" w:sz="4" w:space="0" w:color="000000"/>
+              <w:left w:val="single" w:sz="4" w:space="0" w:color="000000"/>
+              <w:bottom w:val="single" w:sz="4" w:space="0" w:color="000000"/>
+              <w:right w:val="single" w:sz="4" w:space="0" w:color="000000"/>
+            </w:tcBorders>
+          </w:tcPr>
+          <w:p>
+            <w:pPr>
+              <w:ind w:left="0" w:hanging="2"/>
+              <w:rPr>
+                <w:rFonts w:ascii="Arial" w:eastAsia="Arial" w:hAnsi="Arial" w:cs="Arial"/>
+                <w:sz w:val="22"/>
+                <w:szCs w:val="22"/>
+              </w:rPr>
+            </w:pPr>
+            <w:r>
+              <w:rPr>
+                <w:rFonts w:ascii="Arial" w:eastAsia="Arial" w:hAnsi="Arial" w:cs="Arial"/>
+                <w:sz w:val="22"/>
+                <w:szCs w:val="22"/>
+              </w:rPr>
+              <w:t xml:space="preserve">El </w:t>
+            </w:r>
+            <w:r>
+              <w:rPr>
+                <w:rFonts w:ascii="Arial" w:eastAsia="Arial" w:hAnsi="Arial" w:cs="Arial"/>
+                <w:sz w:val="22"/>
+                <w:szCs w:val="22"/>
+              </w:rPr>
+              <w:t>administrador</w:t>
+            </w:r>
+            <w:r>
+              <w:rPr>
+                <w:rFonts w:ascii="Arial" w:eastAsia="Arial" w:hAnsi="Arial" w:cs="Arial"/>
+                <w:sz w:val="22"/>
+                <w:szCs w:val="22"/>
+              </w:rPr>
+              <w:t xml:space="preserve"> inicia sesión </w:t>
+            </w:r>
+          </w:p>
+        </w:tc>
+      </w:tr>
+      <w:tr>
+        <w:trPr>
+          <w:cantSplit/>
+        </w:trPr>
+        <w:tc>
+          <w:tcPr>
+            <w:tcW w:w="2881" w:type="dxa"/>
+            <w:vMerge w:val="restart"/>
+          </w:tcPr>
+          <w:p>
+            <w:pPr>
+              <w:ind w:left="0" w:hanging="2"/>
+              <w:rPr>
+                <w:rFonts w:ascii="Arial" w:eastAsia="Arial" w:hAnsi="Arial" w:cs="Arial"/>
+                <w:sz w:val="22"/>
+                <w:szCs w:val="22"/>
+              </w:rPr>
+            </w:pPr>
+            <w:r>
+              <w:rPr>
+                <w:rFonts w:ascii="Arial" w:eastAsia="Arial" w:hAnsi="Arial" w:cs="Arial"/>
+                <w:b/>
+                <w:sz w:val="22"/>
+                <w:szCs w:val="22"/>
+              </w:rPr>
+              <w:t>Secuencia</w:t>
+            </w:r>
+          </w:p>
+          <w:p>
+            <w:pPr>
+              <w:ind w:left="0" w:hanging="2"/>
+              <w:rPr>
+                <w:rFonts w:ascii="Arial" w:eastAsia="Arial" w:hAnsi="Arial" w:cs="Arial"/>
+                <w:sz w:val="22"/>
+                <w:szCs w:val="22"/>
+              </w:rPr>
+            </w:pPr>
+            <w:r>
+              <w:rPr>
+                <w:rFonts w:ascii="Arial" w:eastAsia="Arial" w:hAnsi="Arial" w:cs="Arial"/>
+                <w:b/>
+                <w:sz w:val="22"/>
+                <w:szCs w:val="22"/>
+              </w:rPr>
+              <w:t>Normal</w:t>
+            </w:r>
+          </w:p>
+        </w:tc>
+        <w:tc>
+          <w:tcPr>
+            <w:tcW w:w="789" w:type="dxa"/>
+          </w:tcPr>
+          <w:p>
+            <w:pPr>
+              <w:ind w:left="0" w:hanging="2"/>
+              <w:rPr>
+                <w:rFonts w:ascii="Arial" w:eastAsia="Arial" w:hAnsi="Arial" w:cs="Arial"/>
+                <w:sz w:val="22"/>
+                <w:szCs w:val="22"/>
+              </w:rPr>
+            </w:pPr>
+            <w:r>
+              <w:rPr>
+                <w:rFonts w:ascii="Arial" w:eastAsia="Arial" w:hAnsi="Arial" w:cs="Arial"/>
+                <w:b/>
+                <w:sz w:val="22"/>
+                <w:szCs w:val="22"/>
+              </w:rPr>
+              <w:t>Paso</w:t>
+            </w:r>
+          </w:p>
+        </w:tc>
+        <w:tc>
+          <w:tcPr>
+            <w:tcW w:w="4974" w:type="dxa"/>
+          </w:tcPr>
+          <w:p>
+            <w:pPr>
+              <w:ind w:left="0" w:hanging="2"/>
+              <w:rPr>
+                <w:rFonts w:ascii="Arial" w:eastAsia="Arial" w:hAnsi="Arial" w:cs="Arial"/>
+                <w:sz w:val="22"/>
+                <w:szCs w:val="22"/>
+              </w:rPr>
+            </w:pPr>
+            <w:r>
+              <w:rPr>
+                <w:rFonts w:ascii="Arial" w:eastAsia="Arial" w:hAnsi="Arial" w:cs="Arial"/>
+                <w:b/>
+                <w:sz w:val="22"/>
+                <w:szCs w:val="22"/>
+              </w:rPr>
+              <w:t>Acción</w:t>
+            </w:r>
+          </w:p>
+        </w:tc>
+      </w:tr>
+      <w:tr>
+        <w:trPr>
+          <w:cantSplit/>
+        </w:trPr>
+        <w:tc>
+          <w:tcPr>
+            <w:tcW w:w="2881" w:type="dxa"/>
+            <w:vMerge/>
+          </w:tcPr>
+          <w:p>
+            <w:pPr>
+              <w:widowControl w:val="0"/>
+              <w:pBdr>
+                <w:top w:val="nil"/>
+                <w:left w:val="nil"/>
+                <w:bottom w:val="nil"/>
+                <w:right w:val="nil"/>
+                <w:between w:val="nil"/>
+              </w:pBdr>
+              <w:spacing w:line="276" w:lineRule="auto"/>
+              <w:ind w:left="0" w:hanging="2"/>
+              <w:rPr>
+                <w:rFonts w:ascii="Arial" w:eastAsia="Arial" w:hAnsi="Arial" w:cs="Arial"/>
+                <w:sz w:val="22"/>
+                <w:szCs w:val="22"/>
+              </w:rPr>
+            </w:pPr>
+          </w:p>
+        </w:tc>
+        <w:tc>
+          <w:tcPr>
+            <w:tcW w:w="789" w:type="dxa"/>
+          </w:tcPr>
+          <w:p>
+            <w:pPr>
+              <w:ind w:left="0" w:hanging="2"/>
+              <w:jc w:val="center"/>
+              <w:rPr>
+                <w:rFonts w:ascii="Arial" w:eastAsia="Arial" w:hAnsi="Arial" w:cs="Arial"/>
+                <w:sz w:val="22"/>
+                <w:szCs w:val="22"/>
+              </w:rPr>
+            </w:pPr>
+            <w:r>
+              <w:rPr>
+                <w:rFonts w:ascii="Arial" w:eastAsia="Arial" w:hAnsi="Arial" w:cs="Arial"/>
+                <w:sz w:val="22"/>
+                <w:szCs w:val="22"/>
+              </w:rPr>
+              <w:t>1</w:t>
+            </w:r>
+          </w:p>
+        </w:tc>
+        <w:tc>
+          <w:tcPr>
+            <w:tcW w:w="4974" w:type="dxa"/>
+          </w:tcPr>
+          <w:p>
+            <w:pPr>
+              <w:ind w:left="0" w:hanging="2"/>
+              <w:rPr>
+                <w:rFonts w:ascii="Arial" w:eastAsia="Arial" w:hAnsi="Arial" w:cs="Arial"/>
+                <w:sz w:val="22"/>
+                <w:szCs w:val="22"/>
+              </w:rPr>
+            </w:pPr>
+            <w:r>
+              <w:rPr>
+                <w:rFonts w:ascii="Arial" w:eastAsia="Arial" w:hAnsi="Arial" w:cs="Arial"/>
+                <w:sz w:val="22"/>
+                <w:szCs w:val="22"/>
+              </w:rPr>
+              <w:t xml:space="preserve">El </w:t>
+            </w:r>
+            <w:r>
+              <w:rPr>
+                <w:rFonts w:ascii="Arial" w:eastAsia="Arial" w:hAnsi="Arial" w:cs="Arial"/>
+                <w:sz w:val="22"/>
+                <w:szCs w:val="22"/>
+              </w:rPr>
+              <w:t>administrador</w:t>
+            </w:r>
+            <w:r>
+              <w:rPr>
+                <w:rFonts w:ascii="Arial" w:eastAsia="Arial" w:hAnsi="Arial" w:cs="Arial"/>
+                <w:sz w:val="22"/>
+                <w:szCs w:val="22"/>
+              </w:rPr>
+              <w:t xml:space="preserve"> accede a la página de </w:t>
+            </w:r>
+            <w:r>
+              <w:rPr>
+                <w:rFonts w:ascii="Arial" w:eastAsia="Arial" w:hAnsi="Arial" w:cs="Arial"/>
+                <w:sz w:val="22"/>
+                <w:szCs w:val="22"/>
+              </w:rPr>
+              <w:t>administración</w:t>
+            </w:r>
+          </w:p>
+        </w:tc>
+      </w:tr>
+      <w:tr>
+        <w:trPr>
+          <w:cantSplit/>
+        </w:trPr>
+        <w:tc>
+          <w:tcPr>
+            <w:tcW w:w="2881" w:type="dxa"/>
+            <w:vMerge/>
+          </w:tcPr>
+          <w:p>
+            <w:pPr>
+              <w:widowControl w:val="0"/>
+              <w:pBdr>
+                <w:top w:val="nil"/>
+                <w:left w:val="nil"/>
+                <w:bottom w:val="nil"/>
+                <w:right w:val="nil"/>
+                <w:between w:val="nil"/>
+              </w:pBdr>
+              <w:spacing w:line="276" w:lineRule="auto"/>
+              <w:ind w:left="0" w:hanging="2"/>
+              <w:rPr>
+                <w:rFonts w:ascii="Arial" w:eastAsia="Arial" w:hAnsi="Arial" w:cs="Arial"/>
+                <w:sz w:val="22"/>
+                <w:szCs w:val="22"/>
+              </w:rPr>
+            </w:pPr>
+          </w:p>
+        </w:tc>
+        <w:tc>
+          <w:tcPr>
+            <w:tcW w:w="789" w:type="dxa"/>
+          </w:tcPr>
+          <w:p>
+            <w:pPr>
+              <w:ind w:left="0" w:hanging="2"/>
+              <w:jc w:val="center"/>
+              <w:rPr>
+                <w:rFonts w:ascii="Arial" w:eastAsia="Arial" w:hAnsi="Arial" w:cs="Arial"/>
+                <w:sz w:val="22"/>
+                <w:szCs w:val="22"/>
+              </w:rPr>
+            </w:pPr>
+            <w:r>
+              <w:rPr>
+                <w:rFonts w:ascii="Arial" w:eastAsia="Arial" w:hAnsi="Arial" w:cs="Arial"/>
+                <w:sz w:val="22"/>
+                <w:szCs w:val="22"/>
+              </w:rPr>
+              <w:t>2</w:t>
+            </w:r>
+          </w:p>
+        </w:tc>
+        <w:tc>
+          <w:tcPr>
+            <w:tcW w:w="4974" w:type="dxa"/>
+          </w:tcPr>
+          <w:p>
+            <w:pPr>
+              <w:ind w:left="0" w:hanging="2"/>
+              <w:rPr>
+                <w:rFonts w:ascii="Arial" w:eastAsia="Arial" w:hAnsi="Arial" w:cs="Arial"/>
+                <w:sz w:val="22"/>
+                <w:szCs w:val="22"/>
+              </w:rPr>
+            </w:pPr>
+            <w:r>
+              <w:rPr>
+                <w:rFonts w:ascii="Arial" w:eastAsia="Arial" w:hAnsi="Arial" w:cs="Arial"/>
+                <w:sz w:val="22"/>
+                <w:szCs w:val="22"/>
+              </w:rPr>
+              <w:t xml:space="preserve">El </w:t>
+            </w:r>
+            <w:r>
+              <w:rPr>
+                <w:rFonts w:ascii="Arial" w:eastAsia="Arial" w:hAnsi="Arial" w:cs="Arial"/>
+                <w:sz w:val="22"/>
+                <w:szCs w:val="22"/>
+              </w:rPr>
+              <w:t>administrador se dirige a la sección de “</w:t>
+            </w:r>
+            <w:r>
+              <w:rPr>
+                <w:rFonts w:ascii="Arial" w:eastAsia="Arial" w:hAnsi="Arial" w:cs="Arial"/>
+                <w:sz w:val="22"/>
+                <w:szCs w:val="22"/>
+              </w:rPr>
+              <w:t>gestionar</w:t>
+            </w:r>
+            <w:r>
+              <w:rPr>
+                <w:rFonts w:ascii="Arial" w:eastAsia="Arial" w:hAnsi="Arial" w:cs="Arial"/>
+                <w:sz w:val="22"/>
+                <w:szCs w:val="22"/>
+              </w:rPr>
+              <w:t xml:space="preserve"> </w:t>
+            </w:r>
+            <w:r>
+              <w:rPr>
+                <w:rFonts w:ascii="Arial" w:eastAsia="Arial" w:hAnsi="Arial" w:cs="Arial"/>
+                <w:sz w:val="22"/>
+                <w:szCs w:val="22"/>
+              </w:rPr>
+              <w:t>página</w:t>
+            </w:r>
+            <w:r>
+              <w:rPr>
+                <w:rFonts w:ascii="Arial" w:eastAsia="Arial" w:hAnsi="Arial" w:cs="Arial"/>
+                <w:sz w:val="22"/>
+                <w:szCs w:val="22"/>
+              </w:rPr>
+              <w:t>”</w:t>
+            </w:r>
+          </w:p>
+        </w:tc>
+      </w:tr>
+      <w:tr>
+        <w:trPr>
+          <w:cantSplit/>
+        </w:trPr>
+        <w:tc>
+          <w:tcPr>
+            <w:tcW w:w="2881" w:type="dxa"/>
+            <w:vMerge/>
+          </w:tcPr>
+          <w:p>
+            <w:pPr>
+              <w:widowControl w:val="0"/>
+              <w:pBdr>
+                <w:top w:val="nil"/>
+                <w:left w:val="nil"/>
+                <w:bottom w:val="nil"/>
+                <w:right w:val="nil"/>
+                <w:between w:val="nil"/>
+              </w:pBdr>
+              <w:spacing w:line="276" w:lineRule="auto"/>
+              <w:ind w:left="0" w:hanging="2"/>
+              <w:rPr>
+                <w:rFonts w:ascii="Arial" w:eastAsia="Arial" w:hAnsi="Arial" w:cs="Arial"/>
+                <w:sz w:val="22"/>
+                <w:szCs w:val="22"/>
+              </w:rPr>
+            </w:pPr>
+          </w:p>
+        </w:tc>
+        <w:tc>
+          <w:tcPr>
+            <w:tcW w:w="789" w:type="dxa"/>
+          </w:tcPr>
+          <w:p>
+            <w:pPr>
+              <w:ind w:left="0" w:hanging="2"/>
+              <w:jc w:val="center"/>
+              <w:rPr>
+                <w:rFonts w:ascii="Arial" w:eastAsia="Arial" w:hAnsi="Arial" w:cs="Arial"/>
+                <w:sz w:val="22"/>
+                <w:szCs w:val="22"/>
+              </w:rPr>
+            </w:pPr>
+            <w:r>
+              <w:rPr>
+                <w:rFonts w:ascii="Arial" w:eastAsia="Arial" w:hAnsi="Arial" w:cs="Arial"/>
+                <w:sz w:val="22"/>
+                <w:szCs w:val="22"/>
+              </w:rPr>
+              <w:t>3</w:t>
+            </w:r>
+          </w:p>
+        </w:tc>
+        <w:tc>
+          <w:tcPr>
+            <w:tcW w:w="4974" w:type="dxa"/>
+          </w:tcPr>
+          <w:p>
+            <w:pPr>
+              <w:ind w:left="0" w:hanging="2"/>
+              <w:rPr>
+                <w:rFonts w:ascii="Arial" w:eastAsia="Arial" w:hAnsi="Arial" w:cs="Arial"/>
+                <w:sz w:val="22"/>
+                <w:szCs w:val="22"/>
+              </w:rPr>
+            </w:pPr>
+            <w:r>
+              <w:rPr>
+                <w:rFonts w:ascii="Arial" w:eastAsia="Arial" w:hAnsi="Arial" w:cs="Arial"/>
+                <w:sz w:val="22"/>
+                <w:szCs w:val="22"/>
+              </w:rPr>
+              <w:t xml:space="preserve">El administrador selecciona el botón para subir las </w:t>
+            </w:r>
+            <w:r>
+              <w:rPr>
+                <w:rFonts w:ascii="Arial" w:eastAsia="Arial" w:hAnsi="Arial" w:cs="Arial"/>
+                <w:sz w:val="22"/>
+                <w:szCs w:val="22"/>
+              </w:rPr>
+              <w:t>imágenes</w:t>
+            </w:r>
+          </w:p>
+        </w:tc>
+      </w:tr>
+      <w:tr>
+        <w:trPr>
+          <w:cantSplit/>
+        </w:trPr>
+        <w:tc>
+          <w:tcPr>
+            <w:tcW w:w="2881" w:type="dxa"/>
+            <w:vMerge/>
+          </w:tcPr>
+          <w:p>
+            <w:pPr>
+              <w:widowControl w:val="0"/>
+              <w:pBdr>
+                <w:top w:val="nil"/>
+                <w:left w:val="nil"/>
+                <w:bottom w:val="nil"/>
+                <w:right w:val="nil"/>
+                <w:between w:val="nil"/>
+              </w:pBdr>
+              <w:spacing w:line="276" w:lineRule="auto"/>
+              <w:ind w:left="0" w:hanging="2"/>
+              <w:rPr>
+                <w:rFonts w:ascii="Arial" w:eastAsia="Arial" w:hAnsi="Arial" w:cs="Arial"/>
+                <w:sz w:val="22"/>
+                <w:szCs w:val="22"/>
+              </w:rPr>
+            </w:pPr>
+          </w:p>
+        </w:tc>
+        <w:tc>
+          <w:tcPr>
+            <w:tcW w:w="789" w:type="dxa"/>
+          </w:tcPr>
+          <w:p>
+            <w:pPr>
+              <w:ind w:left="0" w:hanging="2"/>
+              <w:jc w:val="center"/>
+              <w:rPr>
+                <w:rFonts w:ascii="Arial" w:eastAsia="Arial" w:hAnsi="Arial" w:cs="Arial"/>
+                <w:sz w:val="22"/>
+                <w:szCs w:val="22"/>
+              </w:rPr>
+            </w:pPr>
+            <w:r>
+              <w:rPr>
+                <w:rFonts w:ascii="Arial" w:eastAsia="Arial" w:hAnsi="Arial" w:cs="Arial"/>
+                <w:sz w:val="22"/>
+                <w:szCs w:val="22"/>
+              </w:rPr>
+              <w:t>4</w:t>
+            </w:r>
+          </w:p>
+        </w:tc>
+        <w:tc>
+          <w:tcPr>
+            <w:tcW w:w="4974" w:type="dxa"/>
+          </w:tcPr>
+          <w:p>
+            <w:pPr>
+              <w:ind w:left="0" w:hanging="2"/>
+              <w:rPr>
+                <w:rFonts w:ascii="Arial" w:eastAsia="Arial" w:hAnsi="Arial" w:cs="Arial"/>
+                <w:sz w:val="22"/>
+                <w:szCs w:val="22"/>
+              </w:rPr>
+            </w:pPr>
+            <w:r>
+              <w:rPr>
+                <w:rFonts w:ascii="Arial" w:eastAsia="Arial" w:hAnsi="Arial" w:cs="Arial"/>
+                <w:sz w:val="22"/>
+                <w:szCs w:val="22"/>
+              </w:rPr>
+              <w:t>El</w:t>
+            </w:r>
+            <w:r>
+              <w:rPr>
+                <w:rFonts w:ascii="Arial" w:eastAsia="Arial" w:hAnsi="Arial" w:cs="Arial"/>
+                <w:sz w:val="22"/>
+                <w:szCs w:val="22"/>
+              </w:rPr>
+              <w:t xml:space="preserve"> administrador selecciona la imagen y la sube</w:t>
+            </w:r>
+          </w:p>
+        </w:tc>
+      </w:tr>
+      <w:tr>
+        <w:trPr>
+          <w:cantSplit/>
+        </w:trPr>
+        <w:tc>
+          <w:tcPr>
+            <w:tcW w:w="2881" w:type="dxa"/>
+            <w:vMerge/>
+          </w:tcPr>
+          <w:p>
+            <w:pPr>
+              <w:widowControl w:val="0"/>
+              <w:pBdr>
+                <w:top w:val="nil"/>
+                <w:left w:val="nil"/>
+                <w:bottom w:val="nil"/>
+                <w:right w:val="nil"/>
+                <w:between w:val="nil"/>
+              </w:pBdr>
+              <w:spacing w:line="276" w:lineRule="auto"/>
+              <w:ind w:left="0" w:hanging="2"/>
+              <w:rPr>
+                <w:rFonts w:ascii="Arial" w:eastAsia="Arial" w:hAnsi="Arial" w:cs="Arial"/>
+                <w:sz w:val="22"/>
+                <w:szCs w:val="22"/>
+              </w:rPr>
+            </w:pPr>
+          </w:p>
+        </w:tc>
+        <w:tc>
+          <w:tcPr>
+            <w:tcW w:w="789" w:type="dxa"/>
+          </w:tcPr>
+          <w:p>
+            <w:pPr>
+              <w:ind w:left="0" w:hanging="2"/>
+              <w:jc w:val="center"/>
+              <w:rPr>
+                <w:rFonts w:ascii="Arial" w:eastAsia="Arial" w:hAnsi="Arial" w:cs="Arial"/>
+                <w:sz w:val="22"/>
+                <w:szCs w:val="22"/>
+              </w:rPr>
+            </w:pPr>
+            <w:r>
+              <w:rPr>
+                <w:rFonts w:ascii="Arial" w:eastAsia="Arial" w:hAnsi="Arial" w:cs="Arial"/>
+                <w:sz w:val="22"/>
+                <w:szCs w:val="22"/>
+              </w:rPr>
+              <w:t>5</w:t>
+            </w:r>
+          </w:p>
+        </w:tc>
+        <w:tc>
+          <w:tcPr>
+            <w:tcW w:w="4974" w:type="dxa"/>
+          </w:tcPr>
+          <w:p>
+            <w:pPr>
+              <w:ind w:left="0" w:hanging="2"/>
+              <w:rPr>
+                <w:rFonts w:ascii="Arial" w:eastAsia="Arial" w:hAnsi="Arial" w:cs="Arial"/>
+                <w:sz w:val="22"/>
+                <w:szCs w:val="22"/>
+              </w:rPr>
+            </w:pPr>
+            <w:r>
+              <w:rPr>
+                <w:rFonts w:ascii="Arial" w:eastAsia="Arial" w:hAnsi="Arial" w:cs="Arial"/>
+                <w:sz w:val="22"/>
+                <w:szCs w:val="22"/>
+              </w:rPr>
+              <w:t xml:space="preserve">El sistema </w:t>
+            </w:r>
+            <w:r>
+              <w:rPr>
+                <w:rFonts w:ascii="Arial" w:eastAsia="Arial" w:hAnsi="Arial" w:cs="Arial"/>
+                <w:sz w:val="22"/>
+                <w:szCs w:val="22"/>
+              </w:rPr>
+              <w:t>mostrara la imagen en la pantalla</w:t>
+            </w:r>
+          </w:p>
+        </w:tc>
+      </w:tr>
+      <w:tr>
+        <w:trPr>
+          <w:cantSplit/>
+        </w:trPr>
+        <w:tc>
+          <w:tcPr>
+            <w:tcW w:w="2881" w:type="dxa"/>
+            <w:vAlign w:val="center"/>
+          </w:tcPr>
+          <w:p>
+            <w:pPr>
+              <w:ind w:left="0" w:hanging="2"/>
+              <w:rPr>
+                <w:rFonts w:ascii="Arial" w:eastAsia="Arial" w:hAnsi="Arial" w:cs="Arial"/>
+                <w:sz w:val="22"/>
+                <w:szCs w:val="22"/>
+              </w:rPr>
+            </w:pPr>
+            <w:r>
+              <w:rPr>
+                <w:rFonts w:ascii="Arial" w:eastAsia="Arial" w:hAnsi="Arial" w:cs="Arial"/>
+                <w:b/>
+                <w:sz w:val="22"/>
+                <w:szCs w:val="22"/>
+              </w:rPr>
+              <w:t>Escenario Alternativo</w:t>
+            </w:r>
+          </w:p>
+        </w:tc>
+        <w:tc>
+          <w:tcPr>
+            <w:tcW w:w="789" w:type="dxa"/>
+          </w:tcPr>
+          <w:p>
+            <w:pPr>
+              <w:ind w:left="0" w:hanging="2"/>
+              <w:jc w:val="center"/>
+              <w:rPr>
+                <w:rFonts w:ascii="Arial" w:eastAsia="Arial" w:hAnsi="Arial" w:cs="Arial"/>
+                <w:sz w:val="22"/>
+                <w:szCs w:val="22"/>
+              </w:rPr>
+            </w:pPr>
+          </w:p>
+        </w:tc>
+        <w:tc>
+          <w:tcPr>
+            <w:tcW w:w="4974" w:type="dxa"/>
+          </w:tcPr>
+          <w:p>
+            <w:pPr>
+              <w:ind w:leftChars="0" w:left="0" w:firstLineChars="0" w:firstLine="0"/>
+              <w:rPr>
+                <w:rFonts w:ascii="Arial" w:eastAsia="Arial" w:hAnsi="Arial" w:cs="Arial"/>
+                <w:sz w:val="22"/>
+                <w:szCs w:val="22"/>
+              </w:rPr>
+            </w:pPr>
+          </w:p>
+        </w:tc>
+      </w:tr>
+      <w:tr>
+        <w:trPr>
+          <w:cantSplit/>
+        </w:trPr>
+        <w:tc>
+          <w:tcPr>
+            <w:tcW w:w="2881" w:type="dxa"/>
+          </w:tcPr>
+          <w:p>
+            <w:pPr>
+              <w:ind w:left="0" w:hanging="2"/>
+              <w:rPr>
+                <w:rFonts w:ascii="Arial" w:eastAsia="Arial" w:hAnsi="Arial" w:cs="Arial"/>
+                <w:sz w:val="22"/>
+                <w:szCs w:val="22"/>
+              </w:rPr>
+            </w:pPr>
+            <w:r>
+              <w:rPr>
+                <w:rFonts w:ascii="Arial" w:eastAsia="Arial" w:hAnsi="Arial" w:cs="Arial"/>
+                <w:b/>
+                <w:sz w:val="22"/>
+                <w:szCs w:val="22"/>
+              </w:rPr>
+              <w:t>Postcondición</w:t>
+            </w:r>
+          </w:p>
+        </w:tc>
+        <w:tc>
+          <w:tcPr>
+            <w:tcW w:w="5763" w:type="dxa"/>
+            <w:gridSpan w:val="2"/>
+          </w:tcPr>
+          <w:p>
+            <w:pPr>
+              <w:ind w:left="0" w:hanging="2"/>
+              <w:rPr>
+                <w:rFonts w:ascii="Arial" w:eastAsia="Arial" w:hAnsi="Arial" w:cs="Arial"/>
+                <w:sz w:val="22"/>
+                <w:szCs w:val="22"/>
+              </w:rPr>
+            </w:pPr>
+            <w:r>
+              <w:rPr>
+                <w:rFonts w:ascii="Arial" w:eastAsia="Arial" w:hAnsi="Arial" w:cs="Arial"/>
+                <w:sz w:val="22"/>
+                <w:szCs w:val="22"/>
+              </w:rPr>
+              <w:t> </w:t>
+            </w:r>
+            <w:r>
+              <w:rPr>
+                <w:rFonts w:ascii="Arial" w:eastAsia="Arial" w:hAnsi="Arial" w:cs="Arial"/>
+                <w:sz w:val="22"/>
+                <w:szCs w:val="22"/>
+              </w:rPr>
+              <w:t>El banner se mostrará en la página de usuario</w:t>
+            </w:r>
+          </w:p>
+        </w:tc>
+      </w:tr>
+      <w:tr>
+        <w:trPr>
+          <w:cantSplit/>
+        </w:trPr>
+        <w:tc>
+          <w:tcPr>
+            <w:tcW w:w="2881" w:type="dxa"/>
+            <w:vMerge w:val="restart"/>
+            <w:vAlign w:val="center"/>
+          </w:tcPr>
+          <w:p>
+            <w:pPr>
+              <w:keepNext/>
+              <w:pBdr>
+                <w:top w:val="nil"/>
+                <w:left w:val="nil"/>
+                <w:bottom w:val="nil"/>
+                <w:right w:val="nil"/>
+                <w:between w:val="nil"/>
+              </w:pBdr>
+              <w:spacing w:line="240" w:lineRule="auto"/>
+              <w:ind w:left="0" w:hanging="2"/>
+              <w:rPr>
+                <w:rFonts w:ascii="Arial" w:eastAsia="Arial" w:hAnsi="Arial" w:cs="Arial"/>
+                <w:b/>
+                <w:color w:val="000000"/>
+                <w:sz w:val="22"/>
+                <w:szCs w:val="22"/>
+              </w:rPr>
+            </w:pPr>
+            <w:r>
+              <w:rPr>
+                <w:rFonts w:ascii="Arial" w:eastAsia="Arial" w:hAnsi="Arial" w:cs="Arial"/>
+                <w:b/>
+                <w:color w:val="000000"/>
+                <w:sz w:val="22"/>
+                <w:szCs w:val="22"/>
+              </w:rPr>
+              <w:t>Excepciones</w:t>
+            </w:r>
+          </w:p>
+        </w:tc>
+        <w:tc>
+          <w:tcPr>
+            <w:tcW w:w="789" w:type="dxa"/>
+          </w:tcPr>
+          <w:p>
+            <w:pPr>
+              <w:ind w:left="0" w:hanging="2"/>
+              <w:jc w:val="center"/>
+              <w:rPr>
+                <w:rFonts w:ascii="Arial" w:eastAsia="Arial" w:hAnsi="Arial" w:cs="Arial"/>
+                <w:sz w:val="22"/>
+                <w:szCs w:val="22"/>
+              </w:rPr>
+            </w:pPr>
+            <w:r>
+              <w:rPr>
+                <w:rFonts w:ascii="Arial" w:eastAsia="Arial" w:hAnsi="Arial" w:cs="Arial"/>
+                <w:b/>
+                <w:sz w:val="22"/>
+                <w:szCs w:val="22"/>
+              </w:rPr>
+              <w:t>Paso</w:t>
+            </w:r>
+          </w:p>
+        </w:tc>
+        <w:tc>
+          <w:tcPr>
+            <w:tcW w:w="4974" w:type="dxa"/>
+          </w:tcPr>
+          <w:p>
+            <w:pPr>
+              <w:ind w:left="0" w:hanging="2"/>
+              <w:rPr>
+                <w:rFonts w:ascii="Arial" w:eastAsia="Arial" w:hAnsi="Arial" w:cs="Arial"/>
+                <w:sz w:val="22"/>
+                <w:szCs w:val="22"/>
+              </w:rPr>
+            </w:pPr>
+            <w:r>
+              <w:rPr>
+                <w:rFonts w:ascii="Arial" w:eastAsia="Arial" w:hAnsi="Arial" w:cs="Arial"/>
+                <w:b/>
+                <w:sz w:val="22"/>
+                <w:szCs w:val="22"/>
+              </w:rPr>
+              <w:t>Acción</w:t>
+            </w:r>
+          </w:p>
+        </w:tc>
+      </w:tr>
+      <w:tr>
+        <w:trPr>
+          <w:cantSplit/>
+        </w:trPr>
+        <w:tc>
+          <w:tcPr>
+            <w:tcW w:w="2881" w:type="dxa"/>
+            <w:vMerge/>
+            <w:vAlign w:val="center"/>
+          </w:tcPr>
+          <w:p>
+            <w:pPr>
+              <w:widowControl w:val="0"/>
+              <w:pBdr>
+                <w:top w:val="nil"/>
+                <w:left w:val="nil"/>
+                <w:bottom w:val="nil"/>
+                <w:right w:val="nil"/>
+                <w:between w:val="nil"/>
+              </w:pBdr>
+              <w:spacing w:line="276" w:lineRule="auto"/>
+              <w:ind w:left="0" w:hanging="2"/>
+              <w:rPr>
+                <w:rFonts w:ascii="Arial" w:eastAsia="Arial" w:hAnsi="Arial" w:cs="Arial"/>
+                <w:sz w:val="22"/>
+                <w:szCs w:val="22"/>
+              </w:rPr>
+            </w:pPr>
+          </w:p>
+        </w:tc>
+        <w:tc>
+          <w:tcPr>
+            <w:tcW w:w="789" w:type="dxa"/>
+          </w:tcPr>
+          <w:p>
+            <w:pPr>
+              <w:ind w:left="0" w:hanging="2"/>
+              <w:jc w:val="center"/>
+              <w:rPr>
+                <w:rFonts w:ascii="Arial" w:eastAsia="Arial" w:hAnsi="Arial" w:cs="Arial"/>
+                <w:sz w:val="22"/>
+                <w:szCs w:val="22"/>
+              </w:rPr>
+            </w:pPr>
+            <w:r>
+              <w:rPr>
+                <w:rFonts w:ascii="Arial" w:eastAsia="Arial" w:hAnsi="Arial" w:cs="Arial"/>
+                <w:sz w:val="22"/>
+                <w:szCs w:val="22"/>
+              </w:rPr>
+              <w:t>1</w:t>
+            </w:r>
+          </w:p>
+        </w:tc>
+        <w:tc>
+          <w:tcPr>
+            <w:tcW w:w="4974" w:type="dxa"/>
+          </w:tcPr>
+          <w:p>
+            <w:pPr>
+              <w:ind w:left="0" w:hanging="2"/>
+              <w:rPr>
+                <w:rFonts w:ascii="Arial" w:eastAsia="Arial" w:hAnsi="Arial" w:cs="Arial"/>
+                <w:sz w:val="22"/>
+                <w:szCs w:val="22"/>
+              </w:rPr>
+            </w:pPr>
+            <w:r>
+              <w:rPr>
+                <w:rFonts w:ascii="Arial" w:eastAsia="Arial" w:hAnsi="Arial" w:cs="Arial"/>
+                <w:sz w:val="22"/>
+                <w:szCs w:val="22"/>
+              </w:rPr>
+              <w:t xml:space="preserve">Si </w:t>
+            </w:r>
+            <w:r>
+              <w:rPr>
+                <w:rFonts w:ascii="Arial" w:eastAsia="Arial" w:hAnsi="Arial" w:cs="Arial"/>
+                <w:sz w:val="22"/>
+                <w:szCs w:val="22"/>
+              </w:rPr>
+              <w:t>el tipo de formato de la imagen no es permitido, no permitirá subirlo</w:t>
             </w:r>
           </w:p>
         </w:tc>
@@ -19049,7 +20735,10 @@
               <w:t>RF0</w:t>
             </w:r>
             <w:r>
-              <w:t>13</w:t>
+              <w:t>1</w:t>
+            </w:r>
+            <w:r>
+              <w:t>4</w:t>
             </w:r>
           </w:p>
         </w:tc>
@@ -20338,7 +22027,10 @@
               <w:t>RF0</w:t>
             </w:r>
             <w:r>
-              <w:t>14</w:t>
+              <w:t>1</w:t>
+            </w:r>
+            <w:r>
+              <w:t>5</w:t>
             </w:r>
           </w:p>
         </w:tc>
@@ -20415,7 +22107,13 @@
               </w:rPr>
             </w:pPr>
             <w:r>
-              <w:t>Gestionar inventario, incluyendo tallas y colores</w:t>
+              <w:t>Gestionar inventario</w:t>
+            </w:r>
+            <w:r>
+              <w:t xml:space="preserve"> y</w:t>
+            </w:r>
+            <w:r>
+              <w:t xml:space="preserve"> colores</w:t>
             </w:r>
           </w:p>
         </w:tc>
@@ -20662,7 +22360,7 @@
               </w:rPr>
             </w:pPr>
             <w:r>
-              <w:t>El administrador podrá gestionar el inventario de productos, incluyendo las tallas y colores disponibles, para asegurar que la tienda esté actualizada.</w:t>
+              <w:t>El administrador podrá gestionar el inventario de productos, incluyendo colores disponibles, para asegurar que la tienda esté actualizada.</w:t>
             </w:r>
           </w:p>
         </w:tc>
@@ -20948,7 +22646,7 @@
               <w:ind w:left="0" w:hanging="2"/>
             </w:pPr>
             <w:r>
-              <w:t>El sistema muestra la información de los productos (productos, tallas y colores)</w:t>
+              <w:t xml:space="preserve">El sistema muestra la información de los productos </w:t>
             </w:r>
           </w:p>
         </w:tc>
@@ -21015,7 +22713,7 @@
               <w:ind w:left="0" w:hanging="2"/>
             </w:pPr>
             <w:r>
-              <w:t>El actor puede realizar ajustes del inventario (productos, tallas y colores)</w:t>
+              <w:t>El actor puede realizar ajustes del inventario</w:t>
             </w:r>
           </w:p>
         </w:tc>
@@ -21863,7 +23561,10 @@
               <w:t>RF0</w:t>
             </w:r>
             <w:r>
-              <w:t>15</w:t>
+              <w:t>1</w:t>
+            </w:r>
+            <w:r>
+              <w:t>6</w:t>
             </w:r>
           </w:p>
         </w:tc>
@@ -21946,7 +23647,16 @@
                 <w:sz w:val="22"/>
                 <w:szCs w:val="22"/>
               </w:rPr>
-              <w:t>Crear y administrar categorías y subcategorías</w:t>
+              <w:t>A</w:t>
+            </w:r>
+            <w:r>
+              <w:rPr>
+                <w:rFonts w:ascii="Arial" w:eastAsia="Arial" w:hAnsi="Arial" w:cs="Arial"/>
+                <w:b/>
+                <w:sz w:val="22"/>
+                <w:szCs w:val="22"/>
+              </w:rPr>
+              <w:t>dministrar categorías</w:t>
             </w:r>
           </w:p>
         </w:tc>
@@ -22198,7 +23908,39 @@
                 <w:sz w:val="22"/>
                 <w:szCs w:val="22"/>
               </w:rPr>
-              <w:t>El administrador podrá crear y organizar productos en categorías y subcategorías, facilitando la navegación y la búsqueda de productos por parte de los usuarios.</w:t>
+              <w:t xml:space="preserve">El administrador podrá </w:t>
+            </w:r>
+            <w:r>
+              <w:rPr>
+                <w:rFonts w:ascii="Arial" w:eastAsia="Arial" w:hAnsi="Arial" w:cs="Arial"/>
+                <w:sz w:val="22"/>
+                <w:szCs w:val="22"/>
+              </w:rPr>
+              <w:t>administrar</w:t>
+            </w:r>
+            <w:r>
+              <w:rPr>
+                <w:rFonts w:ascii="Arial" w:eastAsia="Arial" w:hAnsi="Arial" w:cs="Arial"/>
+                <w:sz w:val="22"/>
+                <w:szCs w:val="22"/>
+              </w:rPr>
+              <w:t xml:space="preserve"> productos en categoría</w:t>
+            </w:r>
+            <w:r>
+              <w:rPr>
+                <w:rFonts w:ascii="Arial" w:eastAsia="Arial" w:hAnsi="Arial" w:cs="Arial"/>
+                <w:sz w:val="22"/>
+                <w:szCs w:val="22"/>
+              </w:rPr>
+              <w:t>s</w:t>
+            </w:r>
+            <w:r>
+              <w:rPr>
+                <w:rFonts w:ascii="Arial" w:eastAsia="Arial" w:hAnsi="Arial" w:cs="Arial"/>
+                <w:sz w:val="22"/>
+                <w:szCs w:val="22"/>
+              </w:rPr>
+              <w:t>, facilitando la navegación y la búsqueda de productos por parte de los usuarios.</w:t>
             </w:r>
           </w:p>
         </w:tc>
@@ -22440,12 +24182,7 @@
               </w:rPr>
             </w:pPr>
             <w:r>
-              <w:rPr>
-                <w:rFonts w:ascii="Arial" w:eastAsia="Arial" w:hAnsi="Arial" w:cs="Arial"/>
-                <w:sz w:val="22"/>
-                <w:szCs w:val="22"/>
-              </w:rPr>
-              <w:t>El actor inicia sesión</w:t>
+              <w:t xml:space="preserve">El actor accede al módulo de gestión de inventario.  </w:t>
             </w:r>
           </w:p>
         </w:tc>
@@ -22517,12 +24254,7 @@
               </w:rPr>
             </w:pPr>
             <w:r>
-              <w:rPr>
-                <w:rFonts w:ascii="Arial" w:eastAsia="Arial" w:hAnsi="Arial" w:cs="Arial"/>
-                <w:sz w:val="22"/>
-                <w:szCs w:val="22"/>
-              </w:rPr>
-              <w:t>El actor selecciona la sección de edición de pagina</w:t>
+              <w:t>El sistema muestra la información de los productos</w:t>
             </w:r>
           </w:p>
         </w:tc>
@@ -22594,12 +24326,10 @@
               </w:rPr>
             </w:pPr>
             <w:r>
-              <w:rPr>
-                <w:rFonts w:ascii="Arial" w:eastAsia="Arial" w:hAnsi="Arial" w:cs="Arial"/>
-                <w:sz w:val="22"/>
-                <w:szCs w:val="22"/>
-              </w:rPr>
-              <w:t>El actor se dirige a la parte de categorías</w:t>
+              <w:t xml:space="preserve">El actor puede </w:t>
+            </w:r>
+            <w:r>
+              <w:t>realizar la gestión de las categorías</w:t>
             </w:r>
           </w:p>
         </w:tc>
@@ -22676,7 +24406,15 @@
                 <w:sz w:val="22"/>
                 <w:szCs w:val="22"/>
               </w:rPr>
-              <w:t>El actor agrega u organiza las categorías</w:t>
+              <w:t xml:space="preserve">El actor </w:t>
+            </w:r>
+            <w:r>
+              <w:rPr>
+                <w:rFonts w:ascii="Arial" w:eastAsia="Arial" w:hAnsi="Arial" w:cs="Arial"/>
+                <w:sz w:val="22"/>
+                <w:szCs w:val="22"/>
+              </w:rPr>
+              <w:t>guarda los ajustes</w:t>
             </w:r>
           </w:p>
         </w:tc>
@@ -22790,8 +24528,26 @@
                 <w:sz w:val="22"/>
                 <w:szCs w:val="22"/>
               </w:rPr>
-              <w:t>El actor puede agregar u organizar categorías o subcategorías</w:t>
-            </w:r>
+              <w:t xml:space="preserve">El actor puede </w:t>
+            </w:r>
+            <w:r>
+              <w:rPr>
+                <w:rFonts w:ascii="Arial" w:eastAsia="Arial" w:hAnsi="Arial" w:cs="Arial"/>
+                <w:sz w:val="22"/>
+                <w:szCs w:val="22"/>
+              </w:rPr>
+              <w:t xml:space="preserve">utilizar las </w:t>
+            </w:r>
+            <w:proofErr w:type="spellStart"/>
+            <w:r>
+              <w:rPr>
+                <w:rFonts w:ascii="Arial" w:eastAsia="Arial" w:hAnsi="Arial" w:cs="Arial"/>
+                <w:sz w:val="22"/>
+                <w:szCs w:val="22"/>
+              </w:rPr>
+              <w:t>categorias</w:t>
+            </w:r>
+            <w:proofErr w:type="spellEnd"/>
           </w:p>
         </w:tc>
       </w:tr>
@@ -23433,7 +25189,10 @@
               <w:t>RF0</w:t>
             </w:r>
             <w:r>
-              <w:t>16</w:t>
+              <w:t>1</w:t>
+            </w:r>
+            <w:r>
+              <w:t>7</w:t>
             </w:r>
           </w:p>
         </w:tc>
@@ -23516,7 +25275,25 @@
                 <w:sz w:val="22"/>
                 <w:szCs w:val="22"/>
               </w:rPr>
-              <w:t xml:space="preserve">Configurar precios y descuentos de los productos                          </w:t>
+              <w:t>Configurar</w:t>
+            </w:r>
+            <w:r>
+              <w:rPr>
+                <w:rFonts w:ascii="Arial" w:eastAsia="Arial" w:hAnsi="Arial" w:cs="Arial"/>
+                <w:b/>
+                <w:sz w:val="22"/>
+                <w:szCs w:val="22"/>
+              </w:rPr>
+              <w:t xml:space="preserve"> promociones</w:t>
+            </w:r>
+            <w:r>
+              <w:rPr>
+                <w:rFonts w:ascii="Arial" w:eastAsia="Arial" w:hAnsi="Arial" w:cs="Arial"/>
+                <w:b/>
+                <w:sz w:val="22"/>
+                <w:szCs w:val="22"/>
+              </w:rPr>
+              <w:t xml:space="preserve"> de los productos                          </w:t>
             </w:r>
           </w:p>
         </w:tc>
@@ -23768,7 +25545,23 @@
                 <w:sz w:val="22"/>
                 <w:szCs w:val="22"/>
               </w:rPr>
-              <w:t>El administrador podrá configurar los precios de los productos, así como aplicar descuentos y promociones específicas según sea necesario.</w:t>
+              <w:t xml:space="preserve">El administrador podrá configurar </w:t>
+            </w:r>
+            <w:r>
+              <w:rPr>
+                <w:rFonts w:ascii="Arial" w:eastAsia="Arial" w:hAnsi="Arial" w:cs="Arial"/>
+                <w:sz w:val="22"/>
+                <w:szCs w:val="22"/>
+              </w:rPr>
+              <w:t>las</w:t>
+            </w:r>
+            <w:r>
+              <w:rPr>
+                <w:rFonts w:ascii="Arial" w:eastAsia="Arial" w:hAnsi="Arial" w:cs="Arial"/>
+                <w:sz w:val="22"/>
+                <w:szCs w:val="22"/>
+              </w:rPr>
+              <w:t xml:space="preserve"> promociones específicas según sea necesario.</w:t>
             </w:r>
           </w:p>
         </w:tc>
@@ -24091,7 +25884,15 @@
                 <w:sz w:val="22"/>
                 <w:szCs w:val="22"/>
               </w:rPr>
-              <w:t>El actor selecciona la sección productos</w:t>
+              <w:t xml:space="preserve">El actor </w:t>
+            </w:r>
+            <w:r>
+              <w:rPr>
+                <w:rFonts w:ascii="Arial" w:eastAsia="Arial" w:hAnsi="Arial" w:cs="Arial"/>
+                <w:sz w:val="22"/>
+                <w:szCs w:val="22"/>
+              </w:rPr>
+              <w:t>busca la sección de promociones</w:t>
             </w:r>
           </w:p>
         </w:tc>
@@ -24168,8 +25969,26 @@
                 <w:sz w:val="22"/>
                 <w:szCs w:val="22"/>
               </w:rPr>
-              <w:t>El sistema detecta si hay productos</w:t>
-            </w:r>
+              <w:t xml:space="preserve">El </w:t>
+            </w:r>
+            <w:r>
+              <w:rPr>
+                <w:rFonts w:ascii="Arial" w:eastAsia="Arial" w:hAnsi="Arial" w:cs="Arial"/>
+                <w:sz w:val="22"/>
+                <w:szCs w:val="22"/>
+              </w:rPr>
+              <w:t xml:space="preserve">actor crea una </w:t>
+            </w:r>
+            <w:proofErr w:type="spellStart"/>
+            <w:r>
+              <w:rPr>
+                <w:rFonts w:ascii="Arial" w:eastAsia="Arial" w:hAnsi="Arial" w:cs="Arial"/>
+                <w:sz w:val="22"/>
+                <w:szCs w:val="22"/>
+              </w:rPr>
+              <w:t>promocion</w:t>
+            </w:r>
+            <w:proofErr w:type="spellEnd"/>
           </w:p>
         </w:tc>
       </w:tr>
@@ -24322,7 +26141,15 @@
                 <w:sz w:val="22"/>
                 <w:szCs w:val="22"/>
               </w:rPr>
-              <w:t>El actor actualiza el valor del producto o aplica un descuento</w:t>
+              <w:t xml:space="preserve">El actor aplica </w:t>
+            </w:r>
+            <w:r>
+              <w:rPr>
+                <w:rFonts w:ascii="Arial" w:eastAsia="Arial" w:hAnsi="Arial" w:cs="Arial"/>
+                <w:sz w:val="22"/>
+                <w:szCs w:val="22"/>
+              </w:rPr>
+              <w:t>la promoción a un producto</w:t>
             </w:r>
           </w:p>
         </w:tc>
@@ -24590,7 +26417,23 @@
                 <w:sz w:val="22"/>
                 <w:szCs w:val="22"/>
               </w:rPr>
-              <w:t xml:space="preserve">El sistema muestra el nuevo precio o descuento del producto </w:t>
+              <w:t xml:space="preserve">El sistema muestra </w:t>
+            </w:r>
+            <w:r>
+              <w:rPr>
+                <w:rFonts w:ascii="Arial" w:eastAsia="Arial" w:hAnsi="Arial" w:cs="Arial"/>
+                <w:sz w:val="22"/>
+                <w:szCs w:val="22"/>
+              </w:rPr>
+              <w:t>la promocion</w:t>
+            </w:r>
+            <w:r>
+              <w:rPr>
+                <w:rFonts w:ascii="Arial" w:eastAsia="Arial" w:hAnsi="Arial" w:cs="Arial"/>
+                <w:sz w:val="22"/>
+                <w:szCs w:val="22"/>
+              </w:rPr>
+              <w:t xml:space="preserve"> del producto </w:t>
             </w:r>
           </w:p>
         </w:tc>
@@ -25233,7 +27076,7 @@
               <w:t>RF01</w:t>
             </w:r>
             <w:r>
-              <w:t>7</w:t>
+              <w:t>8</w:t>
             </w:r>
           </w:p>
         </w:tc>
@@ -26742,7 +28585,7 @@
               <w:t>RF01</w:t>
             </w:r>
             <w:r>
-              <w:t>8</w:t>
+              <w:t>9</w:t>
             </w:r>
           </w:p>
         </w:tc>
@@ -27767,25 +29610,7 @@
                 <w:sz w:val="22"/>
                 <w:szCs w:val="22"/>
               </w:rPr>
-              <w:t xml:space="preserve">No se pudo realizar el </w:t>
-            </w:r>
-            <w:proofErr w:type="spellStart"/>
-            <w:r>
-              <w:rPr>
-                <w:rFonts w:ascii="Arial" w:eastAsia="Arial" w:hAnsi="Arial" w:cs="Arial"/>
-                <w:sz w:val="22"/>
-                <w:szCs w:val="22"/>
-              </w:rPr>
-              <w:t>calculo</w:t>
-            </w:r>
-            <w:proofErr w:type="spellEnd"/>
-            <w:r>
-              <w:rPr>
-                <w:rFonts w:ascii="Arial" w:eastAsia="Arial" w:hAnsi="Arial" w:cs="Arial"/>
-                <w:sz w:val="22"/>
-                <w:szCs w:val="22"/>
-              </w:rPr>
-              <w:t xml:space="preserve"> de la compra por un error del sistema</w:t>
+              <w:t>No se pudo realizar el calculo de la compra por un error del sistema</w:t>
             </w:r>
           </w:p>
         </w:tc>
@@ -28196,10 +30021,10 @@
               </w:rPr>
             </w:pPr>
             <w:r>
-              <w:t>RF01</w:t>
-            </w:r>
-            <w:r>
-              <w:t>9</w:t>
+              <w:t>RF0</w:t>
+            </w:r>
+            <w:r>
+              <w:t>20</w:t>
             </w:r>
           </w:p>
         </w:tc>
@@ -29630,7 +31455,10 @@
               <w:t>RF0</w:t>
             </w:r>
             <w:r>
-              <w:t>20</w:t>
+              <w:t>2</w:t>
+            </w:r>
+            <w:r>
+              <w:t>1</w:t>
             </w:r>
           </w:p>
         </w:tc>
@@ -29969,6 +31797,9 @@
           <w:p>
             <w:pPr>
               <w:ind w:leftChars="0" w:left="0" w:firstLineChars="0" w:firstLine="0"/>
+              <w:rPr>
+                <w:u w:val="single"/>
+              </w:rPr>
             </w:pPr>
             <w:r>
               <w:rPr>
@@ -29994,7 +31825,7 @@
                 <w:sz w:val="22"/>
                 <w:szCs w:val="22"/>
               </w:rPr>
-              <w:t xml:space="preserve"> de forma segura y rápida, con múltiples opciones de pago.</w:t>
+              <w:t xml:space="preserve"> de forma segura y rápida</w:t>
             </w:r>
           </w:p>
         </w:tc>
@@ -31316,7 +33147,10 @@
               <w:t>RF0</w:t>
             </w:r>
             <w:r>
-              <w:t>21</w:t>
+              <w:t>2</w:t>
+            </w:r>
+            <w:r>
+              <w:t>2</w:t>
             </w:r>
           </w:p>
         </w:tc>
@@ -31393,7 +33227,7 @@
               </w:rPr>
             </w:pPr>
             <w:r>
-              <w:t>Seleccionar dirección de envío y facturación</w:t>
+              <w:t xml:space="preserve">Seleccionar dirección de envío </w:t>
             </w:r>
           </w:p>
         </w:tc>
@@ -31645,7 +33479,7 @@
                 <w:sz w:val="22"/>
                 <w:szCs w:val="22"/>
               </w:rPr>
-              <w:t>Los usuarios podrán seleccionar o agregar una dirección de envío y facturación para completar su compra.</w:t>
+              <w:t xml:space="preserve">Los usuarios podrán seleccionar o agregar una dirección de envío </w:t>
             </w:r>
           </w:p>
         </w:tc>
@@ -32015,18 +33849,8 @@
                 <w:sz w:val="22"/>
                 <w:szCs w:val="22"/>
               </w:rPr>
-              <w:t xml:space="preserve"> y </w:t>
-            </w:r>
-            <w:proofErr w:type="spellStart"/>
-            <w:r>
-              <w:rPr>
-                <w:rFonts w:ascii="Arial" w:eastAsia="Arial" w:hAnsi="Arial" w:cs="Arial"/>
-                <w:sz w:val="22"/>
-                <w:szCs w:val="22"/>
-              </w:rPr>
-              <w:t>facturacion</w:t>
-            </w:r>
-            <w:proofErr w:type="spellEnd"/>
+              <w:t xml:space="preserve"> </w:t>
+            </w:r>
           </w:p>
         </w:tc>
       </w:tr>
@@ -32799,7 +34623,10 @@
               <w:t>RF0</w:t>
             </w:r>
             <w:r>
-              <w:t>22</w:t>
+              <w:t>2</w:t>
+            </w:r>
+            <w:r>
+              <w:t>3</w:t>
             </w:r>
           </w:p>
         </w:tc>
@@ -33132,8 +34959,13 @@
               <w:t xml:space="preserve">El sistema permitirá seleccionar entre diferentes métodos de pago, como tarjeta de crédito, </w:t>
             </w:r>
             <w:r>
-              <w:t>PSE</w:t>
-            </w:r>
+              <w:t xml:space="preserve">Visa, </w:t>
+            </w:r>
+            <w:proofErr w:type="spellStart"/>
+            <w:r>
+              <w:t>masterCard</w:t>
+            </w:r>
+            <w:proofErr w:type="spellEnd"/>
           </w:p>
         </w:tc>
       </w:tr>
@@ -33448,7 +35280,7 @@
                 <w:sz w:val="22"/>
                 <w:szCs w:val="22"/>
               </w:rPr>
-              <w:t>El usuario selecciona el método de pago (tarjeta de crédito, PayPal, etc.).</w:t>
+              <w:t xml:space="preserve">El usuario selecciona el método de pago </w:t>
             </w:r>
           </w:p>
         </w:tc>
@@ -34374,7 +36206,10 @@
               <w:t>RF0</w:t>
             </w:r>
             <w:r>
-              <w:t>23</w:t>
+              <w:t>2</w:t>
+            </w:r>
+            <w:r>
+              <w:t>4</w:t>
             </w:r>
           </w:p>
         </w:tc>
@@ -35943,7 +37778,10 @@
               <w:t>RF0</w:t>
             </w:r>
             <w:r>
-              <w:t>24</w:t>
+              <w:t>2</w:t>
+            </w:r>
+            <w:r>
+              <w:t>5</w:t>
             </w:r>
           </w:p>
         </w:tc>
@@ -37372,7 +39210,10 @@
               <w:t>RF0</w:t>
             </w:r>
             <w:r>
-              <w:t>25</w:t>
+              <w:t>2</w:t>
+            </w:r>
+            <w:r>
+              <w:t>6</w:t>
             </w:r>
           </w:p>
         </w:tc>
@@ -38928,7 +40769,10 @@
               <w:t>RF0</w:t>
             </w:r>
             <w:r>
-              <w:t>26</w:t>
+              <w:t>2</w:t>
+            </w:r>
+            <w:r>
+              <w:t>7</w:t>
             </w:r>
           </w:p>
         </w:tc>
@@ -40462,7 +42306,7 @@
               <w:t>RF02</w:t>
             </w:r>
             <w:r>
-              <w:t>7</w:t>
+              <w:t>8</w:t>
             </w:r>
           </w:p>
         </w:tc>
@@ -42023,7 +43867,7 @@
               <w:t>RF02</w:t>
             </w:r>
             <w:r>
-              <w:t>8</w:t>
+              <w:t>9</w:t>
             </w:r>
           </w:p>
         </w:tc>
@@ -43526,10 +45370,10 @@
               </w:rPr>
             </w:pPr>
             <w:r>
-              <w:t>RF02</w:t>
-            </w:r>
-            <w:r>
-              <w:t>9</w:t>
+              <w:t>RF0</w:t>
+            </w:r>
+            <w:r>
+              <w:t>30</w:t>
             </w:r>
           </w:p>
         </w:tc>
@@ -45087,7 +46931,10 @@
               <w:t>RF0</w:t>
             </w:r>
             <w:r>
-              <w:t>30</w:t>
+              <w:t>3</w:t>
+            </w:r>
+            <w:r>
+              <w:t>1</w:t>
             </w:r>
           </w:p>
         </w:tc>
@@ -46748,7 +48595,10 @@
               <w:t>RF0</w:t>
             </w:r>
             <w:r>
-              <w:t>31</w:t>
+              <w:t>3</w:t>
+            </w:r>
+            <w:r>
+              <w:t>2</w:t>
             </w:r>
           </w:p>
         </w:tc>
@@ -48387,1609 +50237,6 @@
     <w:p>
       <w:pPr>
         <w:spacing w:line="480" w:lineRule="auto"/>
-        <w:ind w:left="1" w:hanging="3"/>
-        <w:jc w:val="center"/>
-        <w:rPr>
-          <w:b/>
-          <w:bCs/>
-          <w:sz w:val="32"/>
-          <w:szCs w:val="32"/>
-        </w:rPr>
-      </w:pPr>
-      <w:bookmarkStart w:id="7" w:name="_Hlk214216460"/>
-      <w:r>
-        <w:rPr>
-          <w:b/>
-          <w:bCs/>
-          <w:sz w:val="32"/>
-          <w:szCs w:val="32"/>
-        </w:rPr>
-        <w:t xml:space="preserve">Módulo </w:t>
-      </w:r>
-      <w:r>
-        <w:rPr>
-          <w:b/>
-          <w:bCs/>
-          <w:sz w:val="32"/>
-          <w:szCs w:val="32"/>
-        </w:rPr>
-        <w:t>8</w:t>
-      </w:r>
-      <w:r>
-        <w:rPr>
-          <w:b/>
-          <w:bCs/>
-          <w:sz w:val="32"/>
-          <w:szCs w:val="32"/>
-        </w:rPr>
-        <w:t xml:space="preserve"> – Atención y Soporte al Cliente</w:t>
-      </w:r>
-    </w:p>
-    <w:tbl>
-      <w:tblPr>
-        <w:tblStyle w:val="af6"/>
-        <w:tblW w:w="8644" w:type="dxa"/>
-        <w:tblInd w:w="5" w:type="dxa"/>
-        <w:tblBorders>
-          <w:top w:val="single" w:sz="4" w:space="0" w:color="000000"/>
-          <w:left w:val="single" w:sz="4" w:space="0" w:color="000000"/>
-          <w:bottom w:val="single" w:sz="4" w:space="0" w:color="000000"/>
-          <w:right w:val="single" w:sz="4" w:space="0" w:color="000000"/>
-          <w:insideH w:val="single" w:sz="4" w:space="0" w:color="000000"/>
-          <w:insideV w:val="single" w:sz="4" w:space="0" w:color="000000"/>
-        </w:tblBorders>
-        <w:tblLayout w:type="fixed"/>
-        <w:tblLook w:val="0000" w:firstRow="0" w:lastRow="0" w:firstColumn="0" w:lastColumn="0" w:noHBand="0" w:noVBand="0"/>
-      </w:tblPr>
-      <w:tblGrid>
-        <w:gridCol w:w="2881"/>
-        <w:gridCol w:w="789"/>
-        <w:gridCol w:w="4974"/>
-      </w:tblGrid>
-      <w:tr>
-        <w:trPr>
-          <w:cantSplit/>
-          <w:trHeight w:val="299"/>
-        </w:trPr>
-        <w:tc>
-          <w:tcPr>
-            <w:tcW w:w="2881" w:type="dxa"/>
-            <w:shd w:val="clear" w:color="auto" w:fill="D9D9D9"/>
-          </w:tcPr>
-          <w:bookmarkEnd w:id="7"/>
-          <w:p>
-            <w:pPr>
-              <w:tabs>
-                <w:tab w:val="left" w:pos="1874"/>
-              </w:tabs>
-              <w:ind w:left="0" w:hanging="2"/>
-              <w:rPr>
-                <w:rFonts w:ascii="Arial" w:eastAsia="Arial" w:hAnsi="Arial" w:cs="Arial"/>
-                <w:sz w:val="22"/>
-                <w:szCs w:val="22"/>
-              </w:rPr>
-            </w:pPr>
-            <w:r>
-              <w:t>RF0</w:t>
-            </w:r>
-            <w:r>
-              <w:t>32</w:t>
-            </w:r>
-          </w:p>
-        </w:tc>
-        <w:tc>
-          <w:tcPr>
-            <w:tcW w:w="5763" w:type="dxa"/>
-            <w:gridSpan w:val="2"/>
-            <w:shd w:val="clear" w:color="auto" w:fill="D9D9D9"/>
-          </w:tcPr>
-          <w:p>
-            <w:pPr>
-              <w:ind w:left="0" w:hanging="2"/>
-              <w:rPr>
-                <w:rFonts w:ascii="Arial" w:eastAsia="Arial" w:hAnsi="Arial" w:cs="Arial"/>
-                <w:sz w:val="22"/>
-                <w:szCs w:val="22"/>
-              </w:rPr>
-            </w:pPr>
-          </w:p>
-        </w:tc>
-      </w:tr>
-      <w:tr>
-        <w:trPr>
-          <w:cantSplit/>
-        </w:trPr>
-        <w:tc>
-          <w:tcPr>
-            <w:tcW w:w="2881" w:type="dxa"/>
-            <w:tcBorders>
-              <w:top w:val="single" w:sz="4" w:space="0" w:color="000000"/>
-              <w:left w:val="single" w:sz="4" w:space="0" w:color="000000"/>
-              <w:bottom w:val="single" w:sz="4" w:space="0" w:color="000000"/>
-              <w:right w:val="single" w:sz="4" w:space="0" w:color="000000"/>
-            </w:tcBorders>
-          </w:tcPr>
-          <w:p>
-            <w:pPr>
-              <w:ind w:left="0" w:hanging="2"/>
-              <w:rPr>
-                <w:rFonts w:ascii="Arial" w:eastAsia="Arial" w:hAnsi="Arial" w:cs="Arial"/>
-                <w:sz w:val="22"/>
-                <w:szCs w:val="22"/>
-              </w:rPr>
-            </w:pPr>
-            <w:r>
-              <w:rPr>
-                <w:rFonts w:ascii="Arial" w:eastAsia="Arial" w:hAnsi="Arial" w:cs="Arial"/>
-                <w:b/>
-                <w:sz w:val="22"/>
-                <w:szCs w:val="22"/>
-              </w:rPr>
-              <w:t>Caso de uso</w:t>
-            </w:r>
-          </w:p>
-        </w:tc>
-        <w:tc>
-          <w:tcPr>
-            <w:tcW w:w="5763" w:type="dxa"/>
-            <w:gridSpan w:val="2"/>
-            <w:tcBorders>
-              <w:top w:val="single" w:sz="4" w:space="0" w:color="000000"/>
-              <w:left w:val="single" w:sz="4" w:space="0" w:color="000000"/>
-              <w:bottom w:val="single" w:sz="4" w:space="0" w:color="000000"/>
-              <w:right w:val="single" w:sz="4" w:space="0" w:color="000000"/>
-            </w:tcBorders>
-          </w:tcPr>
-          <w:p>
-            <w:pPr>
-              <w:ind w:leftChars="0" w:left="0" w:firstLineChars="0" w:firstLine="0"/>
-              <w:rPr>
-                <w:rFonts w:ascii="Arial" w:eastAsia="Arial" w:hAnsi="Arial" w:cs="Arial"/>
-                <w:b/>
-                <w:bCs/>
-                <w:sz w:val="22"/>
-                <w:szCs w:val="22"/>
-              </w:rPr>
-            </w:pPr>
-            <w:r>
-              <w:rPr>
-                <w:b/>
-                <w:bCs/>
-              </w:rPr>
-              <w:t xml:space="preserve">Consultar </w:t>
-            </w:r>
-            <w:r>
-              <w:rPr>
-                <w:b/>
-                <w:bCs/>
-              </w:rPr>
-              <w:t xml:space="preserve">preguntas </w:t>
-            </w:r>
-            <w:r>
-              <w:rPr>
-                <w:b/>
-                <w:bCs/>
-              </w:rPr>
-              <w:t>sobre la pagina</w:t>
-            </w:r>
-          </w:p>
-        </w:tc>
-      </w:tr>
-      <w:tr>
-        <w:trPr>
-          <w:cantSplit/>
-        </w:trPr>
-        <w:tc>
-          <w:tcPr>
-            <w:tcW w:w="2881" w:type="dxa"/>
-            <w:tcBorders>
-              <w:top w:val="single" w:sz="4" w:space="0" w:color="000000"/>
-              <w:left w:val="single" w:sz="4" w:space="0" w:color="000000"/>
-              <w:bottom w:val="single" w:sz="4" w:space="0" w:color="000000"/>
-              <w:right w:val="single" w:sz="4" w:space="0" w:color="000000"/>
-            </w:tcBorders>
-          </w:tcPr>
-          <w:p>
-            <w:pPr>
-              <w:ind w:left="0" w:hanging="2"/>
-              <w:rPr>
-                <w:rFonts w:ascii="Arial" w:eastAsia="Arial" w:hAnsi="Arial" w:cs="Arial"/>
-                <w:sz w:val="22"/>
-                <w:szCs w:val="22"/>
-              </w:rPr>
-            </w:pPr>
-            <w:r>
-              <w:rPr>
-                <w:rFonts w:ascii="Arial" w:eastAsia="Arial" w:hAnsi="Arial" w:cs="Arial"/>
-                <w:b/>
-                <w:sz w:val="22"/>
-                <w:szCs w:val="22"/>
-              </w:rPr>
-              <w:t>Versión</w:t>
-            </w:r>
-          </w:p>
-        </w:tc>
-        <w:tc>
-          <w:tcPr>
-            <w:tcW w:w="5763" w:type="dxa"/>
-            <w:gridSpan w:val="2"/>
-            <w:tcBorders>
-              <w:top w:val="single" w:sz="4" w:space="0" w:color="000000"/>
-              <w:left w:val="single" w:sz="4" w:space="0" w:color="000000"/>
-              <w:bottom w:val="single" w:sz="4" w:space="0" w:color="000000"/>
-              <w:right w:val="single" w:sz="4" w:space="0" w:color="000000"/>
-            </w:tcBorders>
-          </w:tcPr>
-          <w:p>
-            <w:pPr>
-              <w:ind w:left="0" w:hanging="2"/>
-              <w:rPr>
-                <w:rFonts w:ascii="Arial" w:eastAsia="Arial" w:hAnsi="Arial" w:cs="Arial"/>
-                <w:sz w:val="22"/>
-                <w:szCs w:val="22"/>
-              </w:rPr>
-            </w:pPr>
-            <w:r>
-              <w:rPr>
-                <w:rFonts w:ascii="Arial" w:eastAsia="Arial" w:hAnsi="Arial" w:cs="Arial"/>
-                <w:sz w:val="22"/>
-                <w:szCs w:val="22"/>
-              </w:rPr>
-              <w:t>Versión 1.0</w:t>
-            </w:r>
-          </w:p>
-        </w:tc>
-      </w:tr>
-      <w:tr>
-        <w:trPr>
-          <w:cantSplit/>
-        </w:trPr>
-        <w:tc>
-          <w:tcPr>
-            <w:tcW w:w="2881" w:type="dxa"/>
-            <w:tcBorders>
-              <w:top w:val="single" w:sz="4" w:space="0" w:color="000000"/>
-              <w:left w:val="single" w:sz="4" w:space="0" w:color="000000"/>
-              <w:bottom w:val="single" w:sz="4" w:space="0" w:color="000000"/>
-              <w:right w:val="single" w:sz="4" w:space="0" w:color="000000"/>
-            </w:tcBorders>
-          </w:tcPr>
-          <w:p>
-            <w:pPr>
-              <w:ind w:left="0" w:hanging="2"/>
-              <w:rPr>
-                <w:rFonts w:ascii="Arial" w:eastAsia="Arial" w:hAnsi="Arial" w:cs="Arial"/>
-                <w:sz w:val="22"/>
-                <w:szCs w:val="22"/>
-              </w:rPr>
-            </w:pPr>
-            <w:r>
-              <w:rPr>
-                <w:rFonts w:ascii="Arial" w:eastAsia="Arial" w:hAnsi="Arial" w:cs="Arial"/>
-                <w:b/>
-                <w:sz w:val="22"/>
-                <w:szCs w:val="22"/>
-              </w:rPr>
-              <w:t>Autores</w:t>
-            </w:r>
-          </w:p>
-        </w:tc>
-        <w:tc>
-          <w:tcPr>
-            <w:tcW w:w="5763" w:type="dxa"/>
-            <w:gridSpan w:val="2"/>
-            <w:tcBorders>
-              <w:top w:val="single" w:sz="4" w:space="0" w:color="000000"/>
-              <w:left w:val="single" w:sz="4" w:space="0" w:color="000000"/>
-              <w:bottom w:val="single" w:sz="4" w:space="0" w:color="000000"/>
-              <w:right w:val="single" w:sz="4" w:space="0" w:color="000000"/>
-            </w:tcBorders>
-          </w:tcPr>
-          <w:p>
-            <w:pPr>
-              <w:ind w:left="0" w:hanging="2"/>
-              <w:rPr>
-                <w:rFonts w:ascii="Arial" w:eastAsia="Arial" w:hAnsi="Arial" w:cs="Arial"/>
-                <w:sz w:val="22"/>
-                <w:szCs w:val="22"/>
-              </w:rPr>
-            </w:pPr>
-            <w:r>
-              <w:rPr>
-                <w:rFonts w:ascii="Arial" w:eastAsia="Arial" w:hAnsi="Arial" w:cs="Arial"/>
-                <w:sz w:val="22"/>
-                <w:szCs w:val="22"/>
-              </w:rPr>
-              <w:t>Usuario y Administrador</w:t>
-            </w:r>
-          </w:p>
-        </w:tc>
-      </w:tr>
-      <w:tr>
-        <w:trPr>
-          <w:cantSplit/>
-        </w:trPr>
-        <w:tc>
-          <w:tcPr>
-            <w:tcW w:w="2881" w:type="dxa"/>
-            <w:tcBorders>
-              <w:top w:val="single" w:sz="4" w:space="0" w:color="000000"/>
-              <w:left w:val="single" w:sz="4" w:space="0" w:color="000000"/>
-              <w:bottom w:val="single" w:sz="4" w:space="0" w:color="000000"/>
-              <w:right w:val="single" w:sz="4" w:space="0" w:color="000000"/>
-            </w:tcBorders>
-          </w:tcPr>
-          <w:p>
-            <w:pPr>
-              <w:ind w:left="0" w:hanging="2"/>
-              <w:rPr>
-                <w:rFonts w:ascii="Arial" w:eastAsia="Arial" w:hAnsi="Arial" w:cs="Arial"/>
-                <w:sz w:val="22"/>
-                <w:szCs w:val="22"/>
-              </w:rPr>
-            </w:pPr>
-            <w:r>
-              <w:rPr>
-                <w:rFonts w:ascii="Arial" w:eastAsia="Arial" w:hAnsi="Arial" w:cs="Arial"/>
-                <w:b/>
-                <w:sz w:val="22"/>
-                <w:szCs w:val="22"/>
-              </w:rPr>
-              <w:t>Fuentes</w:t>
-            </w:r>
-          </w:p>
-        </w:tc>
-        <w:tc>
-          <w:tcPr>
-            <w:tcW w:w="5763" w:type="dxa"/>
-            <w:gridSpan w:val="2"/>
-            <w:tcBorders>
-              <w:top w:val="single" w:sz="4" w:space="0" w:color="000000"/>
-              <w:left w:val="single" w:sz="4" w:space="0" w:color="000000"/>
-              <w:bottom w:val="single" w:sz="4" w:space="0" w:color="000000"/>
-              <w:right w:val="single" w:sz="4" w:space="0" w:color="000000"/>
-            </w:tcBorders>
-          </w:tcPr>
-          <w:p>
-            <w:pPr>
-              <w:ind w:left="0" w:hanging="2"/>
-              <w:rPr>
-                <w:rFonts w:ascii="Arial" w:eastAsia="Arial" w:hAnsi="Arial" w:cs="Arial"/>
-                <w:sz w:val="22"/>
-                <w:szCs w:val="22"/>
-              </w:rPr>
-            </w:pPr>
-          </w:p>
-        </w:tc>
-      </w:tr>
-      <w:tr>
-        <w:trPr>
-          <w:cantSplit/>
-        </w:trPr>
-        <w:tc>
-          <w:tcPr>
-            <w:tcW w:w="2881" w:type="dxa"/>
-            <w:tcBorders>
-              <w:top w:val="single" w:sz="4" w:space="0" w:color="000000"/>
-              <w:left w:val="single" w:sz="4" w:space="0" w:color="000000"/>
-              <w:bottom w:val="single" w:sz="4" w:space="0" w:color="000000"/>
-              <w:right w:val="single" w:sz="4" w:space="0" w:color="000000"/>
-            </w:tcBorders>
-          </w:tcPr>
-          <w:p>
-            <w:pPr>
-              <w:ind w:left="0" w:hanging="2"/>
-              <w:rPr>
-                <w:rFonts w:ascii="Arial" w:eastAsia="Arial" w:hAnsi="Arial" w:cs="Arial"/>
-                <w:sz w:val="22"/>
-                <w:szCs w:val="22"/>
-              </w:rPr>
-            </w:pPr>
-            <w:r>
-              <w:rPr>
-                <w:rFonts w:ascii="Arial" w:eastAsia="Arial" w:hAnsi="Arial" w:cs="Arial"/>
-                <w:b/>
-                <w:sz w:val="22"/>
-                <w:szCs w:val="22"/>
-              </w:rPr>
-              <w:t>Descripción</w:t>
-            </w:r>
-          </w:p>
-        </w:tc>
-        <w:tc>
-          <w:tcPr>
-            <w:tcW w:w="5763" w:type="dxa"/>
-            <w:gridSpan w:val="2"/>
-            <w:tcBorders>
-              <w:top w:val="single" w:sz="4" w:space="0" w:color="000000"/>
-              <w:left w:val="single" w:sz="4" w:space="0" w:color="000000"/>
-              <w:bottom w:val="single" w:sz="4" w:space="0" w:color="000000"/>
-              <w:right w:val="single" w:sz="4" w:space="0" w:color="000000"/>
-            </w:tcBorders>
-          </w:tcPr>
-          <w:p>
-            <w:pPr>
-              <w:ind w:left="0" w:hanging="2"/>
-              <w:rPr>
-                <w:rFonts w:ascii="Arial" w:eastAsia="Arial" w:hAnsi="Arial" w:cs="Arial"/>
-                <w:sz w:val="22"/>
-                <w:szCs w:val="22"/>
-              </w:rPr>
-            </w:pPr>
-            <w:r>
-              <w:rPr>
-                <w:rFonts w:ascii="Arial" w:eastAsia="Arial" w:hAnsi="Arial" w:cs="Arial"/>
-                <w:sz w:val="22"/>
-                <w:szCs w:val="22"/>
-              </w:rPr>
-              <w:t xml:space="preserve">Los usuarios podrán acceder a un </w:t>
-            </w:r>
-            <w:r>
-              <w:rPr>
-                <w:rFonts w:ascii="Arial" w:eastAsia="Arial" w:hAnsi="Arial" w:cs="Arial"/>
-                <w:sz w:val="22"/>
-                <w:szCs w:val="22"/>
-              </w:rPr>
-              <w:t>apartado sobre las dudas y preguntas relacionados a la pagina</w:t>
-            </w:r>
-          </w:p>
-        </w:tc>
-      </w:tr>
-      <w:tr>
-        <w:trPr>
-          <w:cantSplit/>
-        </w:trPr>
-        <w:tc>
-          <w:tcPr>
-            <w:tcW w:w="2881" w:type="dxa"/>
-            <w:tcBorders>
-              <w:top w:val="single" w:sz="4" w:space="0" w:color="000000"/>
-              <w:left w:val="single" w:sz="4" w:space="0" w:color="000000"/>
-              <w:bottom w:val="single" w:sz="4" w:space="0" w:color="000000"/>
-              <w:right w:val="single" w:sz="4" w:space="0" w:color="000000"/>
-            </w:tcBorders>
-          </w:tcPr>
-          <w:p>
-            <w:pPr>
-              <w:ind w:left="0" w:hanging="2"/>
-              <w:rPr>
-                <w:rFonts w:ascii="Arial" w:eastAsia="Arial" w:hAnsi="Arial" w:cs="Arial"/>
-                <w:sz w:val="22"/>
-                <w:szCs w:val="22"/>
-              </w:rPr>
-            </w:pPr>
-            <w:r>
-              <w:rPr>
-                <w:rFonts w:ascii="Arial" w:eastAsia="Arial" w:hAnsi="Arial" w:cs="Arial"/>
-                <w:b/>
-                <w:sz w:val="22"/>
-                <w:szCs w:val="22"/>
-              </w:rPr>
-              <w:t>Precondición</w:t>
-            </w:r>
-          </w:p>
-        </w:tc>
-        <w:tc>
-          <w:tcPr>
-            <w:tcW w:w="5763" w:type="dxa"/>
-            <w:gridSpan w:val="2"/>
-            <w:tcBorders>
-              <w:top w:val="single" w:sz="4" w:space="0" w:color="000000"/>
-              <w:left w:val="single" w:sz="4" w:space="0" w:color="000000"/>
-              <w:bottom w:val="single" w:sz="4" w:space="0" w:color="000000"/>
-              <w:right w:val="single" w:sz="4" w:space="0" w:color="000000"/>
-            </w:tcBorders>
-          </w:tcPr>
-          <w:p>
-            <w:pPr>
-              <w:ind w:left="0" w:hanging="2"/>
-              <w:rPr>
-                <w:rFonts w:ascii="Arial" w:eastAsia="Arial" w:hAnsi="Arial" w:cs="Arial"/>
-                <w:sz w:val="22"/>
-                <w:szCs w:val="22"/>
-              </w:rPr>
-            </w:pPr>
-            <w:r>
-              <w:rPr>
-                <w:rFonts w:ascii="Arial" w:eastAsia="Arial" w:hAnsi="Arial" w:cs="Arial"/>
-                <w:sz w:val="22"/>
-                <w:szCs w:val="22"/>
-              </w:rPr>
-              <w:t xml:space="preserve">El </w:t>
-            </w:r>
-            <w:r>
-              <w:rPr>
-                <w:rFonts w:ascii="Arial" w:eastAsia="Arial" w:hAnsi="Arial" w:cs="Arial"/>
-                <w:sz w:val="22"/>
-                <w:szCs w:val="22"/>
-              </w:rPr>
-              <w:t>actor</w:t>
-            </w:r>
-            <w:r>
-              <w:rPr>
-                <w:rFonts w:ascii="Arial" w:eastAsia="Arial" w:hAnsi="Arial" w:cs="Arial"/>
-                <w:sz w:val="22"/>
-                <w:szCs w:val="22"/>
-              </w:rPr>
-              <w:t xml:space="preserve"> debe ir al apartado de </w:t>
-            </w:r>
-            <w:r>
-              <w:rPr>
-                <w:rFonts w:ascii="Arial" w:eastAsia="Arial" w:hAnsi="Arial" w:cs="Arial"/>
-                <w:sz w:val="22"/>
-                <w:szCs w:val="22"/>
-              </w:rPr>
-              <w:t>preguntas</w:t>
-            </w:r>
-          </w:p>
-        </w:tc>
-      </w:tr>
-      <w:tr>
-        <w:trPr>
-          <w:cantSplit/>
-        </w:trPr>
-        <w:tc>
-          <w:tcPr>
-            <w:tcW w:w="2881" w:type="dxa"/>
-            <w:vMerge w:val="restart"/>
-          </w:tcPr>
-          <w:p>
-            <w:pPr>
-              <w:ind w:left="0" w:hanging="2"/>
-              <w:rPr>
-                <w:rFonts w:ascii="Arial" w:eastAsia="Arial" w:hAnsi="Arial" w:cs="Arial"/>
-                <w:sz w:val="22"/>
-                <w:szCs w:val="22"/>
-              </w:rPr>
-            </w:pPr>
-            <w:r>
-              <w:rPr>
-                <w:rFonts w:ascii="Arial" w:eastAsia="Arial" w:hAnsi="Arial" w:cs="Arial"/>
-                <w:b/>
-                <w:sz w:val="22"/>
-                <w:szCs w:val="22"/>
-              </w:rPr>
-              <w:t>Secuencia</w:t>
-            </w:r>
-          </w:p>
-          <w:p>
-            <w:pPr>
-              <w:ind w:left="0" w:hanging="2"/>
-              <w:rPr>
-                <w:rFonts w:ascii="Arial" w:eastAsia="Arial" w:hAnsi="Arial" w:cs="Arial"/>
-                <w:sz w:val="22"/>
-                <w:szCs w:val="22"/>
-              </w:rPr>
-            </w:pPr>
-            <w:r>
-              <w:rPr>
-                <w:rFonts w:ascii="Arial" w:eastAsia="Arial" w:hAnsi="Arial" w:cs="Arial"/>
-                <w:b/>
-                <w:sz w:val="22"/>
-                <w:szCs w:val="22"/>
-              </w:rPr>
-              <w:t>Normal</w:t>
-            </w:r>
-          </w:p>
-        </w:tc>
-        <w:tc>
-          <w:tcPr>
-            <w:tcW w:w="789" w:type="dxa"/>
-          </w:tcPr>
-          <w:p>
-            <w:pPr>
-              <w:ind w:left="0" w:hanging="2"/>
-              <w:rPr>
-                <w:rFonts w:ascii="Arial" w:eastAsia="Arial" w:hAnsi="Arial" w:cs="Arial"/>
-                <w:sz w:val="22"/>
-                <w:szCs w:val="22"/>
-              </w:rPr>
-            </w:pPr>
-            <w:r>
-              <w:rPr>
-                <w:rFonts w:ascii="Arial" w:eastAsia="Arial" w:hAnsi="Arial" w:cs="Arial"/>
-                <w:b/>
-                <w:sz w:val="22"/>
-                <w:szCs w:val="22"/>
-              </w:rPr>
-              <w:t>Paso</w:t>
-            </w:r>
-          </w:p>
-        </w:tc>
-        <w:tc>
-          <w:tcPr>
-            <w:tcW w:w="4974" w:type="dxa"/>
-          </w:tcPr>
-          <w:p>
-            <w:pPr>
-              <w:ind w:left="0" w:hanging="2"/>
-              <w:rPr>
-                <w:rFonts w:ascii="Arial" w:eastAsia="Arial" w:hAnsi="Arial" w:cs="Arial"/>
-                <w:sz w:val="22"/>
-                <w:szCs w:val="22"/>
-              </w:rPr>
-            </w:pPr>
-            <w:r>
-              <w:rPr>
-                <w:rFonts w:ascii="Arial" w:eastAsia="Arial" w:hAnsi="Arial" w:cs="Arial"/>
-                <w:b/>
-                <w:sz w:val="22"/>
-                <w:szCs w:val="22"/>
-              </w:rPr>
-              <w:t>Acción</w:t>
-            </w:r>
-          </w:p>
-        </w:tc>
-      </w:tr>
-      <w:tr>
-        <w:trPr>
-          <w:cantSplit/>
-        </w:trPr>
-        <w:tc>
-          <w:tcPr>
-            <w:tcW w:w="2881" w:type="dxa"/>
-            <w:vMerge/>
-          </w:tcPr>
-          <w:p>
-            <w:pPr>
-              <w:widowControl w:val="0"/>
-              <w:pBdr>
-                <w:top w:val="nil"/>
-                <w:left w:val="nil"/>
-                <w:bottom w:val="nil"/>
-                <w:right w:val="nil"/>
-                <w:between w:val="nil"/>
-              </w:pBdr>
-              <w:spacing w:line="276" w:lineRule="auto"/>
-              <w:ind w:left="0" w:hanging="2"/>
-              <w:rPr>
-                <w:rFonts w:ascii="Arial" w:eastAsia="Arial" w:hAnsi="Arial" w:cs="Arial"/>
-                <w:sz w:val="22"/>
-                <w:szCs w:val="22"/>
-              </w:rPr>
-            </w:pPr>
-          </w:p>
-        </w:tc>
-        <w:tc>
-          <w:tcPr>
-            <w:tcW w:w="789" w:type="dxa"/>
-          </w:tcPr>
-          <w:p>
-            <w:pPr>
-              <w:ind w:left="0" w:hanging="2"/>
-              <w:jc w:val="center"/>
-              <w:rPr>
-                <w:rFonts w:ascii="Arial" w:eastAsia="Arial" w:hAnsi="Arial" w:cs="Arial"/>
-                <w:sz w:val="22"/>
-                <w:szCs w:val="22"/>
-              </w:rPr>
-            </w:pPr>
-            <w:r>
-              <w:rPr>
-                <w:rFonts w:ascii="Arial" w:eastAsia="Arial" w:hAnsi="Arial" w:cs="Arial"/>
-                <w:sz w:val="22"/>
-                <w:szCs w:val="22"/>
-              </w:rPr>
-              <w:t>1</w:t>
-            </w:r>
-          </w:p>
-        </w:tc>
-        <w:tc>
-          <w:tcPr>
-            <w:tcW w:w="4974" w:type="dxa"/>
-          </w:tcPr>
-          <w:p>
-            <w:pPr>
-              <w:ind w:left="0" w:hanging="2"/>
-              <w:rPr>
-                <w:rFonts w:ascii="Arial" w:eastAsia="Arial" w:hAnsi="Arial" w:cs="Arial"/>
-                <w:sz w:val="22"/>
-                <w:szCs w:val="22"/>
-              </w:rPr>
-            </w:pPr>
-            <w:r>
-              <w:rPr>
-                <w:rFonts w:ascii="Arial" w:eastAsia="Arial" w:hAnsi="Arial" w:cs="Arial"/>
-                <w:sz w:val="22"/>
-                <w:szCs w:val="22"/>
-              </w:rPr>
-              <w:t>El actor debe</w:t>
-            </w:r>
-            <w:r>
-              <w:rPr>
-                <w:rFonts w:ascii="Arial" w:eastAsia="Arial" w:hAnsi="Arial" w:cs="Arial"/>
-                <w:sz w:val="22"/>
-                <w:szCs w:val="22"/>
-              </w:rPr>
-              <w:t xml:space="preserve"> ir al apartado de </w:t>
-            </w:r>
-            <w:r>
-              <w:rPr>
-                <w:rFonts w:ascii="Arial" w:eastAsia="Arial" w:hAnsi="Arial" w:cs="Arial"/>
-                <w:sz w:val="22"/>
-                <w:szCs w:val="22"/>
-              </w:rPr>
-              <w:t>preguntas</w:t>
-            </w:r>
-          </w:p>
-        </w:tc>
-      </w:tr>
-      <w:tr>
-        <w:trPr>
-          <w:cantSplit/>
-        </w:trPr>
-        <w:tc>
-          <w:tcPr>
-            <w:tcW w:w="2881" w:type="dxa"/>
-            <w:vMerge/>
-          </w:tcPr>
-          <w:p>
-            <w:pPr>
-              <w:widowControl w:val="0"/>
-              <w:pBdr>
-                <w:top w:val="nil"/>
-                <w:left w:val="nil"/>
-                <w:bottom w:val="nil"/>
-                <w:right w:val="nil"/>
-                <w:between w:val="nil"/>
-              </w:pBdr>
-              <w:spacing w:line="276" w:lineRule="auto"/>
-              <w:ind w:left="0" w:hanging="2"/>
-              <w:rPr>
-                <w:rFonts w:ascii="Arial" w:eastAsia="Arial" w:hAnsi="Arial" w:cs="Arial"/>
-                <w:sz w:val="22"/>
-                <w:szCs w:val="22"/>
-              </w:rPr>
-            </w:pPr>
-          </w:p>
-        </w:tc>
-        <w:tc>
-          <w:tcPr>
-            <w:tcW w:w="789" w:type="dxa"/>
-          </w:tcPr>
-          <w:p>
-            <w:pPr>
-              <w:ind w:left="0" w:hanging="2"/>
-              <w:jc w:val="center"/>
-              <w:rPr>
-                <w:rFonts w:ascii="Arial" w:eastAsia="Arial" w:hAnsi="Arial" w:cs="Arial"/>
-                <w:sz w:val="22"/>
-                <w:szCs w:val="22"/>
-              </w:rPr>
-            </w:pPr>
-            <w:r>
-              <w:rPr>
-                <w:rFonts w:ascii="Arial" w:eastAsia="Arial" w:hAnsi="Arial" w:cs="Arial"/>
-                <w:sz w:val="22"/>
-                <w:szCs w:val="22"/>
-              </w:rPr>
-              <w:t>2</w:t>
-            </w:r>
-          </w:p>
-        </w:tc>
-        <w:tc>
-          <w:tcPr>
-            <w:tcW w:w="4974" w:type="dxa"/>
-          </w:tcPr>
-          <w:p>
-            <w:pPr>
-              <w:ind w:left="0" w:hanging="2"/>
-              <w:rPr>
-                <w:rFonts w:ascii="Arial" w:eastAsia="Arial" w:hAnsi="Arial" w:cs="Arial"/>
-                <w:sz w:val="22"/>
-                <w:szCs w:val="22"/>
-              </w:rPr>
-            </w:pPr>
-            <w:r>
-              <w:rPr>
-                <w:rFonts w:ascii="Arial" w:eastAsia="Arial" w:hAnsi="Arial" w:cs="Arial"/>
-                <w:sz w:val="22"/>
-                <w:szCs w:val="22"/>
-              </w:rPr>
-              <w:t xml:space="preserve">El </w:t>
-            </w:r>
-            <w:r>
-              <w:rPr>
-                <w:rFonts w:ascii="Arial" w:eastAsia="Arial" w:hAnsi="Arial" w:cs="Arial"/>
-                <w:sz w:val="22"/>
-                <w:szCs w:val="22"/>
-              </w:rPr>
-              <w:t>actor</w:t>
-            </w:r>
-            <w:r>
-              <w:rPr>
-                <w:rFonts w:ascii="Arial" w:eastAsia="Arial" w:hAnsi="Arial" w:cs="Arial"/>
-                <w:sz w:val="22"/>
-                <w:szCs w:val="22"/>
-              </w:rPr>
-              <w:t xml:space="preserve"> podrá realizar sus consultas</w:t>
-            </w:r>
-          </w:p>
-        </w:tc>
-      </w:tr>
-      <w:tr>
-        <w:trPr>
-          <w:cantSplit/>
-        </w:trPr>
-        <w:tc>
-          <w:tcPr>
-            <w:tcW w:w="2881" w:type="dxa"/>
-            <w:vMerge/>
-          </w:tcPr>
-          <w:p>
-            <w:pPr>
-              <w:widowControl w:val="0"/>
-              <w:pBdr>
-                <w:top w:val="nil"/>
-                <w:left w:val="nil"/>
-                <w:bottom w:val="nil"/>
-                <w:right w:val="nil"/>
-                <w:between w:val="nil"/>
-              </w:pBdr>
-              <w:spacing w:line="276" w:lineRule="auto"/>
-              <w:ind w:left="0" w:hanging="2"/>
-              <w:rPr>
-                <w:rFonts w:ascii="Arial" w:eastAsia="Arial" w:hAnsi="Arial" w:cs="Arial"/>
-                <w:sz w:val="22"/>
-                <w:szCs w:val="22"/>
-              </w:rPr>
-            </w:pPr>
-          </w:p>
-        </w:tc>
-        <w:tc>
-          <w:tcPr>
-            <w:tcW w:w="789" w:type="dxa"/>
-          </w:tcPr>
-          <w:p>
-            <w:pPr>
-              <w:ind w:left="0" w:hanging="2"/>
-              <w:jc w:val="center"/>
-              <w:rPr>
-                <w:rFonts w:ascii="Arial" w:eastAsia="Arial" w:hAnsi="Arial" w:cs="Arial"/>
-                <w:sz w:val="22"/>
-                <w:szCs w:val="22"/>
-              </w:rPr>
-            </w:pPr>
-            <w:r>
-              <w:rPr>
-                <w:rFonts w:ascii="Arial" w:eastAsia="Arial" w:hAnsi="Arial" w:cs="Arial"/>
-                <w:sz w:val="22"/>
-                <w:szCs w:val="22"/>
-              </w:rPr>
-              <w:t>3</w:t>
-            </w:r>
-          </w:p>
-        </w:tc>
-        <w:tc>
-          <w:tcPr>
-            <w:tcW w:w="4974" w:type="dxa"/>
-          </w:tcPr>
-          <w:p>
-            <w:pPr>
-              <w:ind w:left="0" w:hanging="2"/>
-              <w:rPr>
-                <w:rFonts w:ascii="Arial" w:eastAsia="Arial" w:hAnsi="Arial" w:cs="Arial"/>
-                <w:sz w:val="22"/>
-                <w:szCs w:val="22"/>
-              </w:rPr>
-            </w:pPr>
-            <w:r>
-              <w:rPr>
-                <w:rFonts w:ascii="Arial" w:eastAsia="Arial" w:hAnsi="Arial" w:cs="Arial"/>
-                <w:sz w:val="22"/>
-                <w:szCs w:val="22"/>
-              </w:rPr>
-              <w:t xml:space="preserve">El </w:t>
-            </w:r>
-            <w:r>
-              <w:rPr>
-                <w:rFonts w:ascii="Arial" w:eastAsia="Arial" w:hAnsi="Arial" w:cs="Arial"/>
-                <w:sz w:val="22"/>
-                <w:szCs w:val="22"/>
-              </w:rPr>
-              <w:t xml:space="preserve">sistema </w:t>
-            </w:r>
-            <w:r>
-              <w:rPr>
-                <w:rFonts w:ascii="Arial" w:eastAsia="Arial" w:hAnsi="Arial" w:cs="Arial"/>
-                <w:sz w:val="22"/>
-                <w:szCs w:val="22"/>
-              </w:rPr>
-              <w:t>podrá responder a las consultas hechas por los usuarios</w:t>
-            </w:r>
-          </w:p>
-        </w:tc>
-      </w:tr>
-      <w:tr>
-        <w:trPr>
-          <w:cantSplit/>
-        </w:trPr>
-        <w:tc>
-          <w:tcPr>
-            <w:tcW w:w="2881" w:type="dxa"/>
-            <w:vAlign w:val="center"/>
-          </w:tcPr>
-          <w:p>
-            <w:pPr>
-              <w:ind w:left="0" w:hanging="2"/>
-              <w:rPr>
-                <w:rFonts w:ascii="Arial" w:eastAsia="Arial" w:hAnsi="Arial" w:cs="Arial"/>
-                <w:sz w:val="22"/>
-                <w:szCs w:val="22"/>
-              </w:rPr>
-            </w:pPr>
-            <w:r>
-              <w:rPr>
-                <w:rFonts w:ascii="Arial" w:eastAsia="Arial" w:hAnsi="Arial" w:cs="Arial"/>
-                <w:b/>
-                <w:sz w:val="22"/>
-                <w:szCs w:val="22"/>
-              </w:rPr>
-              <w:t>Escenario Alternativo</w:t>
-            </w:r>
-          </w:p>
-        </w:tc>
-        <w:tc>
-          <w:tcPr>
-            <w:tcW w:w="789" w:type="dxa"/>
-          </w:tcPr>
-          <w:p>
-            <w:pPr>
-              <w:ind w:left="0" w:hanging="2"/>
-              <w:jc w:val="center"/>
-              <w:rPr>
-                <w:rFonts w:ascii="Arial" w:eastAsia="Arial" w:hAnsi="Arial" w:cs="Arial"/>
-                <w:sz w:val="22"/>
-                <w:szCs w:val="22"/>
-              </w:rPr>
-            </w:pPr>
-          </w:p>
-        </w:tc>
-        <w:tc>
-          <w:tcPr>
-            <w:tcW w:w="4974" w:type="dxa"/>
-          </w:tcPr>
-          <w:p>
-            <w:pPr>
-              <w:ind w:left="0" w:hanging="2"/>
-              <w:rPr>
-                <w:rFonts w:ascii="Arial" w:eastAsia="Arial" w:hAnsi="Arial" w:cs="Arial"/>
-                <w:sz w:val="22"/>
-                <w:szCs w:val="22"/>
-              </w:rPr>
-            </w:pPr>
-          </w:p>
-        </w:tc>
-      </w:tr>
-      <w:tr>
-        <w:trPr>
-          <w:cantSplit/>
-        </w:trPr>
-        <w:tc>
-          <w:tcPr>
-            <w:tcW w:w="2881" w:type="dxa"/>
-          </w:tcPr>
-          <w:p>
-            <w:pPr>
-              <w:ind w:left="0" w:hanging="2"/>
-              <w:rPr>
-                <w:rFonts w:ascii="Arial" w:eastAsia="Arial" w:hAnsi="Arial" w:cs="Arial"/>
-                <w:sz w:val="22"/>
-                <w:szCs w:val="22"/>
-              </w:rPr>
-            </w:pPr>
-            <w:r>
-              <w:rPr>
-                <w:rFonts w:ascii="Arial" w:eastAsia="Arial" w:hAnsi="Arial" w:cs="Arial"/>
-                <w:b/>
-                <w:sz w:val="22"/>
-                <w:szCs w:val="22"/>
-              </w:rPr>
-              <w:t>Postcondición</w:t>
-            </w:r>
-          </w:p>
-        </w:tc>
-        <w:tc>
-          <w:tcPr>
-            <w:tcW w:w="5763" w:type="dxa"/>
-            <w:gridSpan w:val="2"/>
-          </w:tcPr>
-          <w:p>
-            <w:pPr>
-              <w:numPr>
-                <w:ilvl w:val="0"/>
-                <w:numId w:val="7"/>
-              </w:numPr>
-              <w:ind w:leftChars="0" w:firstLineChars="0"/>
-              <w:rPr>
-                <w:rFonts w:ascii="Arial" w:eastAsia="Arial" w:hAnsi="Arial" w:cs="Arial"/>
-                <w:sz w:val="22"/>
-                <w:szCs w:val="22"/>
-              </w:rPr>
-            </w:pPr>
-            <w:r>
-              <w:rPr>
-                <w:rFonts w:ascii="Arial" w:eastAsia="Arial" w:hAnsi="Arial" w:cs="Arial"/>
-                <w:sz w:val="22"/>
-                <w:szCs w:val="22"/>
-              </w:rPr>
-              <w:t>El actor podrá realizar sus consultas</w:t>
-            </w:r>
-          </w:p>
-          <w:p>
-            <w:pPr>
-              <w:numPr>
-                <w:ilvl w:val="0"/>
-                <w:numId w:val="7"/>
-              </w:numPr>
-              <w:ind w:leftChars="0" w:firstLineChars="0"/>
-              <w:rPr>
-                <w:rFonts w:ascii="Arial" w:eastAsia="Arial" w:hAnsi="Arial" w:cs="Arial"/>
-                <w:sz w:val="22"/>
-                <w:szCs w:val="22"/>
-              </w:rPr>
-            </w:pPr>
-            <w:r>
-              <w:rPr>
-                <w:rFonts w:ascii="Arial" w:eastAsia="Arial" w:hAnsi="Arial" w:cs="Arial"/>
-                <w:sz w:val="22"/>
-                <w:szCs w:val="22"/>
-              </w:rPr>
-              <w:t>El sistema podrá responder a las consultas hechas por los usuarios</w:t>
-            </w:r>
-          </w:p>
-        </w:tc>
-      </w:tr>
-      <w:tr>
-        <w:trPr>
-          <w:cantSplit/>
-        </w:trPr>
-        <w:tc>
-          <w:tcPr>
-            <w:tcW w:w="2881" w:type="dxa"/>
-            <w:vMerge w:val="restart"/>
-            <w:vAlign w:val="center"/>
-          </w:tcPr>
-          <w:p>
-            <w:pPr>
-              <w:keepNext/>
-              <w:pBdr>
-                <w:top w:val="nil"/>
-                <w:left w:val="nil"/>
-                <w:bottom w:val="nil"/>
-                <w:right w:val="nil"/>
-                <w:between w:val="nil"/>
-              </w:pBdr>
-              <w:spacing w:line="240" w:lineRule="auto"/>
-              <w:ind w:left="0" w:hanging="2"/>
-              <w:rPr>
-                <w:rFonts w:ascii="Arial" w:eastAsia="Arial" w:hAnsi="Arial" w:cs="Arial"/>
-                <w:b/>
-                <w:color w:val="000000"/>
-                <w:sz w:val="22"/>
-                <w:szCs w:val="22"/>
-              </w:rPr>
-            </w:pPr>
-            <w:r>
-              <w:rPr>
-                <w:rFonts w:ascii="Arial" w:eastAsia="Arial" w:hAnsi="Arial" w:cs="Arial"/>
-                <w:b/>
-                <w:color w:val="000000"/>
-                <w:sz w:val="22"/>
-                <w:szCs w:val="22"/>
-              </w:rPr>
-              <w:t>Excepciones</w:t>
-            </w:r>
-          </w:p>
-        </w:tc>
-        <w:tc>
-          <w:tcPr>
-            <w:tcW w:w="789" w:type="dxa"/>
-          </w:tcPr>
-          <w:p>
-            <w:pPr>
-              <w:ind w:left="0" w:hanging="2"/>
-              <w:jc w:val="center"/>
-              <w:rPr>
-                <w:rFonts w:ascii="Arial" w:eastAsia="Arial" w:hAnsi="Arial" w:cs="Arial"/>
-                <w:sz w:val="22"/>
-                <w:szCs w:val="22"/>
-              </w:rPr>
-            </w:pPr>
-            <w:r>
-              <w:rPr>
-                <w:rFonts w:ascii="Arial" w:eastAsia="Arial" w:hAnsi="Arial" w:cs="Arial"/>
-                <w:b/>
-                <w:sz w:val="22"/>
-                <w:szCs w:val="22"/>
-              </w:rPr>
-              <w:t>Paso</w:t>
-            </w:r>
-          </w:p>
-        </w:tc>
-        <w:tc>
-          <w:tcPr>
-            <w:tcW w:w="4974" w:type="dxa"/>
-          </w:tcPr>
-          <w:p>
-            <w:pPr>
-              <w:ind w:left="0" w:hanging="2"/>
-              <w:rPr>
-                <w:rFonts w:ascii="Arial" w:eastAsia="Arial" w:hAnsi="Arial" w:cs="Arial"/>
-                <w:sz w:val="22"/>
-                <w:szCs w:val="22"/>
-              </w:rPr>
-            </w:pPr>
-            <w:r>
-              <w:rPr>
-                <w:rFonts w:ascii="Arial" w:eastAsia="Arial" w:hAnsi="Arial" w:cs="Arial"/>
-                <w:b/>
-                <w:sz w:val="22"/>
-                <w:szCs w:val="22"/>
-              </w:rPr>
-              <w:t>Acción</w:t>
-            </w:r>
-          </w:p>
-        </w:tc>
-      </w:tr>
-      <w:tr>
-        <w:trPr>
-          <w:cantSplit/>
-        </w:trPr>
-        <w:tc>
-          <w:tcPr>
-            <w:tcW w:w="2881" w:type="dxa"/>
-            <w:vMerge/>
-            <w:vAlign w:val="center"/>
-          </w:tcPr>
-          <w:p>
-            <w:pPr>
-              <w:widowControl w:val="0"/>
-              <w:pBdr>
-                <w:top w:val="nil"/>
-                <w:left w:val="nil"/>
-                <w:bottom w:val="nil"/>
-                <w:right w:val="nil"/>
-                <w:between w:val="nil"/>
-              </w:pBdr>
-              <w:spacing w:line="276" w:lineRule="auto"/>
-              <w:ind w:left="0" w:hanging="2"/>
-              <w:rPr>
-                <w:rFonts w:ascii="Arial" w:eastAsia="Arial" w:hAnsi="Arial" w:cs="Arial"/>
-                <w:sz w:val="22"/>
-                <w:szCs w:val="22"/>
-              </w:rPr>
-            </w:pPr>
-          </w:p>
-        </w:tc>
-        <w:tc>
-          <w:tcPr>
-            <w:tcW w:w="789" w:type="dxa"/>
-          </w:tcPr>
-          <w:p>
-            <w:pPr>
-              <w:ind w:left="0" w:hanging="2"/>
-              <w:jc w:val="center"/>
-              <w:rPr>
-                <w:rFonts w:ascii="Arial" w:eastAsia="Arial" w:hAnsi="Arial" w:cs="Arial"/>
-                <w:sz w:val="22"/>
-                <w:szCs w:val="22"/>
-              </w:rPr>
-            </w:pPr>
-            <w:r>
-              <w:rPr>
-                <w:rFonts w:ascii="Arial" w:eastAsia="Arial" w:hAnsi="Arial" w:cs="Arial"/>
-                <w:sz w:val="22"/>
-                <w:szCs w:val="22"/>
-              </w:rPr>
-              <w:t>1</w:t>
-            </w:r>
-          </w:p>
-        </w:tc>
-        <w:tc>
-          <w:tcPr>
-            <w:tcW w:w="4974" w:type="dxa"/>
-          </w:tcPr>
-          <w:p>
-            <w:pPr>
-              <w:ind w:left="0" w:hanging="2"/>
-              <w:rPr>
-                <w:rFonts w:ascii="Arial" w:eastAsia="Arial" w:hAnsi="Arial" w:cs="Arial"/>
-                <w:sz w:val="22"/>
-                <w:szCs w:val="22"/>
-              </w:rPr>
-            </w:pPr>
-            <w:r>
-              <w:rPr>
-                <w:rFonts w:ascii="Arial" w:eastAsia="Arial" w:hAnsi="Arial" w:cs="Arial"/>
-                <w:sz w:val="22"/>
-                <w:szCs w:val="22"/>
-              </w:rPr>
-              <w:t>No se encuentra respuestas similares a su pregunta</w:t>
-            </w:r>
-          </w:p>
-        </w:tc>
-      </w:tr>
-      <w:tr>
-        <w:trPr>
-          <w:cantSplit/>
-        </w:trPr>
-        <w:tc>
-          <w:tcPr>
-            <w:tcW w:w="2881" w:type="dxa"/>
-            <w:vMerge/>
-            <w:vAlign w:val="center"/>
-          </w:tcPr>
-          <w:p>
-            <w:pPr>
-              <w:widowControl w:val="0"/>
-              <w:pBdr>
-                <w:top w:val="nil"/>
-                <w:left w:val="nil"/>
-                <w:bottom w:val="nil"/>
-                <w:right w:val="nil"/>
-                <w:between w:val="nil"/>
-              </w:pBdr>
-              <w:spacing w:line="276" w:lineRule="auto"/>
-              <w:ind w:left="0" w:hanging="2"/>
-              <w:rPr>
-                <w:rFonts w:ascii="Arial" w:eastAsia="Arial" w:hAnsi="Arial" w:cs="Arial"/>
-                <w:sz w:val="22"/>
-                <w:szCs w:val="22"/>
-              </w:rPr>
-            </w:pPr>
-          </w:p>
-        </w:tc>
-        <w:tc>
-          <w:tcPr>
-            <w:tcW w:w="789" w:type="dxa"/>
-          </w:tcPr>
-          <w:p>
-            <w:pPr>
-              <w:ind w:left="0" w:hanging="2"/>
-              <w:jc w:val="center"/>
-              <w:rPr>
-                <w:rFonts w:ascii="Arial" w:eastAsia="Arial" w:hAnsi="Arial" w:cs="Arial"/>
-                <w:sz w:val="22"/>
-                <w:szCs w:val="22"/>
-              </w:rPr>
-            </w:pPr>
-            <w:r>
-              <w:rPr>
-                <w:rFonts w:ascii="Arial" w:eastAsia="Arial" w:hAnsi="Arial" w:cs="Arial"/>
-                <w:sz w:val="22"/>
-                <w:szCs w:val="22"/>
-              </w:rPr>
-              <w:t>2</w:t>
-            </w:r>
-          </w:p>
-        </w:tc>
-        <w:tc>
-          <w:tcPr>
-            <w:tcW w:w="4974" w:type="dxa"/>
-          </w:tcPr>
-          <w:p>
-            <w:pPr>
-              <w:ind w:leftChars="0" w:left="0" w:firstLineChars="0" w:firstLine="0"/>
-              <w:rPr>
-                <w:rFonts w:ascii="Arial" w:eastAsia="Arial" w:hAnsi="Arial" w:cs="Arial"/>
-                <w:sz w:val="22"/>
-                <w:szCs w:val="22"/>
-              </w:rPr>
-            </w:pPr>
-            <w:r>
-              <w:rPr>
-                <w:rFonts w:ascii="Arial" w:eastAsia="Arial" w:hAnsi="Arial" w:cs="Arial"/>
-                <w:sz w:val="22"/>
-                <w:szCs w:val="22"/>
-              </w:rPr>
-              <w:t xml:space="preserve">No </w:t>
-            </w:r>
-            <w:r>
-              <w:rPr>
-                <w:rFonts w:ascii="Arial" w:eastAsia="Arial" w:hAnsi="Arial" w:cs="Arial"/>
-                <w:sz w:val="22"/>
-                <w:szCs w:val="22"/>
-              </w:rPr>
-              <w:t>sé</w:t>
-            </w:r>
-            <w:r>
-              <w:rPr>
-                <w:rFonts w:ascii="Arial" w:eastAsia="Arial" w:hAnsi="Arial" w:cs="Arial"/>
-                <w:sz w:val="22"/>
-                <w:szCs w:val="22"/>
-              </w:rPr>
-              <w:t xml:space="preserve"> a realizado ninguna consulta</w:t>
-            </w:r>
-          </w:p>
-        </w:tc>
-      </w:tr>
-      <w:tr>
-        <w:trPr>
-          <w:cantSplit/>
-        </w:trPr>
-        <w:tc>
-          <w:tcPr>
-            <w:tcW w:w="2881" w:type="dxa"/>
-            <w:vMerge/>
-            <w:vAlign w:val="center"/>
-          </w:tcPr>
-          <w:p>
-            <w:pPr>
-              <w:widowControl w:val="0"/>
-              <w:pBdr>
-                <w:top w:val="nil"/>
-                <w:left w:val="nil"/>
-                <w:bottom w:val="nil"/>
-                <w:right w:val="nil"/>
-                <w:between w:val="nil"/>
-              </w:pBdr>
-              <w:spacing w:line="276" w:lineRule="auto"/>
-              <w:ind w:left="0" w:hanging="2"/>
-              <w:rPr>
-                <w:rFonts w:ascii="Arial" w:eastAsia="Arial" w:hAnsi="Arial" w:cs="Arial"/>
-                <w:sz w:val="22"/>
-                <w:szCs w:val="22"/>
-              </w:rPr>
-            </w:pPr>
-          </w:p>
-        </w:tc>
-        <w:tc>
-          <w:tcPr>
-            <w:tcW w:w="789" w:type="dxa"/>
-          </w:tcPr>
-          <w:p>
-            <w:pPr>
-              <w:ind w:left="0" w:hanging="2"/>
-              <w:jc w:val="center"/>
-              <w:rPr>
-                <w:rFonts w:ascii="Arial" w:eastAsia="Arial" w:hAnsi="Arial" w:cs="Arial"/>
-                <w:sz w:val="22"/>
-                <w:szCs w:val="22"/>
-              </w:rPr>
-            </w:pPr>
-            <w:r>
-              <w:rPr>
-                <w:rFonts w:ascii="Arial" w:eastAsia="Arial" w:hAnsi="Arial" w:cs="Arial"/>
-                <w:sz w:val="22"/>
-                <w:szCs w:val="22"/>
-              </w:rPr>
-              <w:t>3</w:t>
-            </w:r>
-          </w:p>
-        </w:tc>
-        <w:tc>
-          <w:tcPr>
-            <w:tcW w:w="4974" w:type="dxa"/>
-          </w:tcPr>
-          <w:p>
-            <w:pPr>
-              <w:ind w:left="0" w:hanging="2"/>
-              <w:rPr>
-                <w:rFonts w:ascii="Arial" w:eastAsia="Arial" w:hAnsi="Arial" w:cs="Arial"/>
-                <w:sz w:val="22"/>
-                <w:szCs w:val="22"/>
-              </w:rPr>
-            </w:pPr>
-          </w:p>
-        </w:tc>
-      </w:tr>
-      <w:tr>
-        <w:trPr>
-          <w:cantSplit/>
-        </w:trPr>
-        <w:tc>
-          <w:tcPr>
-            <w:tcW w:w="2881" w:type="dxa"/>
-          </w:tcPr>
-          <w:p>
-            <w:pPr>
-              <w:ind w:left="0" w:hanging="2"/>
-              <w:rPr>
-                <w:rFonts w:ascii="Arial" w:eastAsia="Arial" w:hAnsi="Arial" w:cs="Arial"/>
-                <w:sz w:val="22"/>
-                <w:szCs w:val="22"/>
-              </w:rPr>
-            </w:pPr>
-            <w:r>
-              <w:rPr>
-                <w:rFonts w:ascii="Arial" w:eastAsia="Arial" w:hAnsi="Arial" w:cs="Arial"/>
-                <w:b/>
-                <w:sz w:val="22"/>
-                <w:szCs w:val="22"/>
-              </w:rPr>
-              <w:t>Frecuencia esperada</w:t>
-            </w:r>
-          </w:p>
-        </w:tc>
-        <w:tc>
-          <w:tcPr>
-            <w:tcW w:w="5763" w:type="dxa"/>
-            <w:gridSpan w:val="2"/>
-          </w:tcPr>
-          <w:p>
-            <w:pPr>
-              <w:ind w:left="0" w:hanging="2"/>
-              <w:rPr>
-                <w:rFonts w:ascii="Arial" w:eastAsia="Arial" w:hAnsi="Arial" w:cs="Arial"/>
-                <w:sz w:val="22"/>
-                <w:szCs w:val="22"/>
-              </w:rPr>
-            </w:pPr>
-            <w:r>
-              <w:rPr>
-                <w:rFonts w:ascii="Arial" w:eastAsia="Arial" w:hAnsi="Arial" w:cs="Arial"/>
-                <w:sz w:val="22"/>
-                <w:szCs w:val="22"/>
-              </w:rPr>
-              <w:t>Frecuente</w:t>
-            </w:r>
-          </w:p>
-        </w:tc>
-      </w:tr>
-      <w:tr>
-        <w:trPr>
-          <w:cantSplit/>
-        </w:trPr>
-        <w:tc>
-          <w:tcPr>
-            <w:tcW w:w="2881" w:type="dxa"/>
-          </w:tcPr>
-          <w:p>
-            <w:pPr>
-              <w:ind w:left="0" w:hanging="2"/>
-              <w:rPr>
-                <w:rFonts w:ascii="Arial" w:eastAsia="Arial" w:hAnsi="Arial" w:cs="Arial"/>
-                <w:sz w:val="22"/>
-                <w:szCs w:val="22"/>
-              </w:rPr>
-            </w:pPr>
-            <w:r>
-              <w:rPr>
-                <w:rFonts w:ascii="Arial" w:eastAsia="Arial" w:hAnsi="Arial" w:cs="Arial"/>
-                <w:b/>
-                <w:sz w:val="22"/>
-                <w:szCs w:val="22"/>
-              </w:rPr>
-              <w:t>Importancia</w:t>
-            </w:r>
-          </w:p>
-        </w:tc>
-        <w:tc>
-          <w:tcPr>
-            <w:tcW w:w="5763" w:type="dxa"/>
-            <w:gridSpan w:val="2"/>
-          </w:tcPr>
-          <w:p>
-            <w:pPr>
-              <w:ind w:left="0" w:hanging="2"/>
-              <w:rPr>
-                <w:rFonts w:ascii="Arial" w:eastAsia="Arial" w:hAnsi="Arial" w:cs="Arial"/>
-                <w:sz w:val="22"/>
-                <w:szCs w:val="22"/>
-              </w:rPr>
-            </w:pPr>
-            <w:r>
-              <w:rPr>
-                <w:rFonts w:ascii="Arial" w:eastAsia="Arial" w:hAnsi="Arial" w:cs="Arial"/>
-                <w:sz w:val="22"/>
-                <w:szCs w:val="22"/>
-              </w:rPr>
-              <w:t>sin importancia</w:t>
-            </w:r>
-          </w:p>
-        </w:tc>
-      </w:tr>
-      <w:tr>
-        <w:trPr>
-          <w:cantSplit/>
-        </w:trPr>
-        <w:tc>
-          <w:tcPr>
-            <w:tcW w:w="2881" w:type="dxa"/>
-          </w:tcPr>
-          <w:p>
-            <w:pPr>
-              <w:ind w:left="0" w:hanging="2"/>
-              <w:rPr>
-                <w:rFonts w:ascii="Arial" w:eastAsia="Arial" w:hAnsi="Arial" w:cs="Arial"/>
-                <w:sz w:val="22"/>
-                <w:szCs w:val="22"/>
-              </w:rPr>
-            </w:pPr>
-            <w:r>
-              <w:rPr>
-                <w:rFonts w:ascii="Arial" w:eastAsia="Arial" w:hAnsi="Arial" w:cs="Arial"/>
-                <w:b/>
-                <w:sz w:val="22"/>
-                <w:szCs w:val="22"/>
-              </w:rPr>
-              <w:t>Urgencia</w:t>
-            </w:r>
-          </w:p>
-        </w:tc>
-        <w:tc>
-          <w:tcPr>
-            <w:tcW w:w="5763" w:type="dxa"/>
-            <w:gridSpan w:val="2"/>
-          </w:tcPr>
-          <w:p>
-            <w:pPr>
-              <w:ind w:left="0" w:hanging="2"/>
-              <w:rPr>
-                <w:rFonts w:ascii="Arial" w:eastAsia="Arial" w:hAnsi="Arial" w:cs="Arial"/>
-                <w:sz w:val="22"/>
-                <w:szCs w:val="22"/>
-              </w:rPr>
-            </w:pPr>
-            <w:r>
-              <w:rPr>
-                <w:rFonts w:ascii="Arial" w:eastAsia="Arial" w:hAnsi="Arial" w:cs="Arial"/>
-                <w:sz w:val="22"/>
-                <w:szCs w:val="22"/>
-              </w:rPr>
-              <w:t>puede esperar</w:t>
-            </w:r>
-          </w:p>
-        </w:tc>
-      </w:tr>
-      <w:tr>
-        <w:trPr>
-          <w:cantSplit/>
-        </w:trPr>
-        <w:tc>
-          <w:tcPr>
-            <w:tcW w:w="2881" w:type="dxa"/>
-          </w:tcPr>
-          <w:p>
-            <w:pPr>
-              <w:ind w:left="0" w:hanging="2"/>
-              <w:rPr>
-                <w:rFonts w:ascii="Arial" w:eastAsia="Arial" w:hAnsi="Arial" w:cs="Arial"/>
-                <w:sz w:val="22"/>
-                <w:szCs w:val="22"/>
-              </w:rPr>
-            </w:pPr>
-            <w:r>
-              <w:rPr>
-                <w:rFonts w:ascii="Arial" w:eastAsia="Arial" w:hAnsi="Arial" w:cs="Arial"/>
-                <w:b/>
-                <w:sz w:val="22"/>
-                <w:szCs w:val="22"/>
-              </w:rPr>
-              <w:t>Comentarios</w:t>
-            </w:r>
-          </w:p>
-        </w:tc>
-        <w:tc>
-          <w:tcPr>
-            <w:tcW w:w="5763" w:type="dxa"/>
-            <w:gridSpan w:val="2"/>
-          </w:tcPr>
-          <w:p>
-            <w:pPr>
-              <w:ind w:left="0" w:hanging="2"/>
-              <w:rPr>
-                <w:rFonts w:ascii="Arial" w:eastAsia="Arial" w:hAnsi="Arial" w:cs="Arial"/>
-                <w:sz w:val="22"/>
-                <w:szCs w:val="22"/>
-              </w:rPr>
-            </w:pPr>
-            <w:r>
-              <w:rPr>
-                <w:rFonts w:ascii="Arial" w:eastAsia="Arial" w:hAnsi="Arial" w:cs="Arial"/>
-                <w:sz w:val="22"/>
-                <w:szCs w:val="22"/>
-              </w:rPr>
-              <w:t>No</w:t>
-            </w:r>
-          </w:p>
-        </w:tc>
-      </w:tr>
-    </w:tbl>
-    <w:p>
-      <w:pPr>
-        <w:spacing w:line="480" w:lineRule="auto"/>
         <w:ind w:leftChars="0" w:left="0" w:firstLineChars="0" w:firstLine="0"/>
         <w:jc w:val="center"/>
         <w:rPr>
@@ -49999,7 +50246,7 @@
           <w:szCs w:val="32"/>
         </w:rPr>
       </w:pPr>
-      <w:bookmarkStart w:id="8" w:name="_Hlk214217310"/>
+      <w:bookmarkStart w:id="7" w:name="_Hlk214217310"/>
       <w:r>
         <w:rPr>
           <w:b/>
@@ -50066,7 +50313,7 @@
             </w:tcMar>
             <w:hideMark/>
           </w:tcPr>
-          <w:bookmarkEnd w:id="8"/>
+          <w:bookmarkEnd w:id="7"/>
           <w:p>
             <w:pPr>
               <w:ind w:left="0" w:hanging="2"/>
@@ -55575,28 +55822,28 @@
 </file>
 
 <file path=customXml/item1.xml><?xml version="1.0" encoding="utf-8"?>
+<b:Sources xmlns:b="http://schemas.openxmlformats.org/officeDocument/2006/bibliography" xmlns="http://schemas.openxmlformats.org/officeDocument/2006/bibliography" SelectedStyle="\APASixthEditionOfficeOnline.xsl" StyleName="APA" Version="6"/>
+</file>
+
+<file path=customXml/item2.xml><?xml version="1.0" encoding="utf-8"?>
 <go:gDocsCustomXmlDataStorage xmlns:go="http://customooxmlschemas.google.com/" xmlns:r="http://schemas.openxmlformats.org/officeDocument/2006/relationships" uri="GoogleDocsCustomDataVersion2">
   <go:docsCustomData xmlns:go="http://customooxmlschemas.google.com/" roundtripDataSignature="AMtx7mhDqlZfX/xQTJH2LoW5k0hNor4+zw==">CgMxLjAaHwoBMBIaChgICVIUChJ0YWJsZS5tNm8yOXBzNW9hcmY4AHIhMTk5YW13MlZTNnNjc21JYW1FRjNsZUl5ZmdhekJKbkc1</go:docsCustomData>
 </go:gDocsCustomXmlDataStorage>
 </file>
 
-<file path=customXml/item2.xml><?xml version="1.0" encoding="utf-8"?>
-<b:Sources xmlns:b="http://schemas.openxmlformats.org/officeDocument/2006/bibliography" xmlns="http://schemas.openxmlformats.org/officeDocument/2006/bibliography" SelectedStyle="\APASixthEditionOfficeOnline.xsl" StyleName="APA" Version="6"/>
+<file path=customXml/itemProps1.xml><?xml version="1.0" encoding="utf-8"?>
+<ds:datastoreItem xmlns:ds="http://schemas.openxmlformats.org/officeDocument/2006/customXml" ds:itemID="{22132985-FE5B-4289-8888-26BF9381A523}">
+  <ds:schemaRefs>
+    <ds:schemaRef ds:uri="http://schemas.openxmlformats.org/officeDocument/2006/bibliography"/>
+  </ds:schemaRefs>
+</ds:datastoreItem>
 </file>
 
-<file path=customXml/itemProps1.xml><?xml version="1.0" encoding="utf-8"?>
+<file path=customXml/itemProps2.xml><?xml version="1.0" encoding="utf-8"?>
 <ds:datastoreItem xmlns:ds="http://schemas.openxmlformats.org/officeDocument/2006/customXml" ds:itemID="{11111111-1234-1234-1234-123412341234}">
   <ds:schemaRefs>
     <ds:schemaRef ds:uri="http://customooxmlschemas.google.com/"/>
     <ds:schemaRef ds:uri="http://schemas.openxmlformats.org/officeDocument/2006/relationships"/>
   </ds:schemaRefs>
 </ds:datastoreItem>
-</file>
-
-<file path=customXml/itemProps2.xml><?xml version="1.0" encoding="utf-8"?>
-<ds:datastoreItem xmlns:ds="http://schemas.openxmlformats.org/officeDocument/2006/customXml" ds:itemID="{22132985-FE5B-4289-8888-26BF9381A523}">
-  <ds:schemaRefs>
-    <ds:schemaRef ds:uri="http://schemas.openxmlformats.org/officeDocument/2006/bibliography"/>
-  </ds:schemaRefs>
-</ds:datastoreItem>
 </file>